--- a/Unterricht/src/T37_HeapStackGC/garbageCollector/GarabageCollectorAufgaben.docx
+++ b/Unterricht/src/T37_HeapStackGC/garbageCollector/GarabageCollectorAufgaben.docx
@@ -90,14 +90,6 @@
     </w:p>
     <w:p>
       <w:pPr>
-        <w:ind w:left="720"/>
-      </w:pPr>
-      <w:r>
-        <w:t>Die Variablen werden im Stack gespeichert. (LIFO – Last In – First Out)</w:t>
-      </w:r>
-    </w:p>
-    <w:p>
-      <w:pPr>
         <w:numPr>
           <w:ilvl w:val="0"/>
           <w:numId w:val="26"/>
@@ -108,11 +100,6 @@
       </w:r>
     </w:p>
     <w:p>
-      <w:r>
-        <w:t xml:space="preserve"> Die Objekte wiederum werden im Heap gespeichert. Der HEAP ist ein dynamischer Speicherplatz </w:t>
-      </w:r>
-    </w:p>
-    <w:p>
       <w:pPr>
         <w:numPr>
           <w:ilvl w:val="0"/>
@@ -124,34 +111,6 @@
       </w:r>
     </w:p>
     <w:p>
-      <w:r>
-        <w:t>W</w:t>
-      </w:r>
-      <w:r>
-        <w:t>eine Methode aufgerufen wird, wird ein neuer Stack-Frame erstellt</w:t>
-      </w:r>
-      <w:r>
-        <w:t>. Sie enthält</w:t>
-      </w:r>
-      <w:r>
-        <w:t xml:space="preserve"> die lokalen Variablen</w:t>
-      </w:r>
-      <w:r>
-        <w:t xml:space="preserve">, auch Referenzen auf </w:t>
-      </w:r>
-      <w:proofErr w:type="gramStart"/>
-      <w:r>
-        <w:t xml:space="preserve">Objekte, </w:t>
-      </w:r>
-      <w:r>
-        <w:t xml:space="preserve"> dieser</w:t>
-      </w:r>
-      <w:proofErr w:type="gramEnd"/>
-      <w:r>
-        <w:t xml:space="preserve"> Methode. Wenn die Methode beendet wird, wird der Stack-Frame wieder entfernt.</w:t>
-      </w:r>
-    </w:p>
-    <w:p>
       <w:pPr>
         <w:numPr>
           <w:ilvl w:val="0"/>
@@ -202,23 +161,7 @@
     </w:p>
     <w:p>
       <w:r>
-        <w:t xml:space="preserve">Wie viele Objekte sind für den </w:t>
-      </w:r>
-      <w:proofErr w:type="spellStart"/>
-      <w:r>
-        <w:t>Garbage</w:t>
-      </w:r>
-      <w:proofErr w:type="spellEnd"/>
-      <w:r>
-        <w:t xml:space="preserve"> </w:t>
-      </w:r>
-      <w:proofErr w:type="spellStart"/>
-      <w:r>
-        <w:t>Collector</w:t>
-      </w:r>
-      <w:proofErr w:type="spellEnd"/>
-      <w:r>
-        <w:t xml:space="preserve"> verfügbar und warum? </w:t>
+        <w:t xml:space="preserve">Wie viele Objekte sind für den Garbage Collector verfügbar und warum? </w:t>
       </w:r>
     </w:p>
     <w:p>
@@ -246,7 +189,6 @@
         <w:rPr>
           <w:noProof/>
         </w:rPr>
-        <w:lastRenderedPageBreak/>
         <w:drawing>
           <wp:inline distT="0" distB="0" distL="0" distR="0" wp14:anchorId="125447F6" wp14:editId="4BB57C67">
             <wp:extent cx="5760720" cy="4470400"/>
@@ -286,6 +228,7 @@
     </w:p>
     <w:p>
       <w:r>
+        <w:lastRenderedPageBreak/>
         <w:t xml:space="preserve">Erklärung: </w:t>
       </w:r>
     </w:p>
@@ -403,7 +346,6 @@
           <w:szCs w:val="28"/>
           <w:u w:val="single"/>
         </w:rPr>
-        <w:lastRenderedPageBreak/>
         <w:t xml:space="preserve">Aufgabe </w:t>
       </w:r>
       <w:r>
@@ -417,23 +359,7 @@
     </w:p>
     <w:p>
       <w:r>
-        <w:t xml:space="preserve">Wie viele Objekte sind für den </w:t>
-      </w:r>
-      <w:proofErr w:type="spellStart"/>
-      <w:r>
-        <w:t>Garbage</w:t>
-      </w:r>
-      <w:proofErr w:type="spellEnd"/>
-      <w:r>
-        <w:t xml:space="preserve"> </w:t>
-      </w:r>
-      <w:proofErr w:type="spellStart"/>
-      <w:r>
-        <w:t>Collector</w:t>
-      </w:r>
-      <w:proofErr w:type="spellEnd"/>
-      <w:r>
-        <w:t xml:space="preserve"> verfügbar und warum? </w:t>
+        <w:t xml:space="preserve">Wie viele Objekte sind für den Garbage Collector verfügbar und warum? </w:t>
       </w:r>
     </w:p>
     <w:p>
@@ -474,7 +400,6 @@
           <w14:ligatures w14:val="none"/>
         </w:rPr>
       </w:pPr>
-      <w:proofErr w:type="spellStart"/>
       <w:r>
         <w:rPr>
           <w:rFonts w:ascii="Courier New" w:eastAsia="Times New Roman" w:hAnsi="Courier New" w:cs="Courier New"/>
@@ -485,9 +410,82 @@
           <w:lang w:eastAsia="de-DE"/>
           <w14:ligatures w14:val="none"/>
         </w:rPr>
-        <w:t>public</w:t>
-      </w:r>
-      <w:proofErr w:type="spellEnd"/>
+        <w:t xml:space="preserve">public class </w:t>
+      </w:r>
+      <w:r>
+        <w:rPr>
+          <w:rFonts w:ascii="Courier New" w:eastAsia="Times New Roman" w:hAnsi="Courier New" w:cs="Courier New"/>
+          <w:color w:val="BCBEC4"/>
+          <w:kern w:val="0"/>
+          <w:sz w:val="20"/>
+          <w:szCs w:val="20"/>
+          <w:lang w:eastAsia="de-DE"/>
+          <w14:ligatures w14:val="none"/>
+        </w:rPr>
+        <w:t>EinfachesBeispiel {</w:t>
+      </w:r>
+      <w:r>
+        <w:rPr>
+          <w:rFonts w:ascii="Courier New" w:eastAsia="Times New Roman" w:hAnsi="Courier New" w:cs="Courier New"/>
+          <w:color w:val="BCBEC4"/>
+          <w:kern w:val="0"/>
+          <w:sz w:val="20"/>
+          <w:szCs w:val="20"/>
+          <w:lang w:eastAsia="de-DE"/>
+          <w14:ligatures w14:val="none"/>
+        </w:rPr>
+        <w:br/>
+        <w:t xml:space="preserve">    EinfachesBeispiel </w:t>
+      </w:r>
+      <w:r>
+        <w:rPr>
+          <w:rFonts w:ascii="Courier New" w:eastAsia="Times New Roman" w:hAnsi="Courier New" w:cs="Courier New"/>
+          <w:color w:val="C77DBB"/>
+          <w:kern w:val="0"/>
+          <w:sz w:val="20"/>
+          <w:szCs w:val="20"/>
+          <w:lang w:eastAsia="de-DE"/>
+          <w14:ligatures w14:val="none"/>
+        </w:rPr>
+        <w:t>eB</w:t>
+      </w:r>
+      <w:r>
+        <w:rPr>
+          <w:rFonts w:ascii="Courier New" w:eastAsia="Times New Roman" w:hAnsi="Courier New" w:cs="Courier New"/>
+          <w:color w:val="BCBEC4"/>
+          <w:kern w:val="0"/>
+          <w:sz w:val="20"/>
+          <w:szCs w:val="20"/>
+          <w:lang w:eastAsia="de-DE"/>
+          <w14:ligatures w14:val="none"/>
+        </w:rPr>
+        <w:t>;</w:t>
+      </w:r>
+      <w:r>
+        <w:rPr>
+          <w:rFonts w:ascii="Courier New" w:eastAsia="Times New Roman" w:hAnsi="Courier New" w:cs="Courier New"/>
+          <w:color w:val="BCBEC4"/>
+          <w:kern w:val="0"/>
+          <w:sz w:val="20"/>
+          <w:szCs w:val="20"/>
+          <w:lang w:eastAsia="de-DE"/>
+          <w14:ligatures w14:val="none"/>
+        </w:rPr>
+        <w:br/>
+      </w:r>
+      <w:r>
+        <w:rPr>
+          <w:rFonts w:ascii="Courier New" w:eastAsia="Times New Roman" w:hAnsi="Courier New" w:cs="Courier New"/>
+          <w:color w:val="BCBEC4"/>
+          <w:kern w:val="0"/>
+          <w:sz w:val="20"/>
+          <w:szCs w:val="20"/>
+          <w:lang w:eastAsia="de-DE"/>
+          <w14:ligatures w14:val="none"/>
+        </w:rPr>
+        <w:br/>
+        <w:t xml:space="preserve">    </w:t>
+      </w:r>
       <w:r>
         <w:rPr>
           <w:rFonts w:ascii="Courier New" w:eastAsia="Times New Roman" w:hAnsi="Courier New" w:cs="Courier New"/>
@@ -498,9 +496,45 @@
           <w:lang w:eastAsia="de-DE"/>
           <w14:ligatures w14:val="none"/>
         </w:rPr>
-        <w:t xml:space="preserve"> </w:t>
-      </w:r>
-      <w:proofErr w:type="spellStart"/>
+        <w:t xml:space="preserve">public static void </w:t>
+      </w:r>
+      <w:r>
+        <w:rPr>
+          <w:rFonts w:ascii="Courier New" w:eastAsia="Times New Roman" w:hAnsi="Courier New" w:cs="Courier New"/>
+          <w:color w:val="56A8F5"/>
+          <w:kern w:val="0"/>
+          <w:sz w:val="20"/>
+          <w:szCs w:val="20"/>
+          <w:lang w:eastAsia="de-DE"/>
+          <w14:ligatures w14:val="none"/>
+        </w:rPr>
+        <w:t>main</w:t>
+      </w:r>
+      <w:r>
+        <w:rPr>
+          <w:rFonts w:ascii="Courier New" w:eastAsia="Times New Roman" w:hAnsi="Courier New" w:cs="Courier New"/>
+          <w:color w:val="BCBEC4"/>
+          <w:kern w:val="0"/>
+          <w:sz w:val="20"/>
+          <w:szCs w:val="20"/>
+          <w:lang w:eastAsia="de-DE"/>
+          <w14:ligatures w14:val="none"/>
+        </w:rPr>
+        <w:t>(String[] args) {</w:t>
+      </w:r>
+      <w:r>
+        <w:rPr>
+          <w:rFonts w:ascii="Courier New" w:eastAsia="Times New Roman" w:hAnsi="Courier New" w:cs="Courier New"/>
+          <w:color w:val="BCBEC4"/>
+          <w:kern w:val="0"/>
+          <w:sz w:val="20"/>
+          <w:szCs w:val="20"/>
+          <w:lang w:eastAsia="de-DE"/>
+          <w14:ligatures w14:val="none"/>
+        </w:rPr>
+        <w:br/>
+        <w:t xml:space="preserve">        EinfachesBeispiel eb1 = </w:t>
+      </w:r>
       <w:r>
         <w:rPr>
           <w:rFonts w:ascii="Courier New" w:eastAsia="Times New Roman" w:hAnsi="Courier New" w:cs="Courier New"/>
@@ -511,9 +545,33 @@
           <w:lang w:eastAsia="de-DE"/>
           <w14:ligatures w14:val="none"/>
         </w:rPr>
-        <w:t>class</w:t>
-      </w:r>
-      <w:proofErr w:type="spellEnd"/>
+        <w:t xml:space="preserve">new </w:t>
+      </w:r>
+      <w:r>
+        <w:rPr>
+          <w:rFonts w:ascii="Courier New" w:eastAsia="Times New Roman" w:hAnsi="Courier New" w:cs="Courier New"/>
+          <w:color w:val="BCBEC4"/>
+          <w:kern w:val="0"/>
+          <w:sz w:val="20"/>
+          <w:szCs w:val="20"/>
+          <w:lang w:eastAsia="de-DE"/>
+          <w14:ligatures w14:val="none"/>
+        </w:rPr>
+        <w:t>EinfachesBeispiel();</w:t>
+      </w:r>
+      <w:r>
+        <w:rPr>
+          <w:rFonts w:ascii="Courier New" w:eastAsia="Times New Roman" w:hAnsi="Courier New" w:cs="Courier New"/>
+          <w:color w:val="BCBEC4"/>
+          <w:kern w:val="0"/>
+          <w:sz w:val="20"/>
+          <w:szCs w:val="20"/>
+          <w:lang w:eastAsia="de-DE"/>
+          <w14:ligatures w14:val="none"/>
+        </w:rPr>
+        <w:br/>
+        <w:t xml:space="preserve">        EinfachesBeispiel eb2 = </w:t>
+      </w:r>
       <w:r>
         <w:rPr>
           <w:rFonts w:ascii="Courier New" w:eastAsia="Times New Roman" w:hAnsi="Courier New" w:cs="Courier New"/>
@@ -524,74 +582,82 @@
           <w:lang w:eastAsia="de-DE"/>
           <w14:ligatures w14:val="none"/>
         </w:rPr>
-        <w:t xml:space="preserve"> </w:t>
-      </w:r>
-      <w:proofErr w:type="spellStart"/>
-      <w:r>
-        <w:rPr>
-          <w:rFonts w:ascii="Courier New" w:eastAsia="Times New Roman" w:hAnsi="Courier New" w:cs="Courier New"/>
-          <w:color w:val="BCBEC4"/>
-          <w:kern w:val="0"/>
-          <w:sz w:val="20"/>
-          <w:szCs w:val="20"/>
-          <w:lang w:eastAsia="de-DE"/>
-          <w14:ligatures w14:val="none"/>
-        </w:rPr>
-        <w:t>EinfachesBeispiel</w:t>
-      </w:r>
-      <w:proofErr w:type="spellEnd"/>
-      <w:r>
-        <w:rPr>
-          <w:rFonts w:ascii="Courier New" w:eastAsia="Times New Roman" w:hAnsi="Courier New" w:cs="Courier New"/>
-          <w:color w:val="BCBEC4"/>
-          <w:kern w:val="0"/>
-          <w:sz w:val="20"/>
-          <w:szCs w:val="20"/>
-          <w:lang w:eastAsia="de-DE"/>
-          <w14:ligatures w14:val="none"/>
-        </w:rPr>
-        <w:t xml:space="preserve"> {</w:t>
-      </w:r>
-      <w:r>
-        <w:rPr>
-          <w:rFonts w:ascii="Courier New" w:eastAsia="Times New Roman" w:hAnsi="Courier New" w:cs="Courier New"/>
-          <w:color w:val="BCBEC4"/>
-          <w:kern w:val="0"/>
-          <w:sz w:val="20"/>
-          <w:szCs w:val="20"/>
-          <w:lang w:eastAsia="de-DE"/>
-          <w14:ligatures w14:val="none"/>
-        </w:rPr>
-        <w:br/>
-        <w:t xml:space="preserve">    </w:t>
-      </w:r>
-      <w:proofErr w:type="spellStart"/>
-      <w:r>
-        <w:rPr>
-          <w:rFonts w:ascii="Courier New" w:eastAsia="Times New Roman" w:hAnsi="Courier New" w:cs="Courier New"/>
-          <w:color w:val="BCBEC4"/>
-          <w:kern w:val="0"/>
-          <w:sz w:val="20"/>
-          <w:szCs w:val="20"/>
-          <w:lang w:eastAsia="de-DE"/>
-          <w14:ligatures w14:val="none"/>
-        </w:rPr>
-        <w:t>EinfachesBeispiel</w:t>
-      </w:r>
-      <w:proofErr w:type="spellEnd"/>
-      <w:r>
-        <w:rPr>
-          <w:rFonts w:ascii="Courier New" w:eastAsia="Times New Roman" w:hAnsi="Courier New" w:cs="Courier New"/>
-          <w:color w:val="BCBEC4"/>
-          <w:kern w:val="0"/>
-          <w:sz w:val="20"/>
-          <w:szCs w:val="20"/>
-          <w:lang w:eastAsia="de-DE"/>
-          <w14:ligatures w14:val="none"/>
-        </w:rPr>
-        <w:t xml:space="preserve"> </w:t>
-      </w:r>
-      <w:proofErr w:type="spellStart"/>
+        <w:t xml:space="preserve">new </w:t>
+      </w:r>
+      <w:r>
+        <w:rPr>
+          <w:rFonts w:ascii="Courier New" w:eastAsia="Times New Roman" w:hAnsi="Courier New" w:cs="Courier New"/>
+          <w:color w:val="BCBEC4"/>
+          <w:kern w:val="0"/>
+          <w:sz w:val="20"/>
+          <w:szCs w:val="20"/>
+          <w:lang w:eastAsia="de-DE"/>
+          <w14:ligatures w14:val="none"/>
+        </w:rPr>
+        <w:t>EinfachesBeispiel();</w:t>
+      </w:r>
+      <w:r>
+        <w:rPr>
+          <w:rFonts w:ascii="Courier New" w:eastAsia="Times New Roman" w:hAnsi="Courier New" w:cs="Courier New"/>
+          <w:color w:val="BCBEC4"/>
+          <w:kern w:val="0"/>
+          <w:sz w:val="20"/>
+          <w:szCs w:val="20"/>
+          <w:lang w:eastAsia="de-DE"/>
+          <w14:ligatures w14:val="none"/>
+        </w:rPr>
+        <w:br/>
+        <w:t xml:space="preserve">        EinfachesBeispiel eb3 = </w:t>
+      </w:r>
+      <w:r>
+        <w:rPr>
+          <w:rFonts w:ascii="Courier New" w:eastAsia="Times New Roman" w:hAnsi="Courier New" w:cs="Courier New"/>
+          <w:color w:val="CF8E6D"/>
+          <w:kern w:val="0"/>
+          <w:sz w:val="20"/>
+          <w:szCs w:val="20"/>
+          <w:lang w:eastAsia="de-DE"/>
+          <w14:ligatures w14:val="none"/>
+        </w:rPr>
+        <w:t xml:space="preserve">new </w:t>
+      </w:r>
+      <w:r>
+        <w:rPr>
+          <w:rFonts w:ascii="Courier New" w:eastAsia="Times New Roman" w:hAnsi="Courier New" w:cs="Courier New"/>
+          <w:color w:val="BCBEC4"/>
+          <w:kern w:val="0"/>
+          <w:sz w:val="20"/>
+          <w:szCs w:val="20"/>
+          <w:lang w:eastAsia="de-DE"/>
+          <w14:ligatures w14:val="none"/>
+        </w:rPr>
+        <w:t>EinfachesBeispiel();</w:t>
+      </w:r>
+      <w:r>
+        <w:rPr>
+          <w:rFonts w:ascii="Courier New" w:eastAsia="Times New Roman" w:hAnsi="Courier New" w:cs="Courier New"/>
+          <w:color w:val="BCBEC4"/>
+          <w:kern w:val="0"/>
+          <w:sz w:val="20"/>
+          <w:szCs w:val="20"/>
+          <w:lang w:eastAsia="de-DE"/>
+          <w14:ligatures w14:val="none"/>
+        </w:rPr>
+        <w:br/>
+      </w:r>
+      <w:r>
+        <w:rPr>
+          <w:rFonts w:ascii="Courier New" w:eastAsia="Times New Roman" w:hAnsi="Courier New" w:cs="Courier New"/>
+          <w:color w:val="BCBEC4"/>
+          <w:kern w:val="0"/>
+          <w:sz w:val="20"/>
+          <w:szCs w:val="20"/>
+          <w:lang w:eastAsia="de-DE"/>
+          <w14:ligatures w14:val="none"/>
+        </w:rPr>
+        <w:br/>
+        <w:t xml:space="preserve">        eb1.</w:t>
+      </w:r>
       <w:r>
         <w:rPr>
           <w:rFonts w:ascii="Courier New" w:eastAsia="Times New Roman" w:hAnsi="Courier New" w:cs="Courier New"/>
@@ -602,9 +668,131 @@
           <w:lang w:eastAsia="de-DE"/>
           <w14:ligatures w14:val="none"/>
         </w:rPr>
-        <w:t>eB</w:t>
-      </w:r>
-      <w:proofErr w:type="spellEnd"/>
+        <w:t xml:space="preserve">eB </w:t>
+      </w:r>
+      <w:r>
+        <w:rPr>
+          <w:rFonts w:ascii="Courier New" w:eastAsia="Times New Roman" w:hAnsi="Courier New" w:cs="Courier New"/>
+          <w:color w:val="BCBEC4"/>
+          <w:kern w:val="0"/>
+          <w:sz w:val="20"/>
+          <w:szCs w:val="20"/>
+          <w:lang w:eastAsia="de-DE"/>
+          <w14:ligatures w14:val="none"/>
+        </w:rPr>
+        <w:t>= eb2;</w:t>
+      </w:r>
+      <w:r>
+        <w:rPr>
+          <w:rFonts w:ascii="Courier New" w:eastAsia="Times New Roman" w:hAnsi="Courier New" w:cs="Courier New"/>
+          <w:color w:val="BCBEC4"/>
+          <w:kern w:val="0"/>
+          <w:sz w:val="20"/>
+          <w:szCs w:val="20"/>
+          <w:lang w:eastAsia="de-DE"/>
+          <w14:ligatures w14:val="none"/>
+        </w:rPr>
+        <w:br/>
+        <w:t xml:space="preserve">        eb2.</w:t>
+      </w:r>
+      <w:r>
+        <w:rPr>
+          <w:rFonts w:ascii="Courier New" w:eastAsia="Times New Roman" w:hAnsi="Courier New" w:cs="Courier New"/>
+          <w:color w:val="C77DBB"/>
+          <w:kern w:val="0"/>
+          <w:sz w:val="20"/>
+          <w:szCs w:val="20"/>
+          <w:lang w:eastAsia="de-DE"/>
+          <w14:ligatures w14:val="none"/>
+        </w:rPr>
+        <w:t xml:space="preserve">eB </w:t>
+      </w:r>
+      <w:r>
+        <w:rPr>
+          <w:rFonts w:ascii="Courier New" w:eastAsia="Times New Roman" w:hAnsi="Courier New" w:cs="Courier New"/>
+          <w:color w:val="BCBEC4"/>
+          <w:kern w:val="0"/>
+          <w:sz w:val="20"/>
+          <w:szCs w:val="20"/>
+          <w:lang w:eastAsia="de-DE"/>
+          <w14:ligatures w14:val="none"/>
+        </w:rPr>
+        <w:t>= eb3;</w:t>
+      </w:r>
+      <w:r>
+        <w:rPr>
+          <w:rFonts w:ascii="Courier New" w:eastAsia="Times New Roman" w:hAnsi="Courier New" w:cs="Courier New"/>
+          <w:color w:val="BCBEC4"/>
+          <w:kern w:val="0"/>
+          <w:sz w:val="20"/>
+          <w:szCs w:val="20"/>
+          <w:lang w:eastAsia="de-DE"/>
+          <w14:ligatures w14:val="none"/>
+        </w:rPr>
+        <w:br/>
+        <w:t xml:space="preserve">        eb3.</w:t>
+      </w:r>
+      <w:r>
+        <w:rPr>
+          <w:rFonts w:ascii="Courier New" w:eastAsia="Times New Roman" w:hAnsi="Courier New" w:cs="Courier New"/>
+          <w:color w:val="C77DBB"/>
+          <w:kern w:val="0"/>
+          <w:sz w:val="20"/>
+          <w:szCs w:val="20"/>
+          <w:lang w:eastAsia="de-DE"/>
+          <w14:ligatures w14:val="none"/>
+        </w:rPr>
+        <w:t xml:space="preserve">eB </w:t>
+      </w:r>
+      <w:r>
+        <w:rPr>
+          <w:rFonts w:ascii="Courier New" w:eastAsia="Times New Roman" w:hAnsi="Courier New" w:cs="Courier New"/>
+          <w:color w:val="BCBEC4"/>
+          <w:kern w:val="0"/>
+          <w:sz w:val="20"/>
+          <w:szCs w:val="20"/>
+          <w:lang w:eastAsia="de-DE"/>
+          <w14:ligatures w14:val="none"/>
+        </w:rPr>
+        <w:t>= eb1;</w:t>
+      </w:r>
+      <w:r>
+        <w:rPr>
+          <w:rFonts w:ascii="Courier New" w:eastAsia="Times New Roman" w:hAnsi="Courier New" w:cs="Courier New"/>
+          <w:color w:val="BCBEC4"/>
+          <w:kern w:val="0"/>
+          <w:sz w:val="20"/>
+          <w:szCs w:val="20"/>
+          <w:lang w:eastAsia="de-DE"/>
+          <w14:ligatures w14:val="none"/>
+        </w:rPr>
+        <w:br/>
+      </w:r>
+      <w:r>
+        <w:rPr>
+          <w:rFonts w:ascii="Courier New" w:eastAsia="Times New Roman" w:hAnsi="Courier New" w:cs="Courier New"/>
+          <w:color w:val="BCBEC4"/>
+          <w:kern w:val="0"/>
+          <w:sz w:val="20"/>
+          <w:szCs w:val="20"/>
+          <w:lang w:eastAsia="de-DE"/>
+          <w14:ligatures w14:val="none"/>
+        </w:rPr>
+        <w:br/>
+        <w:t xml:space="preserve">        eb1 = </w:t>
+      </w:r>
+      <w:r>
+        <w:rPr>
+          <w:rFonts w:ascii="Courier New" w:eastAsia="Times New Roman" w:hAnsi="Courier New" w:cs="Courier New"/>
+          <w:color w:val="CF8E6D"/>
+          <w:kern w:val="0"/>
+          <w:sz w:val="20"/>
+          <w:szCs w:val="20"/>
+          <w:lang w:eastAsia="de-DE"/>
+          <w14:ligatures w14:val="none"/>
+        </w:rPr>
+        <w:t>null</w:t>
+      </w:r>
       <w:r>
         <w:rPr>
           <w:rFonts w:ascii="Courier New" w:eastAsia="Times New Roman" w:hAnsi="Courier New" w:cs="Courier New"/>
@@ -628,21 +816,8 @@
           <w14:ligatures w14:val="none"/>
         </w:rPr>
         <w:br/>
-      </w:r>
-      <w:r>
-        <w:rPr>
-          <w:rFonts w:ascii="Courier New" w:eastAsia="Times New Roman" w:hAnsi="Courier New" w:cs="Courier New"/>
-          <w:color w:val="BCBEC4"/>
-          <w:kern w:val="0"/>
-          <w:sz w:val="20"/>
-          <w:szCs w:val="20"/>
-          <w:lang w:eastAsia="de-DE"/>
-          <w14:ligatures w14:val="none"/>
-        </w:rPr>
-        <w:br/>
-        <w:t xml:space="preserve">    </w:t>
-      </w:r>
-      <w:proofErr w:type="spellStart"/>
+        <w:t xml:space="preserve">        eb2 = </w:t>
+      </w:r>
       <w:r>
         <w:rPr>
           <w:rFonts w:ascii="Courier New" w:eastAsia="Times New Roman" w:hAnsi="Courier New" w:cs="Courier New"/>
@@ -653,9 +828,33 @@
           <w:lang w:eastAsia="de-DE"/>
           <w14:ligatures w14:val="none"/>
         </w:rPr>
-        <w:t>public</w:t>
-      </w:r>
-      <w:proofErr w:type="spellEnd"/>
+        <w:t>null</w:t>
+      </w:r>
+      <w:r>
+        <w:rPr>
+          <w:rFonts w:ascii="Courier New" w:eastAsia="Times New Roman" w:hAnsi="Courier New" w:cs="Courier New"/>
+          <w:color w:val="BCBEC4"/>
+          <w:kern w:val="0"/>
+          <w:sz w:val="20"/>
+          <w:szCs w:val="20"/>
+          <w:lang w:eastAsia="de-DE"/>
+          <w14:ligatures w14:val="none"/>
+        </w:rPr>
+        <w:t>;</w:t>
+      </w:r>
+      <w:r>
+        <w:rPr>
+          <w:rFonts w:ascii="Courier New" w:eastAsia="Times New Roman" w:hAnsi="Courier New" w:cs="Courier New"/>
+          <w:color w:val="BCBEC4"/>
+          <w:kern w:val="0"/>
+          <w:sz w:val="20"/>
+          <w:szCs w:val="20"/>
+          <w:lang w:eastAsia="de-DE"/>
+          <w14:ligatures w14:val="none"/>
+        </w:rPr>
+        <w:br/>
+        <w:t xml:space="preserve">        eb3 = </w:t>
+      </w:r>
       <w:r>
         <w:rPr>
           <w:rFonts w:ascii="Courier New" w:eastAsia="Times New Roman" w:hAnsi="Courier New" w:cs="Courier New"/>
@@ -666,599 +865,6 @@
           <w:lang w:eastAsia="de-DE"/>
           <w14:ligatures w14:val="none"/>
         </w:rPr>
-        <w:t xml:space="preserve"> </w:t>
-      </w:r>
-      <w:proofErr w:type="spellStart"/>
-      <w:r>
-        <w:rPr>
-          <w:rFonts w:ascii="Courier New" w:eastAsia="Times New Roman" w:hAnsi="Courier New" w:cs="Courier New"/>
-          <w:color w:val="CF8E6D"/>
-          <w:kern w:val="0"/>
-          <w:sz w:val="20"/>
-          <w:szCs w:val="20"/>
-          <w:lang w:eastAsia="de-DE"/>
-          <w14:ligatures w14:val="none"/>
-        </w:rPr>
-        <w:t>static</w:t>
-      </w:r>
-      <w:proofErr w:type="spellEnd"/>
-      <w:r>
-        <w:rPr>
-          <w:rFonts w:ascii="Courier New" w:eastAsia="Times New Roman" w:hAnsi="Courier New" w:cs="Courier New"/>
-          <w:color w:val="CF8E6D"/>
-          <w:kern w:val="0"/>
-          <w:sz w:val="20"/>
-          <w:szCs w:val="20"/>
-          <w:lang w:eastAsia="de-DE"/>
-          <w14:ligatures w14:val="none"/>
-        </w:rPr>
-        <w:t xml:space="preserve"> </w:t>
-      </w:r>
-      <w:proofErr w:type="spellStart"/>
-      <w:r>
-        <w:rPr>
-          <w:rFonts w:ascii="Courier New" w:eastAsia="Times New Roman" w:hAnsi="Courier New" w:cs="Courier New"/>
-          <w:color w:val="CF8E6D"/>
-          <w:kern w:val="0"/>
-          <w:sz w:val="20"/>
-          <w:szCs w:val="20"/>
-          <w:lang w:eastAsia="de-DE"/>
-          <w14:ligatures w14:val="none"/>
-        </w:rPr>
-        <w:t>void</w:t>
-      </w:r>
-      <w:proofErr w:type="spellEnd"/>
-      <w:r>
-        <w:rPr>
-          <w:rFonts w:ascii="Courier New" w:eastAsia="Times New Roman" w:hAnsi="Courier New" w:cs="Courier New"/>
-          <w:color w:val="CF8E6D"/>
-          <w:kern w:val="0"/>
-          <w:sz w:val="20"/>
-          <w:szCs w:val="20"/>
-          <w:lang w:eastAsia="de-DE"/>
-          <w14:ligatures w14:val="none"/>
-        </w:rPr>
-        <w:t xml:space="preserve"> </w:t>
-      </w:r>
-      <w:proofErr w:type="spellStart"/>
-      <w:proofErr w:type="gramStart"/>
-      <w:r>
-        <w:rPr>
-          <w:rFonts w:ascii="Courier New" w:eastAsia="Times New Roman" w:hAnsi="Courier New" w:cs="Courier New"/>
-          <w:color w:val="56A8F5"/>
-          <w:kern w:val="0"/>
-          <w:sz w:val="20"/>
-          <w:szCs w:val="20"/>
-          <w:lang w:eastAsia="de-DE"/>
-          <w14:ligatures w14:val="none"/>
-        </w:rPr>
-        <w:t>main</w:t>
-      </w:r>
-      <w:proofErr w:type="spellEnd"/>
-      <w:r>
-        <w:rPr>
-          <w:rFonts w:ascii="Courier New" w:eastAsia="Times New Roman" w:hAnsi="Courier New" w:cs="Courier New"/>
-          <w:color w:val="BCBEC4"/>
-          <w:kern w:val="0"/>
-          <w:sz w:val="20"/>
-          <w:szCs w:val="20"/>
-          <w:lang w:eastAsia="de-DE"/>
-          <w14:ligatures w14:val="none"/>
-        </w:rPr>
-        <w:t>(String[</w:t>
-      </w:r>
-      <w:proofErr w:type="gramEnd"/>
-      <w:r>
-        <w:rPr>
-          <w:rFonts w:ascii="Courier New" w:eastAsia="Times New Roman" w:hAnsi="Courier New" w:cs="Courier New"/>
-          <w:color w:val="BCBEC4"/>
-          <w:kern w:val="0"/>
-          <w:sz w:val="20"/>
-          <w:szCs w:val="20"/>
-          <w:lang w:eastAsia="de-DE"/>
-          <w14:ligatures w14:val="none"/>
-        </w:rPr>
-        <w:t xml:space="preserve">] </w:t>
-      </w:r>
-      <w:proofErr w:type="spellStart"/>
-      <w:r>
-        <w:rPr>
-          <w:rFonts w:ascii="Courier New" w:eastAsia="Times New Roman" w:hAnsi="Courier New" w:cs="Courier New"/>
-          <w:color w:val="BCBEC4"/>
-          <w:kern w:val="0"/>
-          <w:sz w:val="20"/>
-          <w:szCs w:val="20"/>
-          <w:lang w:eastAsia="de-DE"/>
-          <w14:ligatures w14:val="none"/>
-        </w:rPr>
-        <w:t>args</w:t>
-      </w:r>
-      <w:proofErr w:type="spellEnd"/>
-      <w:r>
-        <w:rPr>
-          <w:rFonts w:ascii="Courier New" w:eastAsia="Times New Roman" w:hAnsi="Courier New" w:cs="Courier New"/>
-          <w:color w:val="BCBEC4"/>
-          <w:kern w:val="0"/>
-          <w:sz w:val="20"/>
-          <w:szCs w:val="20"/>
-          <w:lang w:eastAsia="de-DE"/>
-          <w14:ligatures w14:val="none"/>
-        </w:rPr>
-        <w:t>) {</w:t>
-      </w:r>
-      <w:r>
-        <w:rPr>
-          <w:rFonts w:ascii="Courier New" w:eastAsia="Times New Roman" w:hAnsi="Courier New" w:cs="Courier New"/>
-          <w:color w:val="BCBEC4"/>
-          <w:kern w:val="0"/>
-          <w:sz w:val="20"/>
-          <w:szCs w:val="20"/>
-          <w:lang w:eastAsia="de-DE"/>
-          <w14:ligatures w14:val="none"/>
-        </w:rPr>
-        <w:br/>
-        <w:t xml:space="preserve">        </w:t>
-      </w:r>
-      <w:proofErr w:type="spellStart"/>
-      <w:r>
-        <w:rPr>
-          <w:rFonts w:ascii="Courier New" w:eastAsia="Times New Roman" w:hAnsi="Courier New" w:cs="Courier New"/>
-          <w:color w:val="BCBEC4"/>
-          <w:kern w:val="0"/>
-          <w:sz w:val="20"/>
-          <w:szCs w:val="20"/>
-          <w:lang w:eastAsia="de-DE"/>
-          <w14:ligatures w14:val="none"/>
-        </w:rPr>
-        <w:t>EinfachesBeispiel</w:t>
-      </w:r>
-      <w:proofErr w:type="spellEnd"/>
-      <w:r>
-        <w:rPr>
-          <w:rFonts w:ascii="Courier New" w:eastAsia="Times New Roman" w:hAnsi="Courier New" w:cs="Courier New"/>
-          <w:color w:val="BCBEC4"/>
-          <w:kern w:val="0"/>
-          <w:sz w:val="20"/>
-          <w:szCs w:val="20"/>
-          <w:lang w:eastAsia="de-DE"/>
-          <w14:ligatures w14:val="none"/>
-        </w:rPr>
-        <w:t xml:space="preserve"> eb1 = </w:t>
-      </w:r>
-      <w:proofErr w:type="spellStart"/>
-      <w:r>
-        <w:rPr>
-          <w:rFonts w:ascii="Courier New" w:eastAsia="Times New Roman" w:hAnsi="Courier New" w:cs="Courier New"/>
-          <w:color w:val="CF8E6D"/>
-          <w:kern w:val="0"/>
-          <w:sz w:val="20"/>
-          <w:szCs w:val="20"/>
-          <w:lang w:eastAsia="de-DE"/>
-          <w14:ligatures w14:val="none"/>
-        </w:rPr>
-        <w:t>new</w:t>
-      </w:r>
-      <w:proofErr w:type="spellEnd"/>
-      <w:r>
-        <w:rPr>
-          <w:rFonts w:ascii="Courier New" w:eastAsia="Times New Roman" w:hAnsi="Courier New" w:cs="Courier New"/>
-          <w:color w:val="CF8E6D"/>
-          <w:kern w:val="0"/>
-          <w:sz w:val="20"/>
-          <w:szCs w:val="20"/>
-          <w:lang w:eastAsia="de-DE"/>
-          <w14:ligatures w14:val="none"/>
-        </w:rPr>
-        <w:t xml:space="preserve"> </w:t>
-      </w:r>
-      <w:proofErr w:type="spellStart"/>
-      <w:proofErr w:type="gramStart"/>
-      <w:r>
-        <w:rPr>
-          <w:rFonts w:ascii="Courier New" w:eastAsia="Times New Roman" w:hAnsi="Courier New" w:cs="Courier New"/>
-          <w:color w:val="BCBEC4"/>
-          <w:kern w:val="0"/>
-          <w:sz w:val="20"/>
-          <w:szCs w:val="20"/>
-          <w:lang w:eastAsia="de-DE"/>
-          <w14:ligatures w14:val="none"/>
-        </w:rPr>
-        <w:t>EinfachesBeispiel</w:t>
-      </w:r>
-      <w:proofErr w:type="spellEnd"/>
-      <w:r>
-        <w:rPr>
-          <w:rFonts w:ascii="Courier New" w:eastAsia="Times New Roman" w:hAnsi="Courier New" w:cs="Courier New"/>
-          <w:color w:val="BCBEC4"/>
-          <w:kern w:val="0"/>
-          <w:sz w:val="20"/>
-          <w:szCs w:val="20"/>
-          <w:lang w:eastAsia="de-DE"/>
-          <w14:ligatures w14:val="none"/>
-        </w:rPr>
-        <w:t>(</w:t>
-      </w:r>
-      <w:proofErr w:type="gramEnd"/>
-      <w:r>
-        <w:rPr>
-          <w:rFonts w:ascii="Courier New" w:eastAsia="Times New Roman" w:hAnsi="Courier New" w:cs="Courier New"/>
-          <w:color w:val="BCBEC4"/>
-          <w:kern w:val="0"/>
-          <w:sz w:val="20"/>
-          <w:szCs w:val="20"/>
-          <w:lang w:eastAsia="de-DE"/>
-          <w14:ligatures w14:val="none"/>
-        </w:rPr>
-        <w:t>);</w:t>
-      </w:r>
-      <w:r>
-        <w:rPr>
-          <w:rFonts w:ascii="Courier New" w:eastAsia="Times New Roman" w:hAnsi="Courier New" w:cs="Courier New"/>
-          <w:color w:val="BCBEC4"/>
-          <w:kern w:val="0"/>
-          <w:sz w:val="20"/>
-          <w:szCs w:val="20"/>
-          <w:lang w:eastAsia="de-DE"/>
-          <w14:ligatures w14:val="none"/>
-        </w:rPr>
-        <w:br/>
-        <w:t xml:space="preserve">        </w:t>
-      </w:r>
-      <w:proofErr w:type="spellStart"/>
-      <w:r>
-        <w:rPr>
-          <w:rFonts w:ascii="Courier New" w:eastAsia="Times New Roman" w:hAnsi="Courier New" w:cs="Courier New"/>
-          <w:color w:val="BCBEC4"/>
-          <w:kern w:val="0"/>
-          <w:sz w:val="20"/>
-          <w:szCs w:val="20"/>
-          <w:lang w:eastAsia="de-DE"/>
-          <w14:ligatures w14:val="none"/>
-        </w:rPr>
-        <w:t>EinfachesBeispiel</w:t>
-      </w:r>
-      <w:proofErr w:type="spellEnd"/>
-      <w:r>
-        <w:rPr>
-          <w:rFonts w:ascii="Courier New" w:eastAsia="Times New Roman" w:hAnsi="Courier New" w:cs="Courier New"/>
-          <w:color w:val="BCBEC4"/>
-          <w:kern w:val="0"/>
-          <w:sz w:val="20"/>
-          <w:szCs w:val="20"/>
-          <w:lang w:eastAsia="de-DE"/>
-          <w14:ligatures w14:val="none"/>
-        </w:rPr>
-        <w:t xml:space="preserve"> eb2 = </w:t>
-      </w:r>
-      <w:proofErr w:type="spellStart"/>
-      <w:r>
-        <w:rPr>
-          <w:rFonts w:ascii="Courier New" w:eastAsia="Times New Roman" w:hAnsi="Courier New" w:cs="Courier New"/>
-          <w:color w:val="CF8E6D"/>
-          <w:kern w:val="0"/>
-          <w:sz w:val="20"/>
-          <w:szCs w:val="20"/>
-          <w:lang w:eastAsia="de-DE"/>
-          <w14:ligatures w14:val="none"/>
-        </w:rPr>
-        <w:t>new</w:t>
-      </w:r>
-      <w:proofErr w:type="spellEnd"/>
-      <w:r>
-        <w:rPr>
-          <w:rFonts w:ascii="Courier New" w:eastAsia="Times New Roman" w:hAnsi="Courier New" w:cs="Courier New"/>
-          <w:color w:val="CF8E6D"/>
-          <w:kern w:val="0"/>
-          <w:sz w:val="20"/>
-          <w:szCs w:val="20"/>
-          <w:lang w:eastAsia="de-DE"/>
-          <w14:ligatures w14:val="none"/>
-        </w:rPr>
-        <w:t xml:space="preserve"> </w:t>
-      </w:r>
-      <w:proofErr w:type="spellStart"/>
-      <w:proofErr w:type="gramStart"/>
-      <w:r>
-        <w:rPr>
-          <w:rFonts w:ascii="Courier New" w:eastAsia="Times New Roman" w:hAnsi="Courier New" w:cs="Courier New"/>
-          <w:color w:val="BCBEC4"/>
-          <w:kern w:val="0"/>
-          <w:sz w:val="20"/>
-          <w:szCs w:val="20"/>
-          <w:lang w:eastAsia="de-DE"/>
-          <w14:ligatures w14:val="none"/>
-        </w:rPr>
-        <w:t>EinfachesBeispiel</w:t>
-      </w:r>
-      <w:proofErr w:type="spellEnd"/>
-      <w:r>
-        <w:rPr>
-          <w:rFonts w:ascii="Courier New" w:eastAsia="Times New Roman" w:hAnsi="Courier New" w:cs="Courier New"/>
-          <w:color w:val="BCBEC4"/>
-          <w:kern w:val="0"/>
-          <w:sz w:val="20"/>
-          <w:szCs w:val="20"/>
-          <w:lang w:eastAsia="de-DE"/>
-          <w14:ligatures w14:val="none"/>
-        </w:rPr>
-        <w:t>(</w:t>
-      </w:r>
-      <w:proofErr w:type="gramEnd"/>
-      <w:r>
-        <w:rPr>
-          <w:rFonts w:ascii="Courier New" w:eastAsia="Times New Roman" w:hAnsi="Courier New" w:cs="Courier New"/>
-          <w:color w:val="BCBEC4"/>
-          <w:kern w:val="0"/>
-          <w:sz w:val="20"/>
-          <w:szCs w:val="20"/>
-          <w:lang w:eastAsia="de-DE"/>
-          <w14:ligatures w14:val="none"/>
-        </w:rPr>
-        <w:t>);</w:t>
-      </w:r>
-      <w:r>
-        <w:rPr>
-          <w:rFonts w:ascii="Courier New" w:eastAsia="Times New Roman" w:hAnsi="Courier New" w:cs="Courier New"/>
-          <w:color w:val="BCBEC4"/>
-          <w:kern w:val="0"/>
-          <w:sz w:val="20"/>
-          <w:szCs w:val="20"/>
-          <w:lang w:eastAsia="de-DE"/>
-          <w14:ligatures w14:val="none"/>
-        </w:rPr>
-        <w:br/>
-        <w:t xml:space="preserve">        </w:t>
-      </w:r>
-      <w:proofErr w:type="spellStart"/>
-      <w:r>
-        <w:rPr>
-          <w:rFonts w:ascii="Courier New" w:eastAsia="Times New Roman" w:hAnsi="Courier New" w:cs="Courier New"/>
-          <w:color w:val="BCBEC4"/>
-          <w:kern w:val="0"/>
-          <w:sz w:val="20"/>
-          <w:szCs w:val="20"/>
-          <w:lang w:eastAsia="de-DE"/>
-          <w14:ligatures w14:val="none"/>
-        </w:rPr>
-        <w:t>EinfachesBeispiel</w:t>
-      </w:r>
-      <w:proofErr w:type="spellEnd"/>
-      <w:r>
-        <w:rPr>
-          <w:rFonts w:ascii="Courier New" w:eastAsia="Times New Roman" w:hAnsi="Courier New" w:cs="Courier New"/>
-          <w:color w:val="BCBEC4"/>
-          <w:kern w:val="0"/>
-          <w:sz w:val="20"/>
-          <w:szCs w:val="20"/>
-          <w:lang w:eastAsia="de-DE"/>
-          <w14:ligatures w14:val="none"/>
-        </w:rPr>
-        <w:t xml:space="preserve"> eb3 = </w:t>
-      </w:r>
-      <w:proofErr w:type="spellStart"/>
-      <w:r>
-        <w:rPr>
-          <w:rFonts w:ascii="Courier New" w:eastAsia="Times New Roman" w:hAnsi="Courier New" w:cs="Courier New"/>
-          <w:color w:val="CF8E6D"/>
-          <w:kern w:val="0"/>
-          <w:sz w:val="20"/>
-          <w:szCs w:val="20"/>
-          <w:lang w:eastAsia="de-DE"/>
-          <w14:ligatures w14:val="none"/>
-        </w:rPr>
-        <w:t>new</w:t>
-      </w:r>
-      <w:proofErr w:type="spellEnd"/>
-      <w:r>
-        <w:rPr>
-          <w:rFonts w:ascii="Courier New" w:eastAsia="Times New Roman" w:hAnsi="Courier New" w:cs="Courier New"/>
-          <w:color w:val="CF8E6D"/>
-          <w:kern w:val="0"/>
-          <w:sz w:val="20"/>
-          <w:szCs w:val="20"/>
-          <w:lang w:eastAsia="de-DE"/>
-          <w14:ligatures w14:val="none"/>
-        </w:rPr>
-        <w:t xml:space="preserve"> </w:t>
-      </w:r>
-      <w:proofErr w:type="spellStart"/>
-      <w:proofErr w:type="gramStart"/>
-      <w:r>
-        <w:rPr>
-          <w:rFonts w:ascii="Courier New" w:eastAsia="Times New Roman" w:hAnsi="Courier New" w:cs="Courier New"/>
-          <w:color w:val="BCBEC4"/>
-          <w:kern w:val="0"/>
-          <w:sz w:val="20"/>
-          <w:szCs w:val="20"/>
-          <w:lang w:eastAsia="de-DE"/>
-          <w14:ligatures w14:val="none"/>
-        </w:rPr>
-        <w:t>EinfachesBeispiel</w:t>
-      </w:r>
-      <w:proofErr w:type="spellEnd"/>
-      <w:r>
-        <w:rPr>
-          <w:rFonts w:ascii="Courier New" w:eastAsia="Times New Roman" w:hAnsi="Courier New" w:cs="Courier New"/>
-          <w:color w:val="BCBEC4"/>
-          <w:kern w:val="0"/>
-          <w:sz w:val="20"/>
-          <w:szCs w:val="20"/>
-          <w:lang w:eastAsia="de-DE"/>
-          <w14:ligatures w14:val="none"/>
-        </w:rPr>
-        <w:t>(</w:t>
-      </w:r>
-      <w:proofErr w:type="gramEnd"/>
-      <w:r>
-        <w:rPr>
-          <w:rFonts w:ascii="Courier New" w:eastAsia="Times New Roman" w:hAnsi="Courier New" w:cs="Courier New"/>
-          <w:color w:val="BCBEC4"/>
-          <w:kern w:val="0"/>
-          <w:sz w:val="20"/>
-          <w:szCs w:val="20"/>
-          <w:lang w:eastAsia="de-DE"/>
-          <w14:ligatures w14:val="none"/>
-        </w:rPr>
-        <w:t>);</w:t>
-      </w:r>
-      <w:r>
-        <w:rPr>
-          <w:rFonts w:ascii="Courier New" w:eastAsia="Times New Roman" w:hAnsi="Courier New" w:cs="Courier New"/>
-          <w:color w:val="BCBEC4"/>
-          <w:kern w:val="0"/>
-          <w:sz w:val="20"/>
-          <w:szCs w:val="20"/>
-          <w:lang w:eastAsia="de-DE"/>
-          <w14:ligatures w14:val="none"/>
-        </w:rPr>
-        <w:br/>
-      </w:r>
-      <w:r>
-        <w:rPr>
-          <w:rFonts w:ascii="Courier New" w:eastAsia="Times New Roman" w:hAnsi="Courier New" w:cs="Courier New"/>
-          <w:color w:val="BCBEC4"/>
-          <w:kern w:val="0"/>
-          <w:sz w:val="20"/>
-          <w:szCs w:val="20"/>
-          <w:lang w:eastAsia="de-DE"/>
-          <w14:ligatures w14:val="none"/>
-        </w:rPr>
-        <w:br/>
-        <w:t xml:space="preserve">        eb1.</w:t>
-      </w:r>
-      <w:r>
-        <w:rPr>
-          <w:rFonts w:ascii="Courier New" w:eastAsia="Times New Roman" w:hAnsi="Courier New" w:cs="Courier New"/>
-          <w:color w:val="C77DBB"/>
-          <w:kern w:val="0"/>
-          <w:sz w:val="20"/>
-          <w:szCs w:val="20"/>
-          <w:lang w:eastAsia="de-DE"/>
-          <w14:ligatures w14:val="none"/>
-        </w:rPr>
-        <w:t xml:space="preserve">eB </w:t>
-      </w:r>
-      <w:r>
-        <w:rPr>
-          <w:rFonts w:ascii="Courier New" w:eastAsia="Times New Roman" w:hAnsi="Courier New" w:cs="Courier New"/>
-          <w:color w:val="BCBEC4"/>
-          <w:kern w:val="0"/>
-          <w:sz w:val="20"/>
-          <w:szCs w:val="20"/>
-          <w:lang w:eastAsia="de-DE"/>
-          <w14:ligatures w14:val="none"/>
-        </w:rPr>
-        <w:t>= eb2;</w:t>
-      </w:r>
-      <w:r>
-        <w:rPr>
-          <w:rFonts w:ascii="Courier New" w:eastAsia="Times New Roman" w:hAnsi="Courier New" w:cs="Courier New"/>
-          <w:color w:val="BCBEC4"/>
-          <w:kern w:val="0"/>
-          <w:sz w:val="20"/>
-          <w:szCs w:val="20"/>
-          <w:lang w:eastAsia="de-DE"/>
-          <w14:ligatures w14:val="none"/>
-        </w:rPr>
-        <w:br/>
-        <w:t xml:space="preserve">        eb2.</w:t>
-      </w:r>
-      <w:r>
-        <w:rPr>
-          <w:rFonts w:ascii="Courier New" w:eastAsia="Times New Roman" w:hAnsi="Courier New" w:cs="Courier New"/>
-          <w:color w:val="C77DBB"/>
-          <w:kern w:val="0"/>
-          <w:sz w:val="20"/>
-          <w:szCs w:val="20"/>
-          <w:lang w:eastAsia="de-DE"/>
-          <w14:ligatures w14:val="none"/>
-        </w:rPr>
-        <w:t xml:space="preserve">eB </w:t>
-      </w:r>
-      <w:r>
-        <w:rPr>
-          <w:rFonts w:ascii="Courier New" w:eastAsia="Times New Roman" w:hAnsi="Courier New" w:cs="Courier New"/>
-          <w:color w:val="BCBEC4"/>
-          <w:kern w:val="0"/>
-          <w:sz w:val="20"/>
-          <w:szCs w:val="20"/>
-          <w:lang w:eastAsia="de-DE"/>
-          <w14:ligatures w14:val="none"/>
-        </w:rPr>
-        <w:t>= eb3;</w:t>
-      </w:r>
-      <w:r>
-        <w:rPr>
-          <w:rFonts w:ascii="Courier New" w:eastAsia="Times New Roman" w:hAnsi="Courier New" w:cs="Courier New"/>
-          <w:color w:val="BCBEC4"/>
-          <w:kern w:val="0"/>
-          <w:sz w:val="20"/>
-          <w:szCs w:val="20"/>
-          <w:lang w:eastAsia="de-DE"/>
-          <w14:ligatures w14:val="none"/>
-        </w:rPr>
-        <w:br/>
-        <w:t xml:space="preserve">        eb3.</w:t>
-      </w:r>
-      <w:r>
-        <w:rPr>
-          <w:rFonts w:ascii="Courier New" w:eastAsia="Times New Roman" w:hAnsi="Courier New" w:cs="Courier New"/>
-          <w:color w:val="C77DBB"/>
-          <w:kern w:val="0"/>
-          <w:sz w:val="20"/>
-          <w:szCs w:val="20"/>
-          <w:lang w:eastAsia="de-DE"/>
-          <w14:ligatures w14:val="none"/>
-        </w:rPr>
-        <w:t xml:space="preserve">eB </w:t>
-      </w:r>
-      <w:r>
-        <w:rPr>
-          <w:rFonts w:ascii="Courier New" w:eastAsia="Times New Roman" w:hAnsi="Courier New" w:cs="Courier New"/>
-          <w:color w:val="BCBEC4"/>
-          <w:kern w:val="0"/>
-          <w:sz w:val="20"/>
-          <w:szCs w:val="20"/>
-          <w:lang w:eastAsia="de-DE"/>
-          <w14:ligatures w14:val="none"/>
-        </w:rPr>
-        <w:t>= eb1;</w:t>
-      </w:r>
-      <w:r>
-        <w:rPr>
-          <w:rFonts w:ascii="Courier New" w:eastAsia="Times New Roman" w:hAnsi="Courier New" w:cs="Courier New"/>
-          <w:color w:val="BCBEC4"/>
-          <w:kern w:val="0"/>
-          <w:sz w:val="20"/>
-          <w:szCs w:val="20"/>
-          <w:lang w:eastAsia="de-DE"/>
-          <w14:ligatures w14:val="none"/>
-        </w:rPr>
-        <w:br/>
-      </w:r>
-      <w:r>
-        <w:rPr>
-          <w:rFonts w:ascii="Courier New" w:eastAsia="Times New Roman" w:hAnsi="Courier New" w:cs="Courier New"/>
-          <w:color w:val="BCBEC4"/>
-          <w:kern w:val="0"/>
-          <w:sz w:val="20"/>
-          <w:szCs w:val="20"/>
-          <w:lang w:eastAsia="de-DE"/>
-          <w14:ligatures w14:val="none"/>
-        </w:rPr>
-        <w:br/>
-        <w:t xml:space="preserve">        eb1 = </w:t>
-      </w:r>
-      <w:r>
-        <w:rPr>
-          <w:rFonts w:ascii="Courier New" w:eastAsia="Times New Roman" w:hAnsi="Courier New" w:cs="Courier New"/>
-          <w:color w:val="CF8E6D"/>
-          <w:kern w:val="0"/>
-          <w:sz w:val="20"/>
-          <w:szCs w:val="20"/>
-          <w:lang w:eastAsia="de-DE"/>
-          <w14:ligatures w14:val="none"/>
-        </w:rPr>
         <w:t>null</w:t>
       </w:r>
       <w:r>
@@ -1284,96 +890,8 @@
           <w14:ligatures w14:val="none"/>
         </w:rPr>
         <w:br/>
-        <w:t xml:space="preserve">        eb2 = </w:t>
-      </w:r>
-      <w:r>
-        <w:rPr>
-          <w:rFonts w:ascii="Courier New" w:eastAsia="Times New Roman" w:hAnsi="Courier New" w:cs="Courier New"/>
-          <w:color w:val="CF8E6D"/>
-          <w:kern w:val="0"/>
-          <w:sz w:val="20"/>
-          <w:szCs w:val="20"/>
-          <w:lang w:eastAsia="de-DE"/>
-          <w14:ligatures w14:val="none"/>
-        </w:rPr>
-        <w:t>null</w:t>
-      </w:r>
-      <w:r>
-        <w:rPr>
-          <w:rFonts w:ascii="Courier New" w:eastAsia="Times New Roman" w:hAnsi="Courier New" w:cs="Courier New"/>
-          <w:color w:val="BCBEC4"/>
-          <w:kern w:val="0"/>
-          <w:sz w:val="20"/>
-          <w:szCs w:val="20"/>
-          <w:lang w:eastAsia="de-DE"/>
-          <w14:ligatures w14:val="none"/>
-        </w:rPr>
-        <w:t>;</w:t>
-      </w:r>
-      <w:r>
-        <w:rPr>
-          <w:rFonts w:ascii="Courier New" w:eastAsia="Times New Roman" w:hAnsi="Courier New" w:cs="Courier New"/>
-          <w:color w:val="BCBEC4"/>
-          <w:kern w:val="0"/>
-          <w:sz w:val="20"/>
-          <w:szCs w:val="20"/>
-          <w:lang w:eastAsia="de-DE"/>
-          <w14:ligatures w14:val="none"/>
-        </w:rPr>
-        <w:br/>
-        <w:t xml:space="preserve">        eb3 = </w:t>
-      </w:r>
-      <w:r>
-        <w:rPr>
-          <w:rFonts w:ascii="Courier New" w:eastAsia="Times New Roman" w:hAnsi="Courier New" w:cs="Courier New"/>
-          <w:color w:val="CF8E6D"/>
-          <w:kern w:val="0"/>
-          <w:sz w:val="20"/>
-          <w:szCs w:val="20"/>
-          <w:lang w:eastAsia="de-DE"/>
-          <w14:ligatures w14:val="none"/>
-        </w:rPr>
-        <w:t>null</w:t>
-      </w:r>
-      <w:r>
-        <w:rPr>
-          <w:rFonts w:ascii="Courier New" w:eastAsia="Times New Roman" w:hAnsi="Courier New" w:cs="Courier New"/>
-          <w:color w:val="BCBEC4"/>
-          <w:kern w:val="0"/>
-          <w:sz w:val="20"/>
-          <w:szCs w:val="20"/>
-          <w:lang w:eastAsia="de-DE"/>
-          <w14:ligatures w14:val="none"/>
-        </w:rPr>
-        <w:t>;</w:t>
-      </w:r>
-      <w:r>
-        <w:rPr>
-          <w:rFonts w:ascii="Courier New" w:eastAsia="Times New Roman" w:hAnsi="Courier New" w:cs="Courier New"/>
-          <w:color w:val="BCBEC4"/>
-          <w:kern w:val="0"/>
-          <w:sz w:val="20"/>
-          <w:szCs w:val="20"/>
-          <w:lang w:eastAsia="de-DE"/>
-          <w14:ligatures w14:val="none"/>
-        </w:rPr>
-        <w:br/>
-        <w:t xml:space="preserve">  </w:t>
-      </w:r>
-      <w:proofErr w:type="gramStart"/>
-      <w:r>
-        <w:rPr>
-          <w:rFonts w:ascii="Courier New" w:eastAsia="Times New Roman" w:hAnsi="Courier New" w:cs="Courier New"/>
-          <w:color w:val="BCBEC4"/>
-          <w:kern w:val="0"/>
-          <w:sz w:val="20"/>
-          <w:szCs w:val="20"/>
-          <w:lang w:eastAsia="de-DE"/>
-          <w14:ligatures w14:val="none"/>
-        </w:rPr>
-        <w:t xml:space="preserve">  }</w:t>
-      </w:r>
-      <w:proofErr w:type="gramEnd"/>
+        <w:t xml:space="preserve">    }</w:t>
+      </w:r>
       <w:r>
         <w:rPr>
           <w:rFonts w:ascii="Courier New" w:eastAsia="Times New Roman" w:hAnsi="Courier New" w:cs="Courier New"/>
@@ -1392,6 +910,7 @@
     <w:p/>
     <w:p>
       <w:r>
+        <w:lastRenderedPageBreak/>
         <w:t>Erklärung</w:t>
       </w:r>
     </w:p>
@@ -1419,7 +938,6 @@
         <w:rPr>
           <w:u w:val="single"/>
         </w:rPr>
-        <w:lastRenderedPageBreak/>
         <w:t>Aufgabe 4</w:t>
       </w:r>
       <w:r>
@@ -1431,23 +949,7 @@
     </w:p>
     <w:p>
       <w:r>
-        <w:t xml:space="preserve">Wie viele Objekte sind für den </w:t>
-      </w:r>
-      <w:proofErr w:type="spellStart"/>
-      <w:r>
-        <w:t>Garbage</w:t>
-      </w:r>
-      <w:proofErr w:type="spellEnd"/>
-      <w:r>
-        <w:t xml:space="preserve"> </w:t>
-      </w:r>
-      <w:proofErr w:type="spellStart"/>
-      <w:r>
-        <w:t>Collector</w:t>
-      </w:r>
-      <w:proofErr w:type="spellEnd"/>
-      <w:r>
-        <w:t xml:space="preserve"> verfügbar und warum? </w:t>
+        <w:t xml:space="preserve">Wie viele Objekte sind für den Garbage Collector verfügbar und warum? </w:t>
       </w:r>
     </w:p>
     <w:p>
@@ -1500,7 +1002,6 @@
         </w:rPr>
         <w:br/>
       </w:r>
-      <w:proofErr w:type="spellStart"/>
       <w:r>
         <w:rPr>
           <w:rFonts w:ascii="Courier New" w:eastAsia="Times New Roman" w:hAnsi="Courier New" w:cs="Courier New"/>
@@ -1511,9 +1012,32 @@
           <w:lang w:eastAsia="de-DE"/>
           <w14:ligatures w14:val="none"/>
         </w:rPr>
-        <w:t>class</w:t>
-      </w:r>
-      <w:proofErr w:type="spellEnd"/>
+        <w:t xml:space="preserve">class </w:t>
+      </w:r>
+      <w:r>
+        <w:rPr>
+          <w:rFonts w:ascii="Courier New" w:eastAsia="Times New Roman" w:hAnsi="Courier New" w:cs="Courier New"/>
+          <w:color w:val="BCBEC4"/>
+          <w:kern w:val="0"/>
+          <w:sz w:val="20"/>
+          <w:szCs w:val="20"/>
+          <w:lang w:eastAsia="de-DE"/>
+          <w14:ligatures w14:val="none"/>
+        </w:rPr>
+        <w:t>Beta{ }</w:t>
+      </w:r>
+      <w:r>
+        <w:rPr>
+          <w:rFonts w:ascii="Courier New" w:eastAsia="Times New Roman" w:hAnsi="Courier New" w:cs="Courier New"/>
+          <w:color w:val="BCBEC4"/>
+          <w:kern w:val="0"/>
+          <w:sz w:val="20"/>
+          <w:szCs w:val="20"/>
+          <w:lang w:eastAsia="de-DE"/>
+          <w14:ligatures w14:val="none"/>
+        </w:rPr>
+        <w:br/>
+      </w:r>
       <w:r>
         <w:rPr>
           <w:rFonts w:ascii="Courier New" w:eastAsia="Times New Roman" w:hAnsi="Courier New" w:cs="Courier New"/>
@@ -1524,35 +1048,33 @@
           <w:lang w:eastAsia="de-DE"/>
           <w14:ligatures w14:val="none"/>
         </w:rPr>
-        <w:t xml:space="preserve"> </w:t>
-      </w:r>
-      <w:proofErr w:type="gramStart"/>
-      <w:r>
-        <w:rPr>
-          <w:rFonts w:ascii="Courier New" w:eastAsia="Times New Roman" w:hAnsi="Courier New" w:cs="Courier New"/>
-          <w:color w:val="BCBEC4"/>
-          <w:kern w:val="0"/>
-          <w:sz w:val="20"/>
-          <w:szCs w:val="20"/>
-          <w:lang w:eastAsia="de-DE"/>
-          <w14:ligatures w14:val="none"/>
-        </w:rPr>
-        <w:t>Beta{ }</w:t>
-      </w:r>
-      <w:proofErr w:type="gramEnd"/>
-      <w:r>
-        <w:rPr>
-          <w:rFonts w:ascii="Courier New" w:eastAsia="Times New Roman" w:hAnsi="Courier New" w:cs="Courier New"/>
-          <w:color w:val="BCBEC4"/>
-          <w:kern w:val="0"/>
-          <w:sz w:val="20"/>
-          <w:szCs w:val="20"/>
-          <w:lang w:eastAsia="de-DE"/>
-          <w14:ligatures w14:val="none"/>
-        </w:rPr>
-        <w:br/>
-      </w:r>
-      <w:proofErr w:type="spellStart"/>
+        <w:t xml:space="preserve">class </w:t>
+      </w:r>
+      <w:r>
+        <w:rPr>
+          <w:rFonts w:ascii="Courier New" w:eastAsia="Times New Roman" w:hAnsi="Courier New" w:cs="Courier New"/>
+          <w:color w:val="BCBEC4"/>
+          <w:kern w:val="0"/>
+          <w:sz w:val="20"/>
+          <w:szCs w:val="20"/>
+          <w:lang w:eastAsia="de-DE"/>
+          <w14:ligatures w14:val="none"/>
+        </w:rPr>
+        <w:t>Alpha{</w:t>
+      </w:r>
+      <w:r>
+        <w:rPr>
+          <w:rFonts w:ascii="Courier New" w:eastAsia="Times New Roman" w:hAnsi="Courier New" w:cs="Courier New"/>
+          <w:color w:val="BCBEC4"/>
+          <w:kern w:val="0"/>
+          <w:sz w:val="20"/>
+          <w:szCs w:val="20"/>
+          <w:lang w:eastAsia="de-DE"/>
+          <w14:ligatures w14:val="none"/>
+        </w:rPr>
+        <w:br/>
+        <w:t xml:space="preserve">    </w:t>
+      </w:r>
       <w:r>
         <w:rPr>
           <w:rFonts w:ascii="Courier New" w:eastAsia="Times New Roman" w:hAnsi="Courier New" w:cs="Courier New"/>
@@ -1563,73 +1085,7 @@
           <w:lang w:eastAsia="de-DE"/>
           <w14:ligatures w14:val="none"/>
         </w:rPr>
-        <w:t>class</w:t>
-      </w:r>
-      <w:proofErr w:type="spellEnd"/>
-      <w:r>
-        <w:rPr>
-          <w:rFonts w:ascii="Courier New" w:eastAsia="Times New Roman" w:hAnsi="Courier New" w:cs="Courier New"/>
-          <w:color w:val="CF8E6D"/>
-          <w:kern w:val="0"/>
-          <w:sz w:val="20"/>
-          <w:szCs w:val="20"/>
-          <w:lang w:eastAsia="de-DE"/>
-          <w14:ligatures w14:val="none"/>
-        </w:rPr>
-        <w:t xml:space="preserve"> </w:t>
-      </w:r>
-      <w:proofErr w:type="gramStart"/>
-      <w:r>
-        <w:rPr>
-          <w:rFonts w:ascii="Courier New" w:eastAsia="Times New Roman" w:hAnsi="Courier New" w:cs="Courier New"/>
-          <w:color w:val="BCBEC4"/>
-          <w:kern w:val="0"/>
-          <w:sz w:val="20"/>
-          <w:szCs w:val="20"/>
-          <w:lang w:eastAsia="de-DE"/>
-          <w14:ligatures w14:val="none"/>
-        </w:rPr>
-        <w:t>Alpha{</w:t>
-      </w:r>
-      <w:proofErr w:type="gramEnd"/>
-      <w:r>
-        <w:rPr>
-          <w:rFonts w:ascii="Courier New" w:eastAsia="Times New Roman" w:hAnsi="Courier New" w:cs="Courier New"/>
-          <w:color w:val="BCBEC4"/>
-          <w:kern w:val="0"/>
-          <w:sz w:val="20"/>
-          <w:szCs w:val="20"/>
-          <w:lang w:eastAsia="de-DE"/>
-          <w14:ligatures w14:val="none"/>
-        </w:rPr>
-        <w:br/>
-        <w:t xml:space="preserve">    </w:t>
-      </w:r>
-      <w:proofErr w:type="spellStart"/>
-      <w:r>
-        <w:rPr>
-          <w:rFonts w:ascii="Courier New" w:eastAsia="Times New Roman" w:hAnsi="Courier New" w:cs="Courier New"/>
-          <w:color w:val="CF8E6D"/>
-          <w:kern w:val="0"/>
-          <w:sz w:val="20"/>
-          <w:szCs w:val="20"/>
-          <w:lang w:eastAsia="de-DE"/>
-          <w14:ligatures w14:val="none"/>
-        </w:rPr>
-        <w:t>static</w:t>
-      </w:r>
-      <w:proofErr w:type="spellEnd"/>
-      <w:r>
-        <w:rPr>
-          <w:rFonts w:ascii="Courier New" w:eastAsia="Times New Roman" w:hAnsi="Courier New" w:cs="Courier New"/>
-          <w:color w:val="CF8E6D"/>
-          <w:kern w:val="0"/>
-          <w:sz w:val="20"/>
-          <w:szCs w:val="20"/>
-          <w:lang w:eastAsia="de-DE"/>
-          <w14:ligatures w14:val="none"/>
-        </w:rPr>
-        <w:t xml:space="preserve"> </w:t>
+        <w:t xml:space="preserve">static </w:t>
       </w:r>
       <w:r>
         <w:rPr>
@@ -1731,7 +1187,6 @@
         </w:rPr>
         <w:br/>
       </w:r>
-      <w:proofErr w:type="spellStart"/>
       <w:r>
         <w:rPr>
           <w:rFonts w:ascii="Courier New" w:eastAsia="Times New Roman" w:hAnsi="Courier New" w:cs="Courier New"/>
@@ -1742,9 +1197,33 @@
           <w:lang w:eastAsia="de-DE"/>
           <w14:ligatures w14:val="none"/>
         </w:rPr>
-        <w:t>public</w:t>
-      </w:r>
-      <w:proofErr w:type="spellEnd"/>
+        <w:t xml:space="preserve">public class </w:t>
+      </w:r>
+      <w:r>
+        <w:rPr>
+          <w:rFonts w:ascii="Courier New" w:eastAsia="Times New Roman" w:hAnsi="Courier New" w:cs="Courier New"/>
+          <w:color w:val="BCBEC4"/>
+          <w:kern w:val="0"/>
+          <w:sz w:val="20"/>
+          <w:szCs w:val="20"/>
+          <w:lang w:eastAsia="de-DE"/>
+          <w14:ligatures w14:val="none"/>
+        </w:rPr>
+        <w:t>StaticObject {</w:t>
+      </w:r>
+      <w:r>
+        <w:rPr>
+          <w:rFonts w:ascii="Courier New" w:eastAsia="Times New Roman" w:hAnsi="Courier New" w:cs="Courier New"/>
+          <w:color w:val="BCBEC4"/>
+          <w:kern w:val="0"/>
+          <w:sz w:val="20"/>
+          <w:szCs w:val="20"/>
+          <w:lang w:eastAsia="de-DE"/>
+          <w14:ligatures w14:val="none"/>
+        </w:rPr>
+        <w:br/>
+        <w:t xml:space="preserve">    </w:t>
+      </w:r>
       <w:r>
         <w:rPr>
           <w:rFonts w:ascii="Courier New" w:eastAsia="Times New Roman" w:hAnsi="Courier New" w:cs="Courier New"/>
@@ -1755,9 +1234,45 @@
           <w:lang w:eastAsia="de-DE"/>
           <w14:ligatures w14:val="none"/>
         </w:rPr>
-        <w:t xml:space="preserve"> </w:t>
-      </w:r>
-      <w:proofErr w:type="spellStart"/>
+        <w:t xml:space="preserve">public static void </w:t>
+      </w:r>
+      <w:r>
+        <w:rPr>
+          <w:rFonts w:ascii="Courier New" w:eastAsia="Times New Roman" w:hAnsi="Courier New" w:cs="Courier New"/>
+          <w:color w:val="56A8F5"/>
+          <w:kern w:val="0"/>
+          <w:sz w:val="20"/>
+          <w:szCs w:val="20"/>
+          <w:lang w:eastAsia="de-DE"/>
+          <w14:ligatures w14:val="none"/>
+        </w:rPr>
+        <w:t>main</w:t>
+      </w:r>
+      <w:r>
+        <w:rPr>
+          <w:rFonts w:ascii="Courier New" w:eastAsia="Times New Roman" w:hAnsi="Courier New" w:cs="Courier New"/>
+          <w:color w:val="BCBEC4"/>
+          <w:kern w:val="0"/>
+          <w:sz w:val="20"/>
+          <w:szCs w:val="20"/>
+          <w:lang w:eastAsia="de-DE"/>
+          <w14:ligatures w14:val="none"/>
+        </w:rPr>
+        <w:t>(String[] args) {</w:t>
+      </w:r>
+      <w:r>
+        <w:rPr>
+          <w:rFonts w:ascii="Courier New" w:eastAsia="Times New Roman" w:hAnsi="Courier New" w:cs="Courier New"/>
+          <w:color w:val="BCBEC4"/>
+          <w:kern w:val="0"/>
+          <w:sz w:val="20"/>
+          <w:szCs w:val="20"/>
+          <w:lang w:eastAsia="de-DE"/>
+          <w14:ligatures w14:val="none"/>
+        </w:rPr>
+        <w:br/>
+        <w:t xml:space="preserve">        Beta b1 = </w:t>
+      </w:r>
       <w:r>
         <w:rPr>
           <w:rFonts w:ascii="Courier New" w:eastAsia="Times New Roman" w:hAnsi="Courier New" w:cs="Courier New"/>
@@ -1768,9 +1283,33 @@
           <w:lang w:eastAsia="de-DE"/>
           <w14:ligatures w14:val="none"/>
         </w:rPr>
-        <w:t>class</w:t>
-      </w:r>
-      <w:proofErr w:type="spellEnd"/>
+        <w:t xml:space="preserve">new </w:t>
+      </w:r>
+      <w:r>
+        <w:rPr>
+          <w:rFonts w:ascii="Courier New" w:eastAsia="Times New Roman" w:hAnsi="Courier New" w:cs="Courier New"/>
+          <w:color w:val="BCBEC4"/>
+          <w:kern w:val="0"/>
+          <w:sz w:val="20"/>
+          <w:szCs w:val="20"/>
+          <w:lang w:eastAsia="de-DE"/>
+          <w14:ligatures w14:val="none"/>
+        </w:rPr>
+        <w:t>Beta();</w:t>
+      </w:r>
+      <w:r>
+        <w:rPr>
+          <w:rFonts w:ascii="Courier New" w:eastAsia="Times New Roman" w:hAnsi="Courier New" w:cs="Courier New"/>
+          <w:color w:val="BCBEC4"/>
+          <w:kern w:val="0"/>
+          <w:sz w:val="20"/>
+          <w:szCs w:val="20"/>
+          <w:lang w:eastAsia="de-DE"/>
+          <w14:ligatures w14:val="none"/>
+        </w:rPr>
+        <w:br/>
+        <w:t xml:space="preserve">        Beta b2 = </w:t>
+      </w:r>
       <w:r>
         <w:rPr>
           <w:rFonts w:ascii="Courier New" w:eastAsia="Times New Roman" w:hAnsi="Courier New" w:cs="Courier New"/>
@@ -1781,48 +1320,33 @@
           <w:lang w:eastAsia="de-DE"/>
           <w14:ligatures w14:val="none"/>
         </w:rPr>
-        <w:t xml:space="preserve"> </w:t>
-      </w:r>
-      <w:proofErr w:type="spellStart"/>
-      <w:r>
-        <w:rPr>
-          <w:rFonts w:ascii="Courier New" w:eastAsia="Times New Roman" w:hAnsi="Courier New" w:cs="Courier New"/>
-          <w:color w:val="BCBEC4"/>
-          <w:kern w:val="0"/>
-          <w:sz w:val="20"/>
-          <w:szCs w:val="20"/>
-          <w:lang w:eastAsia="de-DE"/>
-          <w14:ligatures w14:val="none"/>
-        </w:rPr>
-        <w:t>StaticObject</w:t>
-      </w:r>
-      <w:proofErr w:type="spellEnd"/>
-      <w:r>
-        <w:rPr>
-          <w:rFonts w:ascii="Courier New" w:eastAsia="Times New Roman" w:hAnsi="Courier New" w:cs="Courier New"/>
-          <w:color w:val="BCBEC4"/>
-          <w:kern w:val="0"/>
-          <w:sz w:val="20"/>
-          <w:szCs w:val="20"/>
-          <w:lang w:eastAsia="de-DE"/>
-          <w14:ligatures w14:val="none"/>
-        </w:rPr>
-        <w:t xml:space="preserve"> {</w:t>
-      </w:r>
-      <w:r>
-        <w:rPr>
-          <w:rFonts w:ascii="Courier New" w:eastAsia="Times New Roman" w:hAnsi="Courier New" w:cs="Courier New"/>
-          <w:color w:val="BCBEC4"/>
-          <w:kern w:val="0"/>
-          <w:sz w:val="20"/>
-          <w:szCs w:val="20"/>
-          <w:lang w:eastAsia="de-DE"/>
-          <w14:ligatures w14:val="none"/>
-        </w:rPr>
-        <w:br/>
-        <w:t xml:space="preserve">    </w:t>
-      </w:r>
-      <w:proofErr w:type="spellStart"/>
+        <w:t xml:space="preserve">new </w:t>
+      </w:r>
+      <w:r>
+        <w:rPr>
+          <w:rFonts w:ascii="Courier New" w:eastAsia="Times New Roman" w:hAnsi="Courier New" w:cs="Courier New"/>
+          <w:color w:val="BCBEC4"/>
+          <w:kern w:val="0"/>
+          <w:sz w:val="20"/>
+          <w:szCs w:val="20"/>
+          <w:lang w:eastAsia="de-DE"/>
+          <w14:ligatures w14:val="none"/>
+        </w:rPr>
+        <w:t>Beta();</w:t>
+      </w:r>
+      <w:r>
+        <w:rPr>
+          <w:rFonts w:ascii="Courier New" w:eastAsia="Times New Roman" w:hAnsi="Courier New" w:cs="Courier New"/>
+          <w:color w:val="BCBEC4"/>
+          <w:kern w:val="0"/>
+          <w:sz w:val="20"/>
+          <w:szCs w:val="20"/>
+          <w:lang w:eastAsia="de-DE"/>
+          <w14:ligatures w14:val="none"/>
+        </w:rPr>
+        <w:br/>
+        <w:t xml:space="preserve">        Alpha a1 = </w:t>
+      </w:r>
       <w:r>
         <w:rPr>
           <w:rFonts w:ascii="Courier New" w:eastAsia="Times New Roman" w:hAnsi="Courier New" w:cs="Courier New"/>
@@ -1833,9 +1357,33 @@
           <w:lang w:eastAsia="de-DE"/>
           <w14:ligatures w14:val="none"/>
         </w:rPr>
-        <w:t>public</w:t>
-      </w:r>
-      <w:proofErr w:type="spellEnd"/>
+        <w:t xml:space="preserve">new </w:t>
+      </w:r>
+      <w:r>
+        <w:rPr>
+          <w:rFonts w:ascii="Courier New" w:eastAsia="Times New Roman" w:hAnsi="Courier New" w:cs="Courier New"/>
+          <w:color w:val="BCBEC4"/>
+          <w:kern w:val="0"/>
+          <w:sz w:val="20"/>
+          <w:szCs w:val="20"/>
+          <w:lang w:eastAsia="de-DE"/>
+          <w14:ligatures w14:val="none"/>
+        </w:rPr>
+        <w:t>Alpha();</w:t>
+      </w:r>
+      <w:r>
+        <w:rPr>
+          <w:rFonts w:ascii="Courier New" w:eastAsia="Times New Roman" w:hAnsi="Courier New" w:cs="Courier New"/>
+          <w:color w:val="BCBEC4"/>
+          <w:kern w:val="0"/>
+          <w:sz w:val="20"/>
+          <w:szCs w:val="20"/>
+          <w:lang w:eastAsia="de-DE"/>
+          <w14:ligatures w14:val="none"/>
+        </w:rPr>
+        <w:br/>
+        <w:t xml:space="preserve">        Alpha a2 = </w:t>
+      </w:r>
       <w:r>
         <w:rPr>
           <w:rFonts w:ascii="Courier New" w:eastAsia="Times New Roman" w:hAnsi="Courier New" w:cs="Courier New"/>
@@ -1846,385 +1394,19 @@
           <w:lang w:eastAsia="de-DE"/>
           <w14:ligatures w14:val="none"/>
         </w:rPr>
-        <w:t xml:space="preserve"> </w:t>
-      </w:r>
-      <w:proofErr w:type="spellStart"/>
-      <w:r>
-        <w:rPr>
-          <w:rFonts w:ascii="Courier New" w:eastAsia="Times New Roman" w:hAnsi="Courier New" w:cs="Courier New"/>
-          <w:color w:val="CF8E6D"/>
-          <w:kern w:val="0"/>
-          <w:sz w:val="20"/>
-          <w:szCs w:val="20"/>
-          <w:lang w:eastAsia="de-DE"/>
-          <w14:ligatures w14:val="none"/>
-        </w:rPr>
-        <w:t>static</w:t>
-      </w:r>
-      <w:proofErr w:type="spellEnd"/>
-      <w:r>
-        <w:rPr>
-          <w:rFonts w:ascii="Courier New" w:eastAsia="Times New Roman" w:hAnsi="Courier New" w:cs="Courier New"/>
-          <w:color w:val="CF8E6D"/>
-          <w:kern w:val="0"/>
-          <w:sz w:val="20"/>
-          <w:szCs w:val="20"/>
-          <w:lang w:eastAsia="de-DE"/>
-          <w14:ligatures w14:val="none"/>
-        </w:rPr>
-        <w:t xml:space="preserve"> </w:t>
-      </w:r>
-      <w:proofErr w:type="spellStart"/>
-      <w:r>
-        <w:rPr>
-          <w:rFonts w:ascii="Courier New" w:eastAsia="Times New Roman" w:hAnsi="Courier New" w:cs="Courier New"/>
-          <w:color w:val="CF8E6D"/>
-          <w:kern w:val="0"/>
-          <w:sz w:val="20"/>
-          <w:szCs w:val="20"/>
-          <w:lang w:eastAsia="de-DE"/>
-          <w14:ligatures w14:val="none"/>
-        </w:rPr>
-        <w:t>void</w:t>
-      </w:r>
-      <w:proofErr w:type="spellEnd"/>
-      <w:r>
-        <w:rPr>
-          <w:rFonts w:ascii="Courier New" w:eastAsia="Times New Roman" w:hAnsi="Courier New" w:cs="Courier New"/>
-          <w:color w:val="CF8E6D"/>
-          <w:kern w:val="0"/>
-          <w:sz w:val="20"/>
-          <w:szCs w:val="20"/>
-          <w:lang w:eastAsia="de-DE"/>
-          <w14:ligatures w14:val="none"/>
-        </w:rPr>
-        <w:t xml:space="preserve"> </w:t>
-      </w:r>
-      <w:proofErr w:type="spellStart"/>
-      <w:proofErr w:type="gramStart"/>
-      <w:r>
-        <w:rPr>
-          <w:rFonts w:ascii="Courier New" w:eastAsia="Times New Roman" w:hAnsi="Courier New" w:cs="Courier New"/>
-          <w:color w:val="56A8F5"/>
-          <w:kern w:val="0"/>
-          <w:sz w:val="20"/>
-          <w:szCs w:val="20"/>
-          <w:lang w:eastAsia="de-DE"/>
-          <w14:ligatures w14:val="none"/>
-        </w:rPr>
-        <w:t>main</w:t>
-      </w:r>
-      <w:proofErr w:type="spellEnd"/>
-      <w:r>
-        <w:rPr>
-          <w:rFonts w:ascii="Courier New" w:eastAsia="Times New Roman" w:hAnsi="Courier New" w:cs="Courier New"/>
-          <w:color w:val="BCBEC4"/>
-          <w:kern w:val="0"/>
-          <w:sz w:val="20"/>
-          <w:szCs w:val="20"/>
-          <w:lang w:eastAsia="de-DE"/>
-          <w14:ligatures w14:val="none"/>
-        </w:rPr>
-        <w:t>(String[</w:t>
-      </w:r>
-      <w:proofErr w:type="gramEnd"/>
-      <w:r>
-        <w:rPr>
-          <w:rFonts w:ascii="Courier New" w:eastAsia="Times New Roman" w:hAnsi="Courier New" w:cs="Courier New"/>
-          <w:color w:val="BCBEC4"/>
-          <w:kern w:val="0"/>
-          <w:sz w:val="20"/>
-          <w:szCs w:val="20"/>
-          <w:lang w:eastAsia="de-DE"/>
-          <w14:ligatures w14:val="none"/>
-        </w:rPr>
-        <w:t xml:space="preserve">] </w:t>
-      </w:r>
-      <w:proofErr w:type="spellStart"/>
-      <w:r>
-        <w:rPr>
-          <w:rFonts w:ascii="Courier New" w:eastAsia="Times New Roman" w:hAnsi="Courier New" w:cs="Courier New"/>
-          <w:color w:val="BCBEC4"/>
-          <w:kern w:val="0"/>
-          <w:sz w:val="20"/>
-          <w:szCs w:val="20"/>
-          <w:lang w:eastAsia="de-DE"/>
-          <w14:ligatures w14:val="none"/>
-        </w:rPr>
-        <w:t>args</w:t>
-      </w:r>
-      <w:proofErr w:type="spellEnd"/>
-      <w:r>
-        <w:rPr>
-          <w:rFonts w:ascii="Courier New" w:eastAsia="Times New Roman" w:hAnsi="Courier New" w:cs="Courier New"/>
-          <w:color w:val="BCBEC4"/>
-          <w:kern w:val="0"/>
-          <w:sz w:val="20"/>
-          <w:szCs w:val="20"/>
-          <w:lang w:eastAsia="de-DE"/>
-          <w14:ligatures w14:val="none"/>
-        </w:rPr>
-        <w:t>) {</w:t>
-      </w:r>
-      <w:r>
-        <w:rPr>
-          <w:rFonts w:ascii="Courier New" w:eastAsia="Times New Roman" w:hAnsi="Courier New" w:cs="Courier New"/>
-          <w:color w:val="BCBEC4"/>
-          <w:kern w:val="0"/>
-          <w:sz w:val="20"/>
-          <w:szCs w:val="20"/>
-          <w:lang w:eastAsia="de-DE"/>
-          <w14:ligatures w14:val="none"/>
-        </w:rPr>
-        <w:br/>
-        <w:t xml:space="preserve">        Beta b1 = </w:t>
-      </w:r>
-      <w:proofErr w:type="spellStart"/>
-      <w:r>
-        <w:rPr>
-          <w:rFonts w:ascii="Courier New" w:eastAsia="Times New Roman" w:hAnsi="Courier New" w:cs="Courier New"/>
-          <w:color w:val="CF8E6D"/>
-          <w:kern w:val="0"/>
-          <w:sz w:val="20"/>
-          <w:szCs w:val="20"/>
-          <w:lang w:eastAsia="de-DE"/>
-          <w14:ligatures w14:val="none"/>
-        </w:rPr>
-        <w:t>new</w:t>
-      </w:r>
-      <w:proofErr w:type="spellEnd"/>
-      <w:r>
-        <w:rPr>
-          <w:rFonts w:ascii="Courier New" w:eastAsia="Times New Roman" w:hAnsi="Courier New" w:cs="Courier New"/>
-          <w:color w:val="CF8E6D"/>
-          <w:kern w:val="0"/>
-          <w:sz w:val="20"/>
-          <w:szCs w:val="20"/>
-          <w:lang w:eastAsia="de-DE"/>
-          <w14:ligatures w14:val="none"/>
-        </w:rPr>
-        <w:t xml:space="preserve"> </w:t>
-      </w:r>
-      <w:proofErr w:type="gramStart"/>
-      <w:r>
-        <w:rPr>
-          <w:rFonts w:ascii="Courier New" w:eastAsia="Times New Roman" w:hAnsi="Courier New" w:cs="Courier New"/>
-          <w:color w:val="BCBEC4"/>
-          <w:kern w:val="0"/>
-          <w:sz w:val="20"/>
-          <w:szCs w:val="20"/>
-          <w:lang w:eastAsia="de-DE"/>
-          <w14:ligatures w14:val="none"/>
-        </w:rPr>
-        <w:t>Beta(</w:t>
-      </w:r>
-      <w:proofErr w:type="gramEnd"/>
-      <w:r>
-        <w:rPr>
-          <w:rFonts w:ascii="Courier New" w:eastAsia="Times New Roman" w:hAnsi="Courier New" w:cs="Courier New"/>
-          <w:color w:val="BCBEC4"/>
-          <w:kern w:val="0"/>
-          <w:sz w:val="20"/>
-          <w:szCs w:val="20"/>
-          <w:lang w:eastAsia="de-DE"/>
-          <w14:ligatures w14:val="none"/>
-        </w:rPr>
-        <w:t>);</w:t>
-      </w:r>
-      <w:r>
-        <w:rPr>
-          <w:rFonts w:ascii="Courier New" w:eastAsia="Times New Roman" w:hAnsi="Courier New" w:cs="Courier New"/>
-          <w:color w:val="BCBEC4"/>
-          <w:kern w:val="0"/>
-          <w:sz w:val="20"/>
-          <w:szCs w:val="20"/>
-          <w:lang w:eastAsia="de-DE"/>
-          <w14:ligatures w14:val="none"/>
-        </w:rPr>
-        <w:br/>
-        <w:t xml:space="preserve">        Beta b2 = </w:t>
-      </w:r>
-      <w:proofErr w:type="spellStart"/>
-      <w:r>
-        <w:rPr>
-          <w:rFonts w:ascii="Courier New" w:eastAsia="Times New Roman" w:hAnsi="Courier New" w:cs="Courier New"/>
-          <w:color w:val="CF8E6D"/>
-          <w:kern w:val="0"/>
-          <w:sz w:val="20"/>
-          <w:szCs w:val="20"/>
-          <w:lang w:eastAsia="de-DE"/>
-          <w14:ligatures w14:val="none"/>
-        </w:rPr>
-        <w:t>new</w:t>
-      </w:r>
-      <w:proofErr w:type="spellEnd"/>
-      <w:r>
-        <w:rPr>
-          <w:rFonts w:ascii="Courier New" w:eastAsia="Times New Roman" w:hAnsi="Courier New" w:cs="Courier New"/>
-          <w:color w:val="CF8E6D"/>
-          <w:kern w:val="0"/>
-          <w:sz w:val="20"/>
-          <w:szCs w:val="20"/>
-          <w:lang w:eastAsia="de-DE"/>
-          <w14:ligatures w14:val="none"/>
-        </w:rPr>
-        <w:t xml:space="preserve"> </w:t>
-      </w:r>
-      <w:proofErr w:type="gramStart"/>
-      <w:r>
-        <w:rPr>
-          <w:rFonts w:ascii="Courier New" w:eastAsia="Times New Roman" w:hAnsi="Courier New" w:cs="Courier New"/>
-          <w:color w:val="BCBEC4"/>
-          <w:kern w:val="0"/>
-          <w:sz w:val="20"/>
-          <w:szCs w:val="20"/>
-          <w:lang w:eastAsia="de-DE"/>
-          <w14:ligatures w14:val="none"/>
-        </w:rPr>
-        <w:t>Beta(</w:t>
-      </w:r>
-      <w:proofErr w:type="gramEnd"/>
-      <w:r>
-        <w:rPr>
-          <w:rFonts w:ascii="Courier New" w:eastAsia="Times New Roman" w:hAnsi="Courier New" w:cs="Courier New"/>
-          <w:color w:val="BCBEC4"/>
-          <w:kern w:val="0"/>
-          <w:sz w:val="20"/>
-          <w:szCs w:val="20"/>
-          <w:lang w:eastAsia="de-DE"/>
-          <w14:ligatures w14:val="none"/>
-        </w:rPr>
-        <w:t>);</w:t>
-      </w:r>
-      <w:r>
-        <w:rPr>
-          <w:rFonts w:ascii="Courier New" w:eastAsia="Times New Roman" w:hAnsi="Courier New" w:cs="Courier New"/>
-          <w:color w:val="BCBEC4"/>
-          <w:kern w:val="0"/>
-          <w:sz w:val="20"/>
-          <w:szCs w:val="20"/>
-          <w:lang w:eastAsia="de-DE"/>
-          <w14:ligatures w14:val="none"/>
-        </w:rPr>
-        <w:br/>
-        <w:t xml:space="preserve">        Alpha a1 = </w:t>
-      </w:r>
-      <w:proofErr w:type="spellStart"/>
-      <w:r>
-        <w:rPr>
-          <w:rFonts w:ascii="Courier New" w:eastAsia="Times New Roman" w:hAnsi="Courier New" w:cs="Courier New"/>
-          <w:color w:val="CF8E6D"/>
-          <w:kern w:val="0"/>
-          <w:sz w:val="20"/>
-          <w:szCs w:val="20"/>
-          <w:lang w:eastAsia="de-DE"/>
-          <w14:ligatures w14:val="none"/>
-        </w:rPr>
-        <w:t>new</w:t>
-      </w:r>
-      <w:proofErr w:type="spellEnd"/>
-      <w:r>
-        <w:rPr>
-          <w:rFonts w:ascii="Courier New" w:eastAsia="Times New Roman" w:hAnsi="Courier New" w:cs="Courier New"/>
-          <w:color w:val="CF8E6D"/>
-          <w:kern w:val="0"/>
-          <w:sz w:val="20"/>
-          <w:szCs w:val="20"/>
-          <w:lang w:eastAsia="de-DE"/>
-          <w14:ligatures w14:val="none"/>
-        </w:rPr>
-        <w:t xml:space="preserve"> </w:t>
-      </w:r>
-      <w:proofErr w:type="gramStart"/>
-      <w:r>
-        <w:rPr>
-          <w:rFonts w:ascii="Courier New" w:eastAsia="Times New Roman" w:hAnsi="Courier New" w:cs="Courier New"/>
-          <w:color w:val="BCBEC4"/>
-          <w:kern w:val="0"/>
-          <w:sz w:val="20"/>
-          <w:szCs w:val="20"/>
-          <w:lang w:eastAsia="de-DE"/>
-          <w14:ligatures w14:val="none"/>
-        </w:rPr>
-        <w:t>Alpha(</w:t>
-      </w:r>
-      <w:proofErr w:type="gramEnd"/>
-      <w:r>
-        <w:rPr>
-          <w:rFonts w:ascii="Courier New" w:eastAsia="Times New Roman" w:hAnsi="Courier New" w:cs="Courier New"/>
-          <w:color w:val="BCBEC4"/>
-          <w:kern w:val="0"/>
-          <w:sz w:val="20"/>
-          <w:szCs w:val="20"/>
-          <w:lang w:eastAsia="de-DE"/>
-          <w14:ligatures w14:val="none"/>
-        </w:rPr>
-        <w:t>);</w:t>
-      </w:r>
-      <w:r>
-        <w:rPr>
-          <w:rFonts w:ascii="Courier New" w:eastAsia="Times New Roman" w:hAnsi="Courier New" w:cs="Courier New"/>
-          <w:color w:val="BCBEC4"/>
-          <w:kern w:val="0"/>
-          <w:sz w:val="20"/>
-          <w:szCs w:val="20"/>
-          <w:lang w:eastAsia="de-DE"/>
-          <w14:ligatures w14:val="none"/>
-        </w:rPr>
-        <w:br/>
-        <w:t xml:space="preserve">        Alpha a2 = </w:t>
-      </w:r>
-      <w:proofErr w:type="spellStart"/>
-      <w:r>
-        <w:rPr>
-          <w:rFonts w:ascii="Courier New" w:eastAsia="Times New Roman" w:hAnsi="Courier New" w:cs="Courier New"/>
-          <w:color w:val="CF8E6D"/>
-          <w:kern w:val="0"/>
-          <w:sz w:val="20"/>
-          <w:szCs w:val="20"/>
-          <w:lang w:eastAsia="de-DE"/>
-          <w14:ligatures w14:val="none"/>
-        </w:rPr>
-        <w:t>new</w:t>
-      </w:r>
-      <w:proofErr w:type="spellEnd"/>
-      <w:r>
-        <w:rPr>
-          <w:rFonts w:ascii="Courier New" w:eastAsia="Times New Roman" w:hAnsi="Courier New" w:cs="Courier New"/>
-          <w:color w:val="CF8E6D"/>
-          <w:kern w:val="0"/>
-          <w:sz w:val="20"/>
-          <w:szCs w:val="20"/>
-          <w:lang w:eastAsia="de-DE"/>
-          <w14:ligatures w14:val="none"/>
-        </w:rPr>
-        <w:t xml:space="preserve"> </w:t>
-      </w:r>
-      <w:proofErr w:type="gramStart"/>
-      <w:r>
-        <w:rPr>
-          <w:rFonts w:ascii="Courier New" w:eastAsia="Times New Roman" w:hAnsi="Courier New" w:cs="Courier New"/>
-          <w:color w:val="BCBEC4"/>
-          <w:kern w:val="0"/>
-          <w:sz w:val="20"/>
-          <w:szCs w:val="20"/>
-          <w:lang w:eastAsia="de-DE"/>
-          <w14:ligatures w14:val="none"/>
-        </w:rPr>
-        <w:t>Alpha(</w:t>
-      </w:r>
-      <w:proofErr w:type="gramEnd"/>
-      <w:r>
-        <w:rPr>
-          <w:rFonts w:ascii="Courier New" w:eastAsia="Times New Roman" w:hAnsi="Courier New" w:cs="Courier New"/>
-          <w:color w:val="BCBEC4"/>
-          <w:kern w:val="0"/>
-          <w:sz w:val="20"/>
-          <w:szCs w:val="20"/>
-          <w:lang w:eastAsia="de-DE"/>
-          <w14:ligatures w14:val="none"/>
-        </w:rPr>
-        <w:t>);</w:t>
+        <w:t xml:space="preserve">new </w:t>
+      </w:r>
+      <w:r>
+        <w:rPr>
+          <w:rFonts w:ascii="Courier New" w:eastAsia="Times New Roman" w:hAnsi="Courier New" w:cs="Courier New"/>
+          <w:color w:val="BCBEC4"/>
+          <w:kern w:val="0"/>
+          <w:sz w:val="20"/>
+          <w:szCs w:val="20"/>
+          <w:lang w:eastAsia="de-DE"/>
+          <w14:ligatures w14:val="none"/>
+        </w:rPr>
+        <w:t>Alpha();</w:t>
       </w:r>
       <w:r>
         <w:rPr>
@@ -2471,22 +1653,20 @@
           <w14:ligatures w14:val="none"/>
         </w:rPr>
         <w:br/>
-        <w:t xml:space="preserve">  </w:t>
-      </w:r>
-      <w:proofErr w:type="gramStart"/>
-      <w:r>
-        <w:rPr>
-          <w:rFonts w:ascii="Courier New" w:eastAsia="Times New Roman" w:hAnsi="Courier New" w:cs="Courier New"/>
-          <w:color w:val="BCBEC4"/>
-          <w:kern w:val="0"/>
-          <w:sz w:val="20"/>
-          <w:szCs w:val="20"/>
-          <w:lang w:eastAsia="de-DE"/>
-          <w14:ligatures w14:val="none"/>
-        </w:rPr>
-        <w:t xml:space="preserve">  }</w:t>
-      </w:r>
-      <w:proofErr w:type="gramEnd"/>
+      </w:r>
+      <w:r>
+        <w:rPr>
+          <w:rFonts w:ascii="Courier New" w:eastAsia="Times New Roman" w:hAnsi="Courier New" w:cs="Courier New"/>
+          <w:color w:val="BCBEC4"/>
+          <w:kern w:val="0"/>
+          <w:sz w:val="20"/>
+          <w:szCs w:val="20"/>
+          <w:lang w:eastAsia="de-DE"/>
+          <w14:ligatures w14:val="none"/>
+        </w:rPr>
+        <w:lastRenderedPageBreak/>
+        <w:t xml:space="preserve">    }</w:t>
+      </w:r>
       <w:r>
         <w:rPr>
           <w:rFonts w:ascii="Courier New" w:eastAsia="Times New Roman" w:hAnsi="Courier New" w:cs="Courier New"/>
@@ -2527,23 +1707,7 @@
     </w:p>
     <w:p>
       <w:r>
-        <w:t xml:space="preserve">Wie viele Objekte sind für den </w:t>
-      </w:r>
-      <w:proofErr w:type="spellStart"/>
-      <w:r>
-        <w:t>Garbage</w:t>
-      </w:r>
-      <w:proofErr w:type="spellEnd"/>
-      <w:r>
-        <w:t xml:space="preserve"> </w:t>
-      </w:r>
-      <w:proofErr w:type="spellStart"/>
-      <w:r>
-        <w:t>Collector</w:t>
-      </w:r>
-      <w:proofErr w:type="spellEnd"/>
-      <w:r>
-        <w:t xml:space="preserve"> verfügbar und warum? </w:t>
+        <w:t xml:space="preserve">Wie viele Objekte sind für den Garbage Collector verfügbar und warum? </w:t>
       </w:r>
     </w:p>
     <w:p>
@@ -2584,7 +1748,6 @@
           <w14:ligatures w14:val="none"/>
         </w:rPr>
       </w:pPr>
-      <w:proofErr w:type="spellStart"/>
       <w:r>
         <w:rPr>
           <w:rFonts w:ascii="Courier New" w:eastAsia="Times New Roman" w:hAnsi="Courier New" w:cs="Courier New"/>
@@ -2595,9 +1758,33 @@
           <w:lang w:eastAsia="de-DE"/>
           <w14:ligatures w14:val="none"/>
         </w:rPr>
-        <w:t>public</w:t>
-      </w:r>
-      <w:proofErr w:type="spellEnd"/>
+        <w:t xml:space="preserve">public class </w:t>
+      </w:r>
+      <w:r>
+        <w:rPr>
+          <w:rFonts w:ascii="Courier New" w:eastAsia="Times New Roman" w:hAnsi="Courier New" w:cs="Courier New"/>
+          <w:color w:val="BCBEC4"/>
+          <w:kern w:val="0"/>
+          <w:sz w:val="20"/>
+          <w:szCs w:val="20"/>
+          <w:lang w:eastAsia="de-DE"/>
+          <w14:ligatures w14:val="none"/>
+        </w:rPr>
+        <w:t>SCope {</w:t>
+      </w:r>
+      <w:r>
+        <w:rPr>
+          <w:rFonts w:ascii="Courier New" w:eastAsia="Times New Roman" w:hAnsi="Courier New" w:cs="Courier New"/>
+          <w:color w:val="BCBEC4"/>
+          <w:kern w:val="0"/>
+          <w:sz w:val="20"/>
+          <w:szCs w:val="20"/>
+          <w:lang w:eastAsia="de-DE"/>
+          <w14:ligatures w14:val="none"/>
+        </w:rPr>
+        <w:br/>
+        <w:t xml:space="preserve">    </w:t>
+      </w:r>
       <w:r>
         <w:rPr>
           <w:rFonts w:ascii="Courier New" w:eastAsia="Times New Roman" w:hAnsi="Courier New" w:cs="Courier New"/>
@@ -2608,9 +1795,58 @@
           <w:lang w:eastAsia="de-DE"/>
           <w14:ligatures w14:val="none"/>
         </w:rPr>
-        <w:t xml:space="preserve"> </w:t>
-      </w:r>
-      <w:proofErr w:type="spellStart"/>
+        <w:t xml:space="preserve">public static void </w:t>
+      </w:r>
+      <w:r>
+        <w:rPr>
+          <w:rFonts w:ascii="Courier New" w:eastAsia="Times New Roman" w:hAnsi="Courier New" w:cs="Courier New"/>
+          <w:color w:val="56A8F5"/>
+          <w:kern w:val="0"/>
+          <w:sz w:val="20"/>
+          <w:szCs w:val="20"/>
+          <w:lang w:eastAsia="de-DE"/>
+          <w14:ligatures w14:val="none"/>
+        </w:rPr>
+        <w:t>main</w:t>
+      </w:r>
+      <w:r>
+        <w:rPr>
+          <w:rFonts w:ascii="Courier New" w:eastAsia="Times New Roman" w:hAnsi="Courier New" w:cs="Courier New"/>
+          <w:color w:val="BCBEC4"/>
+          <w:kern w:val="0"/>
+          <w:sz w:val="20"/>
+          <w:szCs w:val="20"/>
+          <w:lang w:eastAsia="de-DE"/>
+          <w14:ligatures w14:val="none"/>
+        </w:rPr>
+        <w:t>(String[] args) {</w:t>
+      </w:r>
+      <w:r>
+        <w:rPr>
+          <w:rFonts w:ascii="Courier New" w:eastAsia="Times New Roman" w:hAnsi="Courier New" w:cs="Courier New"/>
+          <w:color w:val="BCBEC4"/>
+          <w:kern w:val="0"/>
+          <w:sz w:val="20"/>
+          <w:szCs w:val="20"/>
+          <w:lang w:eastAsia="de-DE"/>
+          <w14:ligatures w14:val="none"/>
+        </w:rPr>
+        <w:br/>
+        <w:t xml:space="preserve">        String one,two;</w:t>
+      </w:r>
+      <w:r>
+        <w:rPr>
+          <w:rFonts w:ascii="Courier New" w:eastAsia="Times New Roman" w:hAnsi="Courier New" w:cs="Courier New"/>
+          <w:color w:val="BCBEC4"/>
+          <w:kern w:val="0"/>
+          <w:sz w:val="20"/>
+          <w:szCs w:val="20"/>
+          <w:lang w:eastAsia="de-DE"/>
+          <w14:ligatures w14:val="none"/>
+        </w:rPr>
+        <w:br/>
+        <w:t xml:space="preserve">        one = </w:t>
+      </w:r>
       <w:r>
         <w:rPr>
           <w:rFonts w:ascii="Courier New" w:eastAsia="Times New Roman" w:hAnsi="Courier New" w:cs="Courier New"/>
@@ -2621,9 +1857,57 @@
           <w:lang w:eastAsia="de-DE"/>
           <w14:ligatures w14:val="none"/>
         </w:rPr>
-        <w:t>class</w:t>
-      </w:r>
-      <w:proofErr w:type="spellEnd"/>
+        <w:t xml:space="preserve">new </w:t>
+      </w:r>
+      <w:r>
+        <w:rPr>
+          <w:rFonts w:ascii="Courier New" w:eastAsia="Times New Roman" w:hAnsi="Courier New" w:cs="Courier New"/>
+          <w:color w:val="BCBEC4"/>
+          <w:kern w:val="0"/>
+          <w:sz w:val="20"/>
+          <w:szCs w:val="20"/>
+          <w:lang w:eastAsia="de-DE"/>
+          <w14:ligatures w14:val="none"/>
+        </w:rPr>
+        <w:t>String(</w:t>
+      </w:r>
+      <w:r>
+        <w:rPr>
+          <w:rFonts w:ascii="Courier New" w:eastAsia="Times New Roman" w:hAnsi="Courier New" w:cs="Courier New"/>
+          <w:color w:val="6AAB73"/>
+          <w:kern w:val="0"/>
+          <w:sz w:val="20"/>
+          <w:szCs w:val="20"/>
+          <w:lang w:eastAsia="de-DE"/>
+          <w14:ligatures w14:val="none"/>
+        </w:rPr>
+        <w:t>"a"</w:t>
+      </w:r>
+      <w:r>
+        <w:rPr>
+          <w:rFonts w:ascii="Courier New" w:eastAsia="Times New Roman" w:hAnsi="Courier New" w:cs="Courier New"/>
+          <w:color w:val="BCBEC4"/>
+          <w:kern w:val="0"/>
+          <w:sz w:val="20"/>
+          <w:szCs w:val="20"/>
+          <w:lang w:eastAsia="de-DE"/>
+          <w14:ligatures w14:val="none"/>
+        </w:rPr>
+        <w:t>);</w:t>
+      </w:r>
+      <w:r>
+        <w:rPr>
+          <w:rFonts w:ascii="Courier New" w:eastAsia="Times New Roman" w:hAnsi="Courier New" w:cs="Courier New"/>
+          <w:color w:val="BCBEC4"/>
+          <w:kern w:val="0"/>
+          <w:sz w:val="20"/>
+          <w:szCs w:val="20"/>
+          <w:lang w:eastAsia="de-DE"/>
+          <w14:ligatures w14:val="none"/>
+        </w:rPr>
+        <w:br/>
+        <w:t xml:space="preserve">        two = </w:t>
+      </w:r>
       <w:r>
         <w:rPr>
           <w:rFonts w:ascii="Courier New" w:eastAsia="Times New Roman" w:hAnsi="Courier New" w:cs="Courier New"/>
@@ -2634,48 +1918,83 @@
           <w:lang w:eastAsia="de-DE"/>
           <w14:ligatures w14:val="none"/>
         </w:rPr>
-        <w:t xml:space="preserve"> </w:t>
-      </w:r>
-      <w:proofErr w:type="spellStart"/>
-      <w:r>
-        <w:rPr>
-          <w:rFonts w:ascii="Courier New" w:eastAsia="Times New Roman" w:hAnsi="Courier New" w:cs="Courier New"/>
-          <w:color w:val="BCBEC4"/>
-          <w:kern w:val="0"/>
-          <w:sz w:val="20"/>
-          <w:szCs w:val="20"/>
-          <w:lang w:eastAsia="de-DE"/>
-          <w14:ligatures w14:val="none"/>
-        </w:rPr>
-        <w:t>SCope</w:t>
-      </w:r>
-      <w:proofErr w:type="spellEnd"/>
-      <w:r>
-        <w:rPr>
-          <w:rFonts w:ascii="Courier New" w:eastAsia="Times New Roman" w:hAnsi="Courier New" w:cs="Courier New"/>
-          <w:color w:val="BCBEC4"/>
-          <w:kern w:val="0"/>
-          <w:sz w:val="20"/>
-          <w:szCs w:val="20"/>
-          <w:lang w:eastAsia="de-DE"/>
-          <w14:ligatures w14:val="none"/>
-        </w:rPr>
-        <w:t xml:space="preserve"> {</w:t>
-      </w:r>
-      <w:r>
-        <w:rPr>
-          <w:rFonts w:ascii="Courier New" w:eastAsia="Times New Roman" w:hAnsi="Courier New" w:cs="Courier New"/>
-          <w:color w:val="BCBEC4"/>
-          <w:kern w:val="0"/>
-          <w:sz w:val="20"/>
-          <w:szCs w:val="20"/>
-          <w:lang w:eastAsia="de-DE"/>
-          <w14:ligatures w14:val="none"/>
-        </w:rPr>
-        <w:br/>
-        <w:t xml:space="preserve">    </w:t>
-      </w:r>
-      <w:proofErr w:type="spellStart"/>
+        <w:t xml:space="preserve">new </w:t>
+      </w:r>
+      <w:r>
+        <w:rPr>
+          <w:rFonts w:ascii="Courier New" w:eastAsia="Times New Roman" w:hAnsi="Courier New" w:cs="Courier New"/>
+          <w:color w:val="BCBEC4"/>
+          <w:kern w:val="0"/>
+          <w:sz w:val="20"/>
+          <w:szCs w:val="20"/>
+          <w:lang w:eastAsia="de-DE"/>
+          <w14:ligatures w14:val="none"/>
+        </w:rPr>
+        <w:t>String(</w:t>
+      </w:r>
+      <w:r>
+        <w:rPr>
+          <w:rFonts w:ascii="Courier New" w:eastAsia="Times New Roman" w:hAnsi="Courier New" w:cs="Courier New"/>
+          <w:color w:val="6AAB73"/>
+          <w:kern w:val="0"/>
+          <w:sz w:val="20"/>
+          <w:szCs w:val="20"/>
+          <w:lang w:eastAsia="de-DE"/>
+          <w14:ligatures w14:val="none"/>
+        </w:rPr>
+        <w:t>"b"</w:t>
+      </w:r>
+      <w:r>
+        <w:rPr>
+          <w:rFonts w:ascii="Courier New" w:eastAsia="Times New Roman" w:hAnsi="Courier New" w:cs="Courier New"/>
+          <w:color w:val="BCBEC4"/>
+          <w:kern w:val="0"/>
+          <w:sz w:val="20"/>
+          <w:szCs w:val="20"/>
+          <w:lang w:eastAsia="de-DE"/>
+          <w14:ligatures w14:val="none"/>
+        </w:rPr>
+        <w:t>);</w:t>
+      </w:r>
+      <w:r>
+        <w:rPr>
+          <w:rFonts w:ascii="Courier New" w:eastAsia="Times New Roman" w:hAnsi="Courier New" w:cs="Courier New"/>
+          <w:color w:val="BCBEC4"/>
+          <w:kern w:val="0"/>
+          <w:sz w:val="20"/>
+          <w:szCs w:val="20"/>
+          <w:lang w:eastAsia="de-DE"/>
+          <w14:ligatures w14:val="none"/>
+        </w:rPr>
+        <w:br/>
+        <w:t xml:space="preserve">        one = two;</w:t>
+      </w:r>
+      <w:r>
+        <w:rPr>
+          <w:rFonts w:ascii="Courier New" w:eastAsia="Times New Roman" w:hAnsi="Courier New" w:cs="Courier New"/>
+          <w:color w:val="BCBEC4"/>
+          <w:kern w:val="0"/>
+          <w:sz w:val="20"/>
+          <w:szCs w:val="20"/>
+          <w:lang w:eastAsia="de-DE"/>
+          <w14:ligatures w14:val="none"/>
+        </w:rPr>
+        <w:br/>
+        <w:t xml:space="preserve">        String three = one;</w:t>
+      </w:r>
+      <w:r>
+        <w:rPr>
+          <w:rFonts w:ascii="Courier New" w:eastAsia="Times New Roman" w:hAnsi="Courier New" w:cs="Courier New"/>
+          <w:color w:val="BCBEC4"/>
+          <w:kern w:val="0"/>
+          <w:sz w:val="20"/>
+          <w:szCs w:val="20"/>
+          <w:lang w:eastAsia="de-DE"/>
+          <w14:ligatures w14:val="none"/>
+        </w:rPr>
+        <w:br/>
+        <w:t xml:space="preserve">        one = </w:t>
+      </w:r>
       <w:r>
         <w:rPr>
           <w:rFonts w:ascii="Courier New" w:eastAsia="Times New Roman" w:hAnsi="Courier New" w:cs="Courier New"/>
@@ -2686,168 +2005,8 @@
           <w:lang w:eastAsia="de-DE"/>
           <w14:ligatures w14:val="none"/>
         </w:rPr>
-        <w:t>public</w:t>
-      </w:r>
-      <w:proofErr w:type="spellEnd"/>
-      <w:r>
-        <w:rPr>
-          <w:rFonts w:ascii="Courier New" w:eastAsia="Times New Roman" w:hAnsi="Courier New" w:cs="Courier New"/>
-          <w:color w:val="CF8E6D"/>
-          <w:kern w:val="0"/>
-          <w:sz w:val="20"/>
-          <w:szCs w:val="20"/>
-          <w:lang w:eastAsia="de-DE"/>
-          <w14:ligatures w14:val="none"/>
-        </w:rPr>
-        <w:t xml:space="preserve"> </w:t>
-      </w:r>
-      <w:proofErr w:type="spellStart"/>
-      <w:r>
-        <w:rPr>
-          <w:rFonts w:ascii="Courier New" w:eastAsia="Times New Roman" w:hAnsi="Courier New" w:cs="Courier New"/>
-          <w:color w:val="CF8E6D"/>
-          <w:kern w:val="0"/>
-          <w:sz w:val="20"/>
-          <w:szCs w:val="20"/>
-          <w:lang w:eastAsia="de-DE"/>
-          <w14:ligatures w14:val="none"/>
-        </w:rPr>
-        <w:t>static</w:t>
-      </w:r>
-      <w:proofErr w:type="spellEnd"/>
-      <w:r>
-        <w:rPr>
-          <w:rFonts w:ascii="Courier New" w:eastAsia="Times New Roman" w:hAnsi="Courier New" w:cs="Courier New"/>
-          <w:color w:val="CF8E6D"/>
-          <w:kern w:val="0"/>
-          <w:sz w:val="20"/>
-          <w:szCs w:val="20"/>
-          <w:lang w:eastAsia="de-DE"/>
-          <w14:ligatures w14:val="none"/>
-        </w:rPr>
-        <w:t xml:space="preserve"> </w:t>
-      </w:r>
-      <w:proofErr w:type="spellStart"/>
-      <w:r>
-        <w:rPr>
-          <w:rFonts w:ascii="Courier New" w:eastAsia="Times New Roman" w:hAnsi="Courier New" w:cs="Courier New"/>
-          <w:color w:val="CF8E6D"/>
-          <w:kern w:val="0"/>
-          <w:sz w:val="20"/>
-          <w:szCs w:val="20"/>
-          <w:lang w:eastAsia="de-DE"/>
-          <w14:ligatures w14:val="none"/>
-        </w:rPr>
-        <w:t>void</w:t>
-      </w:r>
-      <w:proofErr w:type="spellEnd"/>
-      <w:r>
-        <w:rPr>
-          <w:rFonts w:ascii="Courier New" w:eastAsia="Times New Roman" w:hAnsi="Courier New" w:cs="Courier New"/>
-          <w:color w:val="CF8E6D"/>
-          <w:kern w:val="0"/>
-          <w:sz w:val="20"/>
-          <w:szCs w:val="20"/>
-          <w:lang w:eastAsia="de-DE"/>
-          <w14:ligatures w14:val="none"/>
-        </w:rPr>
-        <w:t xml:space="preserve"> </w:t>
-      </w:r>
-      <w:proofErr w:type="spellStart"/>
-      <w:proofErr w:type="gramStart"/>
-      <w:r>
-        <w:rPr>
-          <w:rFonts w:ascii="Courier New" w:eastAsia="Times New Roman" w:hAnsi="Courier New" w:cs="Courier New"/>
-          <w:color w:val="56A8F5"/>
-          <w:kern w:val="0"/>
-          <w:sz w:val="20"/>
-          <w:szCs w:val="20"/>
-          <w:lang w:eastAsia="de-DE"/>
-          <w14:ligatures w14:val="none"/>
-        </w:rPr>
-        <w:t>main</w:t>
-      </w:r>
-      <w:proofErr w:type="spellEnd"/>
-      <w:r>
-        <w:rPr>
-          <w:rFonts w:ascii="Courier New" w:eastAsia="Times New Roman" w:hAnsi="Courier New" w:cs="Courier New"/>
-          <w:color w:val="BCBEC4"/>
-          <w:kern w:val="0"/>
-          <w:sz w:val="20"/>
-          <w:szCs w:val="20"/>
-          <w:lang w:eastAsia="de-DE"/>
-          <w14:ligatures w14:val="none"/>
-        </w:rPr>
-        <w:t>(String[</w:t>
-      </w:r>
-      <w:proofErr w:type="gramEnd"/>
-      <w:r>
-        <w:rPr>
-          <w:rFonts w:ascii="Courier New" w:eastAsia="Times New Roman" w:hAnsi="Courier New" w:cs="Courier New"/>
-          <w:color w:val="BCBEC4"/>
-          <w:kern w:val="0"/>
-          <w:sz w:val="20"/>
-          <w:szCs w:val="20"/>
-          <w:lang w:eastAsia="de-DE"/>
-          <w14:ligatures w14:val="none"/>
-        </w:rPr>
-        <w:t xml:space="preserve">] </w:t>
-      </w:r>
-      <w:proofErr w:type="spellStart"/>
-      <w:r>
-        <w:rPr>
-          <w:rFonts w:ascii="Courier New" w:eastAsia="Times New Roman" w:hAnsi="Courier New" w:cs="Courier New"/>
-          <w:color w:val="BCBEC4"/>
-          <w:kern w:val="0"/>
-          <w:sz w:val="20"/>
-          <w:szCs w:val="20"/>
-          <w:lang w:eastAsia="de-DE"/>
-          <w14:ligatures w14:val="none"/>
-        </w:rPr>
-        <w:t>args</w:t>
-      </w:r>
-      <w:proofErr w:type="spellEnd"/>
-      <w:r>
-        <w:rPr>
-          <w:rFonts w:ascii="Courier New" w:eastAsia="Times New Roman" w:hAnsi="Courier New" w:cs="Courier New"/>
-          <w:color w:val="BCBEC4"/>
-          <w:kern w:val="0"/>
-          <w:sz w:val="20"/>
-          <w:szCs w:val="20"/>
-          <w:lang w:eastAsia="de-DE"/>
-          <w14:ligatures w14:val="none"/>
-        </w:rPr>
-        <w:t>) {</w:t>
-      </w:r>
-      <w:r>
-        <w:rPr>
-          <w:rFonts w:ascii="Courier New" w:eastAsia="Times New Roman" w:hAnsi="Courier New" w:cs="Courier New"/>
-          <w:color w:val="BCBEC4"/>
-          <w:kern w:val="0"/>
-          <w:sz w:val="20"/>
-          <w:szCs w:val="20"/>
-          <w:lang w:eastAsia="de-DE"/>
-          <w14:ligatures w14:val="none"/>
-        </w:rPr>
-        <w:br/>
-        <w:t xml:space="preserve">        String </w:t>
-      </w:r>
-      <w:proofErr w:type="spellStart"/>
-      <w:proofErr w:type="gramStart"/>
-      <w:r>
-        <w:rPr>
-          <w:rFonts w:ascii="Courier New" w:eastAsia="Times New Roman" w:hAnsi="Courier New" w:cs="Courier New"/>
-          <w:color w:val="BCBEC4"/>
-          <w:kern w:val="0"/>
-          <w:sz w:val="20"/>
-          <w:szCs w:val="20"/>
-          <w:lang w:eastAsia="de-DE"/>
-          <w14:ligatures w14:val="none"/>
-        </w:rPr>
-        <w:t>one,two</w:t>
-      </w:r>
-      <w:proofErr w:type="spellEnd"/>
-      <w:proofErr w:type="gramEnd"/>
+        <w:t>null</w:t>
+      </w:r>
       <w:r>
         <w:rPr>
           <w:rFonts w:ascii="Courier New" w:eastAsia="Times New Roman" w:hAnsi="Courier New" w:cs="Courier New"/>
@@ -2871,417 +2030,8 @@
           <w14:ligatures w14:val="none"/>
         </w:rPr>
         <w:br/>
-        <w:t xml:space="preserve">        </w:t>
-      </w:r>
-      <w:proofErr w:type="spellStart"/>
-      <w:r>
-        <w:rPr>
-          <w:rFonts w:ascii="Courier New" w:eastAsia="Times New Roman" w:hAnsi="Courier New" w:cs="Courier New"/>
-          <w:color w:val="BCBEC4"/>
-          <w:kern w:val="0"/>
-          <w:sz w:val="20"/>
-          <w:szCs w:val="20"/>
-          <w:lang w:eastAsia="de-DE"/>
-          <w14:ligatures w14:val="none"/>
-        </w:rPr>
-        <w:t>one</w:t>
-      </w:r>
-      <w:proofErr w:type="spellEnd"/>
-      <w:r>
-        <w:rPr>
-          <w:rFonts w:ascii="Courier New" w:eastAsia="Times New Roman" w:hAnsi="Courier New" w:cs="Courier New"/>
-          <w:color w:val="BCBEC4"/>
-          <w:kern w:val="0"/>
-          <w:sz w:val="20"/>
-          <w:szCs w:val="20"/>
-          <w:lang w:eastAsia="de-DE"/>
-          <w14:ligatures w14:val="none"/>
-        </w:rPr>
-        <w:t xml:space="preserve"> = </w:t>
-      </w:r>
-      <w:proofErr w:type="spellStart"/>
-      <w:r>
-        <w:rPr>
-          <w:rFonts w:ascii="Courier New" w:eastAsia="Times New Roman" w:hAnsi="Courier New" w:cs="Courier New"/>
-          <w:color w:val="CF8E6D"/>
-          <w:kern w:val="0"/>
-          <w:sz w:val="20"/>
-          <w:szCs w:val="20"/>
-          <w:lang w:eastAsia="de-DE"/>
-          <w14:ligatures w14:val="none"/>
-        </w:rPr>
-        <w:t>new</w:t>
-      </w:r>
-      <w:proofErr w:type="spellEnd"/>
-      <w:r>
-        <w:rPr>
-          <w:rFonts w:ascii="Courier New" w:eastAsia="Times New Roman" w:hAnsi="Courier New" w:cs="Courier New"/>
-          <w:color w:val="CF8E6D"/>
-          <w:kern w:val="0"/>
-          <w:sz w:val="20"/>
-          <w:szCs w:val="20"/>
-          <w:lang w:eastAsia="de-DE"/>
-          <w14:ligatures w14:val="none"/>
-        </w:rPr>
-        <w:t xml:space="preserve"> </w:t>
-      </w:r>
-      <w:r>
-        <w:rPr>
-          <w:rFonts w:ascii="Courier New" w:eastAsia="Times New Roman" w:hAnsi="Courier New" w:cs="Courier New"/>
-          <w:color w:val="BCBEC4"/>
-          <w:kern w:val="0"/>
-          <w:sz w:val="20"/>
-          <w:szCs w:val="20"/>
-          <w:lang w:eastAsia="de-DE"/>
-          <w14:ligatures w14:val="none"/>
-        </w:rPr>
-        <w:t>String(</w:t>
-      </w:r>
-      <w:r>
-        <w:rPr>
-          <w:rFonts w:ascii="Courier New" w:eastAsia="Times New Roman" w:hAnsi="Courier New" w:cs="Courier New"/>
-          <w:color w:val="6AAB73"/>
-          <w:kern w:val="0"/>
-          <w:sz w:val="20"/>
-          <w:szCs w:val="20"/>
-          <w:lang w:eastAsia="de-DE"/>
-          <w14:ligatures w14:val="none"/>
-        </w:rPr>
-        <w:t>"a"</w:t>
-      </w:r>
-      <w:r>
-        <w:rPr>
-          <w:rFonts w:ascii="Courier New" w:eastAsia="Times New Roman" w:hAnsi="Courier New" w:cs="Courier New"/>
-          <w:color w:val="BCBEC4"/>
-          <w:kern w:val="0"/>
-          <w:sz w:val="20"/>
-          <w:szCs w:val="20"/>
-          <w:lang w:eastAsia="de-DE"/>
-          <w14:ligatures w14:val="none"/>
-        </w:rPr>
-        <w:t>);</w:t>
-      </w:r>
-      <w:r>
-        <w:rPr>
-          <w:rFonts w:ascii="Courier New" w:eastAsia="Times New Roman" w:hAnsi="Courier New" w:cs="Courier New"/>
-          <w:color w:val="BCBEC4"/>
-          <w:kern w:val="0"/>
-          <w:sz w:val="20"/>
-          <w:szCs w:val="20"/>
-          <w:lang w:eastAsia="de-DE"/>
-          <w14:ligatures w14:val="none"/>
-        </w:rPr>
-        <w:br/>
-        <w:t xml:space="preserve">        </w:t>
-      </w:r>
-      <w:proofErr w:type="spellStart"/>
-      <w:r>
-        <w:rPr>
-          <w:rFonts w:ascii="Courier New" w:eastAsia="Times New Roman" w:hAnsi="Courier New" w:cs="Courier New"/>
-          <w:color w:val="BCBEC4"/>
-          <w:kern w:val="0"/>
-          <w:sz w:val="20"/>
-          <w:szCs w:val="20"/>
-          <w:lang w:eastAsia="de-DE"/>
-          <w14:ligatures w14:val="none"/>
-        </w:rPr>
-        <w:t>two</w:t>
-      </w:r>
-      <w:proofErr w:type="spellEnd"/>
-      <w:r>
-        <w:rPr>
-          <w:rFonts w:ascii="Courier New" w:eastAsia="Times New Roman" w:hAnsi="Courier New" w:cs="Courier New"/>
-          <w:color w:val="BCBEC4"/>
-          <w:kern w:val="0"/>
-          <w:sz w:val="20"/>
-          <w:szCs w:val="20"/>
-          <w:lang w:eastAsia="de-DE"/>
-          <w14:ligatures w14:val="none"/>
-        </w:rPr>
-        <w:t xml:space="preserve"> = </w:t>
-      </w:r>
-      <w:proofErr w:type="spellStart"/>
-      <w:r>
-        <w:rPr>
-          <w:rFonts w:ascii="Courier New" w:eastAsia="Times New Roman" w:hAnsi="Courier New" w:cs="Courier New"/>
-          <w:color w:val="CF8E6D"/>
-          <w:kern w:val="0"/>
-          <w:sz w:val="20"/>
-          <w:szCs w:val="20"/>
-          <w:lang w:eastAsia="de-DE"/>
-          <w14:ligatures w14:val="none"/>
-        </w:rPr>
-        <w:t>new</w:t>
-      </w:r>
-      <w:proofErr w:type="spellEnd"/>
-      <w:r>
-        <w:rPr>
-          <w:rFonts w:ascii="Courier New" w:eastAsia="Times New Roman" w:hAnsi="Courier New" w:cs="Courier New"/>
-          <w:color w:val="CF8E6D"/>
-          <w:kern w:val="0"/>
-          <w:sz w:val="20"/>
-          <w:szCs w:val="20"/>
-          <w:lang w:eastAsia="de-DE"/>
-          <w14:ligatures w14:val="none"/>
-        </w:rPr>
-        <w:t xml:space="preserve"> </w:t>
-      </w:r>
-      <w:r>
-        <w:rPr>
-          <w:rFonts w:ascii="Courier New" w:eastAsia="Times New Roman" w:hAnsi="Courier New" w:cs="Courier New"/>
-          <w:color w:val="BCBEC4"/>
-          <w:kern w:val="0"/>
-          <w:sz w:val="20"/>
-          <w:szCs w:val="20"/>
-          <w:lang w:eastAsia="de-DE"/>
-          <w14:ligatures w14:val="none"/>
-        </w:rPr>
-        <w:t>String(</w:t>
-      </w:r>
-      <w:r>
-        <w:rPr>
-          <w:rFonts w:ascii="Courier New" w:eastAsia="Times New Roman" w:hAnsi="Courier New" w:cs="Courier New"/>
-          <w:color w:val="6AAB73"/>
-          <w:kern w:val="0"/>
-          <w:sz w:val="20"/>
-          <w:szCs w:val="20"/>
-          <w:lang w:eastAsia="de-DE"/>
-          <w14:ligatures w14:val="none"/>
-        </w:rPr>
-        <w:t>"b"</w:t>
-      </w:r>
-      <w:r>
-        <w:rPr>
-          <w:rFonts w:ascii="Courier New" w:eastAsia="Times New Roman" w:hAnsi="Courier New" w:cs="Courier New"/>
-          <w:color w:val="BCBEC4"/>
-          <w:kern w:val="0"/>
-          <w:sz w:val="20"/>
-          <w:szCs w:val="20"/>
-          <w:lang w:eastAsia="de-DE"/>
-          <w14:ligatures w14:val="none"/>
-        </w:rPr>
-        <w:t>);</w:t>
-      </w:r>
-      <w:r>
-        <w:rPr>
-          <w:rFonts w:ascii="Courier New" w:eastAsia="Times New Roman" w:hAnsi="Courier New" w:cs="Courier New"/>
-          <w:color w:val="BCBEC4"/>
-          <w:kern w:val="0"/>
-          <w:sz w:val="20"/>
-          <w:szCs w:val="20"/>
-          <w:lang w:eastAsia="de-DE"/>
-          <w14:ligatures w14:val="none"/>
-        </w:rPr>
-        <w:br/>
-        <w:t xml:space="preserve">        </w:t>
-      </w:r>
-      <w:proofErr w:type="spellStart"/>
-      <w:r>
-        <w:rPr>
-          <w:rFonts w:ascii="Courier New" w:eastAsia="Times New Roman" w:hAnsi="Courier New" w:cs="Courier New"/>
-          <w:color w:val="BCBEC4"/>
-          <w:kern w:val="0"/>
-          <w:sz w:val="20"/>
-          <w:szCs w:val="20"/>
-          <w:lang w:eastAsia="de-DE"/>
-          <w14:ligatures w14:val="none"/>
-        </w:rPr>
-        <w:t>one</w:t>
-      </w:r>
-      <w:proofErr w:type="spellEnd"/>
-      <w:r>
-        <w:rPr>
-          <w:rFonts w:ascii="Courier New" w:eastAsia="Times New Roman" w:hAnsi="Courier New" w:cs="Courier New"/>
-          <w:color w:val="BCBEC4"/>
-          <w:kern w:val="0"/>
-          <w:sz w:val="20"/>
-          <w:szCs w:val="20"/>
-          <w:lang w:eastAsia="de-DE"/>
-          <w14:ligatures w14:val="none"/>
-        </w:rPr>
-        <w:t xml:space="preserve"> = </w:t>
-      </w:r>
-      <w:proofErr w:type="spellStart"/>
-      <w:r>
-        <w:rPr>
-          <w:rFonts w:ascii="Courier New" w:eastAsia="Times New Roman" w:hAnsi="Courier New" w:cs="Courier New"/>
-          <w:color w:val="BCBEC4"/>
-          <w:kern w:val="0"/>
-          <w:sz w:val="20"/>
-          <w:szCs w:val="20"/>
-          <w:lang w:eastAsia="de-DE"/>
-          <w14:ligatures w14:val="none"/>
-        </w:rPr>
-        <w:t>two</w:t>
-      </w:r>
-      <w:proofErr w:type="spellEnd"/>
-      <w:r>
-        <w:rPr>
-          <w:rFonts w:ascii="Courier New" w:eastAsia="Times New Roman" w:hAnsi="Courier New" w:cs="Courier New"/>
-          <w:color w:val="BCBEC4"/>
-          <w:kern w:val="0"/>
-          <w:sz w:val="20"/>
-          <w:szCs w:val="20"/>
-          <w:lang w:eastAsia="de-DE"/>
-          <w14:ligatures w14:val="none"/>
-        </w:rPr>
-        <w:t>;</w:t>
-      </w:r>
-      <w:r>
-        <w:rPr>
-          <w:rFonts w:ascii="Courier New" w:eastAsia="Times New Roman" w:hAnsi="Courier New" w:cs="Courier New"/>
-          <w:color w:val="BCBEC4"/>
-          <w:kern w:val="0"/>
-          <w:sz w:val="20"/>
-          <w:szCs w:val="20"/>
-          <w:lang w:eastAsia="de-DE"/>
-          <w14:ligatures w14:val="none"/>
-        </w:rPr>
-        <w:br/>
-        <w:t xml:space="preserve">        String </w:t>
-      </w:r>
-      <w:proofErr w:type="spellStart"/>
-      <w:r>
-        <w:rPr>
-          <w:rFonts w:ascii="Courier New" w:eastAsia="Times New Roman" w:hAnsi="Courier New" w:cs="Courier New"/>
-          <w:color w:val="BCBEC4"/>
-          <w:kern w:val="0"/>
-          <w:sz w:val="20"/>
-          <w:szCs w:val="20"/>
-          <w:lang w:eastAsia="de-DE"/>
-          <w14:ligatures w14:val="none"/>
-        </w:rPr>
-        <w:t>three</w:t>
-      </w:r>
-      <w:proofErr w:type="spellEnd"/>
-      <w:r>
-        <w:rPr>
-          <w:rFonts w:ascii="Courier New" w:eastAsia="Times New Roman" w:hAnsi="Courier New" w:cs="Courier New"/>
-          <w:color w:val="BCBEC4"/>
-          <w:kern w:val="0"/>
-          <w:sz w:val="20"/>
-          <w:szCs w:val="20"/>
-          <w:lang w:eastAsia="de-DE"/>
-          <w14:ligatures w14:val="none"/>
-        </w:rPr>
-        <w:t xml:space="preserve"> = </w:t>
-      </w:r>
-      <w:proofErr w:type="spellStart"/>
-      <w:r>
-        <w:rPr>
-          <w:rFonts w:ascii="Courier New" w:eastAsia="Times New Roman" w:hAnsi="Courier New" w:cs="Courier New"/>
-          <w:color w:val="BCBEC4"/>
-          <w:kern w:val="0"/>
-          <w:sz w:val="20"/>
-          <w:szCs w:val="20"/>
-          <w:lang w:eastAsia="de-DE"/>
-          <w14:ligatures w14:val="none"/>
-        </w:rPr>
-        <w:t>one</w:t>
-      </w:r>
-      <w:proofErr w:type="spellEnd"/>
-      <w:r>
-        <w:rPr>
-          <w:rFonts w:ascii="Courier New" w:eastAsia="Times New Roman" w:hAnsi="Courier New" w:cs="Courier New"/>
-          <w:color w:val="BCBEC4"/>
-          <w:kern w:val="0"/>
-          <w:sz w:val="20"/>
-          <w:szCs w:val="20"/>
-          <w:lang w:eastAsia="de-DE"/>
-          <w14:ligatures w14:val="none"/>
-        </w:rPr>
-        <w:t>;</w:t>
-      </w:r>
-      <w:r>
-        <w:rPr>
-          <w:rFonts w:ascii="Courier New" w:eastAsia="Times New Roman" w:hAnsi="Courier New" w:cs="Courier New"/>
-          <w:color w:val="BCBEC4"/>
-          <w:kern w:val="0"/>
-          <w:sz w:val="20"/>
-          <w:szCs w:val="20"/>
-          <w:lang w:eastAsia="de-DE"/>
-          <w14:ligatures w14:val="none"/>
-        </w:rPr>
-        <w:br/>
-        <w:t xml:space="preserve">        </w:t>
-      </w:r>
-      <w:proofErr w:type="spellStart"/>
-      <w:r>
-        <w:rPr>
-          <w:rFonts w:ascii="Courier New" w:eastAsia="Times New Roman" w:hAnsi="Courier New" w:cs="Courier New"/>
-          <w:color w:val="BCBEC4"/>
-          <w:kern w:val="0"/>
-          <w:sz w:val="20"/>
-          <w:szCs w:val="20"/>
-          <w:lang w:eastAsia="de-DE"/>
-          <w14:ligatures w14:val="none"/>
-        </w:rPr>
-        <w:t>one</w:t>
-      </w:r>
-      <w:proofErr w:type="spellEnd"/>
-      <w:r>
-        <w:rPr>
-          <w:rFonts w:ascii="Courier New" w:eastAsia="Times New Roman" w:hAnsi="Courier New" w:cs="Courier New"/>
-          <w:color w:val="BCBEC4"/>
-          <w:kern w:val="0"/>
-          <w:sz w:val="20"/>
-          <w:szCs w:val="20"/>
-          <w:lang w:eastAsia="de-DE"/>
-          <w14:ligatures w14:val="none"/>
-        </w:rPr>
-        <w:t xml:space="preserve"> = </w:t>
-      </w:r>
-      <w:r>
-        <w:rPr>
-          <w:rFonts w:ascii="Courier New" w:eastAsia="Times New Roman" w:hAnsi="Courier New" w:cs="Courier New"/>
-          <w:color w:val="CF8E6D"/>
-          <w:kern w:val="0"/>
-          <w:sz w:val="20"/>
-          <w:szCs w:val="20"/>
-          <w:lang w:eastAsia="de-DE"/>
-          <w14:ligatures w14:val="none"/>
-        </w:rPr>
-        <w:t>null</w:t>
-      </w:r>
-      <w:r>
-        <w:rPr>
-          <w:rFonts w:ascii="Courier New" w:eastAsia="Times New Roman" w:hAnsi="Courier New" w:cs="Courier New"/>
-          <w:color w:val="BCBEC4"/>
-          <w:kern w:val="0"/>
-          <w:sz w:val="20"/>
-          <w:szCs w:val="20"/>
-          <w:lang w:eastAsia="de-DE"/>
-          <w14:ligatures w14:val="none"/>
-        </w:rPr>
-        <w:t>;</w:t>
-      </w:r>
-      <w:r>
-        <w:rPr>
-          <w:rFonts w:ascii="Courier New" w:eastAsia="Times New Roman" w:hAnsi="Courier New" w:cs="Courier New"/>
-          <w:color w:val="BCBEC4"/>
-          <w:kern w:val="0"/>
-          <w:sz w:val="20"/>
-          <w:szCs w:val="20"/>
-          <w:lang w:eastAsia="de-DE"/>
-          <w14:ligatures w14:val="none"/>
-        </w:rPr>
-        <w:br/>
-        <w:t xml:space="preserve">  </w:t>
-      </w:r>
-      <w:proofErr w:type="gramStart"/>
-      <w:r>
-        <w:rPr>
-          <w:rFonts w:ascii="Courier New" w:eastAsia="Times New Roman" w:hAnsi="Courier New" w:cs="Courier New"/>
-          <w:color w:val="BCBEC4"/>
-          <w:kern w:val="0"/>
-          <w:sz w:val="20"/>
-          <w:szCs w:val="20"/>
-          <w:lang w:eastAsia="de-DE"/>
-          <w14:ligatures w14:val="none"/>
-        </w:rPr>
-        <w:t xml:space="preserve">  }</w:t>
-      </w:r>
-      <w:proofErr w:type="gramEnd"/>
+        <w:t xml:space="preserve">    }</w:t>
+      </w:r>
       <w:r>
         <w:rPr>
           <w:rFonts w:ascii="Courier New" w:eastAsia="Times New Roman" w:hAnsi="Courier New" w:cs="Courier New"/>
@@ -3321,29 +2071,12 @@
     <w:p/>
     <w:p>
       <w:r>
-        <w:lastRenderedPageBreak/>
         <w:t>Aufgabe 6</w:t>
       </w:r>
     </w:p>
     <w:p>
       <w:r>
-        <w:t xml:space="preserve">Wie viele Objekte sind für den </w:t>
-      </w:r>
-      <w:proofErr w:type="spellStart"/>
-      <w:r>
-        <w:t>Garbage</w:t>
-      </w:r>
-      <w:proofErr w:type="spellEnd"/>
-      <w:r>
-        <w:t xml:space="preserve"> </w:t>
-      </w:r>
-      <w:proofErr w:type="spellStart"/>
-      <w:r>
-        <w:t>Collector</w:t>
-      </w:r>
-      <w:proofErr w:type="spellEnd"/>
-      <w:r>
-        <w:t xml:space="preserve"> verfügbar und warum? </w:t>
+        <w:t xml:space="preserve">Wie viele Objekte sind für den Garbage Collector verfügbar und warum? </w:t>
       </w:r>
     </w:p>
     <w:p>
@@ -3384,7 +2117,6 @@
           <w14:ligatures w14:val="none"/>
         </w:rPr>
       </w:pPr>
-      <w:proofErr w:type="spellStart"/>
       <w:r>
         <w:rPr>
           <w:rFonts w:ascii="Courier New" w:eastAsia="Times New Roman" w:hAnsi="Courier New" w:cs="Courier New"/>
@@ -3395,9 +2127,33 @@
           <w:lang w:eastAsia="de-DE"/>
           <w14:ligatures w14:val="none"/>
         </w:rPr>
-        <w:t>public</w:t>
-      </w:r>
-      <w:proofErr w:type="spellEnd"/>
+        <w:t xml:space="preserve">public class </w:t>
+      </w:r>
+      <w:r>
+        <w:rPr>
+          <w:rFonts w:ascii="Courier New" w:eastAsia="Times New Roman" w:hAnsi="Courier New" w:cs="Courier New"/>
+          <w:color w:val="BCBEC4"/>
+          <w:kern w:val="0"/>
+          <w:sz w:val="20"/>
+          <w:szCs w:val="20"/>
+          <w:lang w:eastAsia="de-DE"/>
+          <w14:ligatures w14:val="none"/>
+        </w:rPr>
+        <w:t>Wind {</w:t>
+      </w:r>
+      <w:r>
+        <w:rPr>
+          <w:rFonts w:ascii="Courier New" w:eastAsia="Times New Roman" w:hAnsi="Courier New" w:cs="Courier New"/>
+          <w:color w:val="BCBEC4"/>
+          <w:kern w:val="0"/>
+          <w:sz w:val="20"/>
+          <w:szCs w:val="20"/>
+          <w:lang w:eastAsia="de-DE"/>
+          <w14:ligatures w14:val="none"/>
+        </w:rPr>
+        <w:br/>
+        <w:t xml:space="preserve">    </w:t>
+      </w:r>
       <w:r>
         <w:rPr>
           <w:rFonts w:ascii="Courier New" w:eastAsia="Times New Roman" w:hAnsi="Courier New" w:cs="Courier New"/>
@@ -3408,9 +2164,69 @@
           <w:lang w:eastAsia="de-DE"/>
           <w14:ligatures w14:val="none"/>
         </w:rPr>
-        <w:t xml:space="preserve"> </w:t>
-      </w:r>
-      <w:proofErr w:type="spellStart"/>
+        <w:t xml:space="preserve">int </w:t>
+      </w:r>
+      <w:r>
+        <w:rPr>
+          <w:rFonts w:ascii="Courier New" w:eastAsia="Times New Roman" w:hAnsi="Courier New" w:cs="Courier New"/>
+          <w:color w:val="C77DBB"/>
+          <w:kern w:val="0"/>
+          <w:sz w:val="20"/>
+          <w:szCs w:val="20"/>
+          <w:lang w:eastAsia="de-DE"/>
+          <w14:ligatures w14:val="none"/>
+        </w:rPr>
+        <w:t>id</w:t>
+      </w:r>
+      <w:r>
+        <w:rPr>
+          <w:rFonts w:ascii="Courier New" w:eastAsia="Times New Roman" w:hAnsi="Courier New" w:cs="Courier New"/>
+          <w:color w:val="BCBEC4"/>
+          <w:kern w:val="0"/>
+          <w:sz w:val="20"/>
+          <w:szCs w:val="20"/>
+          <w:lang w:eastAsia="de-DE"/>
+          <w14:ligatures w14:val="none"/>
+        </w:rPr>
+        <w:t>;</w:t>
+      </w:r>
+      <w:r>
+        <w:rPr>
+          <w:rFonts w:ascii="Courier New" w:eastAsia="Times New Roman" w:hAnsi="Courier New" w:cs="Courier New"/>
+          <w:color w:val="BCBEC4"/>
+          <w:kern w:val="0"/>
+          <w:sz w:val="20"/>
+          <w:szCs w:val="20"/>
+          <w:lang w:eastAsia="de-DE"/>
+          <w14:ligatures w14:val="none"/>
+        </w:rPr>
+        <w:br/>
+        <w:t xml:space="preserve">    </w:t>
+      </w:r>
+      <w:r>
+        <w:rPr>
+          <w:rFonts w:ascii="Courier New" w:eastAsia="Times New Roman" w:hAnsi="Courier New" w:cs="Courier New"/>
+          <w:color w:val="56A8F5"/>
+          <w:kern w:val="0"/>
+          <w:sz w:val="20"/>
+          <w:szCs w:val="20"/>
+          <w:lang w:eastAsia="de-DE"/>
+          <w14:ligatures w14:val="none"/>
+        </w:rPr>
+        <w:t>Wind</w:t>
+      </w:r>
+      <w:r>
+        <w:rPr>
+          <w:rFonts w:ascii="Courier New" w:eastAsia="Times New Roman" w:hAnsi="Courier New" w:cs="Courier New"/>
+          <w:color w:val="BCBEC4"/>
+          <w:kern w:val="0"/>
+          <w:sz w:val="20"/>
+          <w:szCs w:val="20"/>
+          <w:lang w:eastAsia="de-DE"/>
+          <w14:ligatures w14:val="none"/>
+        </w:rPr>
+        <w:t>(</w:t>
+      </w:r>
       <w:r>
         <w:rPr>
           <w:rFonts w:ascii="Courier New" w:eastAsia="Times New Roman" w:hAnsi="Courier New" w:cs="Courier New"/>
@@ -3421,9 +2237,33 @@
           <w:lang w:eastAsia="de-DE"/>
           <w14:ligatures w14:val="none"/>
         </w:rPr>
-        <w:t>class</w:t>
-      </w:r>
-      <w:proofErr w:type="spellEnd"/>
+        <w:t xml:space="preserve">int </w:t>
+      </w:r>
+      <w:r>
+        <w:rPr>
+          <w:rFonts w:ascii="Courier New" w:eastAsia="Times New Roman" w:hAnsi="Courier New" w:cs="Courier New"/>
+          <w:color w:val="BCBEC4"/>
+          <w:kern w:val="0"/>
+          <w:sz w:val="20"/>
+          <w:szCs w:val="20"/>
+          <w:lang w:eastAsia="de-DE"/>
+          <w14:ligatures w14:val="none"/>
+        </w:rPr>
+        <w:t>id){</w:t>
+      </w:r>
+      <w:r>
+        <w:rPr>
+          <w:rFonts w:ascii="Courier New" w:eastAsia="Times New Roman" w:hAnsi="Courier New" w:cs="Courier New"/>
+          <w:color w:val="BCBEC4"/>
+          <w:kern w:val="0"/>
+          <w:sz w:val="20"/>
+          <w:szCs w:val="20"/>
+          <w:lang w:eastAsia="de-DE"/>
+          <w14:ligatures w14:val="none"/>
+        </w:rPr>
+        <w:br/>
+        <w:t xml:space="preserve">        </w:t>
+      </w:r>
       <w:r>
         <w:rPr>
           <w:rFonts w:ascii="Courier New" w:eastAsia="Times New Roman" w:hAnsi="Courier New" w:cs="Courier New"/>
@@ -3434,19 +2274,68 @@
           <w:lang w:eastAsia="de-DE"/>
           <w14:ligatures w14:val="none"/>
         </w:rPr>
-        <w:t xml:space="preserve"> </w:t>
-      </w:r>
-      <w:r>
-        <w:rPr>
-          <w:rFonts w:ascii="Courier New" w:eastAsia="Times New Roman" w:hAnsi="Courier New" w:cs="Courier New"/>
-          <w:color w:val="BCBEC4"/>
-          <w:kern w:val="0"/>
-          <w:sz w:val="20"/>
-          <w:szCs w:val="20"/>
-          <w:lang w:eastAsia="de-DE"/>
-          <w14:ligatures w14:val="none"/>
-        </w:rPr>
-        <w:t>Wind {</w:t>
+        <w:t>this</w:t>
+      </w:r>
+      <w:r>
+        <w:rPr>
+          <w:rFonts w:ascii="Courier New" w:eastAsia="Times New Roman" w:hAnsi="Courier New" w:cs="Courier New"/>
+          <w:color w:val="BCBEC4"/>
+          <w:kern w:val="0"/>
+          <w:sz w:val="20"/>
+          <w:szCs w:val="20"/>
+          <w:lang w:eastAsia="de-DE"/>
+          <w14:ligatures w14:val="none"/>
+        </w:rPr>
+        <w:t>.</w:t>
+      </w:r>
+      <w:r>
+        <w:rPr>
+          <w:rFonts w:ascii="Courier New" w:eastAsia="Times New Roman" w:hAnsi="Courier New" w:cs="Courier New"/>
+          <w:color w:val="C77DBB"/>
+          <w:kern w:val="0"/>
+          <w:sz w:val="20"/>
+          <w:szCs w:val="20"/>
+          <w:lang w:eastAsia="de-DE"/>
+          <w14:ligatures w14:val="none"/>
+        </w:rPr>
+        <w:t xml:space="preserve">id </w:t>
+      </w:r>
+      <w:r>
+        <w:rPr>
+          <w:rFonts w:ascii="Courier New" w:eastAsia="Times New Roman" w:hAnsi="Courier New" w:cs="Courier New"/>
+          <w:color w:val="BCBEC4"/>
+          <w:kern w:val="0"/>
+          <w:sz w:val="20"/>
+          <w:szCs w:val="20"/>
+          <w:lang w:eastAsia="de-DE"/>
+          <w14:ligatures w14:val="none"/>
+        </w:rPr>
+        <w:t>= id;</w:t>
+      </w:r>
+      <w:r>
+        <w:rPr>
+          <w:rFonts w:ascii="Courier New" w:eastAsia="Times New Roman" w:hAnsi="Courier New" w:cs="Courier New"/>
+          <w:color w:val="BCBEC4"/>
+          <w:kern w:val="0"/>
+          <w:sz w:val="20"/>
+          <w:szCs w:val="20"/>
+          <w:lang w:eastAsia="de-DE"/>
+          <w14:ligatures w14:val="none"/>
+        </w:rPr>
+        <w:br/>
+        <w:t xml:space="preserve">    }</w:t>
+      </w:r>
+      <w:r>
+        <w:rPr>
+          <w:rFonts w:ascii="Courier New" w:eastAsia="Times New Roman" w:hAnsi="Courier New" w:cs="Courier New"/>
+          <w:color w:val="BCBEC4"/>
+          <w:kern w:val="0"/>
+          <w:sz w:val="20"/>
+          <w:szCs w:val="20"/>
+          <w:lang w:eastAsia="de-DE"/>
+          <w14:ligatures w14:val="none"/>
+        </w:rPr>
+        <w:br/>
       </w:r>
       <w:r>
         <w:rPr>
@@ -3461,7 +2350,6 @@
         <w:br/>
         <w:t xml:space="preserve">    </w:t>
       </w:r>
-      <w:proofErr w:type="spellStart"/>
       <w:r>
         <w:rPr>
           <w:rFonts w:ascii="Courier New" w:eastAsia="Times New Roman" w:hAnsi="Courier New" w:cs="Courier New"/>
@@ -3472,9 +2360,45 @@
           <w:lang w:eastAsia="de-DE"/>
           <w14:ligatures w14:val="none"/>
         </w:rPr>
-        <w:t>int</w:t>
-      </w:r>
-      <w:proofErr w:type="spellEnd"/>
+        <w:t xml:space="preserve">public static void </w:t>
+      </w:r>
+      <w:r>
+        <w:rPr>
+          <w:rFonts w:ascii="Courier New" w:eastAsia="Times New Roman" w:hAnsi="Courier New" w:cs="Courier New"/>
+          <w:color w:val="56A8F5"/>
+          <w:kern w:val="0"/>
+          <w:sz w:val="20"/>
+          <w:szCs w:val="20"/>
+          <w:lang w:eastAsia="de-DE"/>
+          <w14:ligatures w14:val="none"/>
+        </w:rPr>
+        <w:t>main</w:t>
+      </w:r>
+      <w:r>
+        <w:rPr>
+          <w:rFonts w:ascii="Courier New" w:eastAsia="Times New Roman" w:hAnsi="Courier New" w:cs="Courier New"/>
+          <w:color w:val="BCBEC4"/>
+          <w:kern w:val="0"/>
+          <w:sz w:val="20"/>
+          <w:szCs w:val="20"/>
+          <w:lang w:eastAsia="de-DE"/>
+          <w14:ligatures w14:val="none"/>
+        </w:rPr>
+        <w:t>(String[] args) {</w:t>
+      </w:r>
+      <w:r>
+        <w:rPr>
+          <w:rFonts w:ascii="Courier New" w:eastAsia="Times New Roman" w:hAnsi="Courier New" w:cs="Courier New"/>
+          <w:color w:val="BCBEC4"/>
+          <w:kern w:val="0"/>
+          <w:sz w:val="20"/>
+          <w:szCs w:val="20"/>
+          <w:lang w:eastAsia="de-DE"/>
+          <w14:ligatures w14:val="none"/>
+        </w:rPr>
+        <w:br/>
+        <w:t xml:space="preserve">        </w:t>
+      </w:r>
       <w:r>
         <w:rPr>
           <w:rFonts w:ascii="Courier New" w:eastAsia="Times New Roman" w:hAnsi="Courier New" w:cs="Courier New"/>
@@ -3485,33 +2409,68 @@
           <w:lang w:eastAsia="de-DE"/>
           <w14:ligatures w14:val="none"/>
         </w:rPr>
-        <w:t xml:space="preserve"> </w:t>
-      </w:r>
-      <w:proofErr w:type="spellStart"/>
-      <w:r>
-        <w:rPr>
-          <w:rFonts w:ascii="Courier New" w:eastAsia="Times New Roman" w:hAnsi="Courier New" w:cs="Courier New"/>
-          <w:color w:val="C77DBB"/>
-          <w:kern w:val="0"/>
-          <w:sz w:val="20"/>
-          <w:szCs w:val="20"/>
-          <w:lang w:eastAsia="de-DE"/>
-          <w14:ligatures w14:val="none"/>
-        </w:rPr>
-        <w:t>id</w:t>
-      </w:r>
-      <w:proofErr w:type="spellEnd"/>
-      <w:r>
-        <w:rPr>
-          <w:rFonts w:ascii="Courier New" w:eastAsia="Times New Roman" w:hAnsi="Courier New" w:cs="Courier New"/>
-          <w:color w:val="BCBEC4"/>
-          <w:kern w:val="0"/>
-          <w:sz w:val="20"/>
-          <w:szCs w:val="20"/>
-          <w:lang w:eastAsia="de-DE"/>
-          <w14:ligatures w14:val="none"/>
-        </w:rPr>
-        <w:t>;</w:t>
+        <w:t xml:space="preserve">new </w:t>
+      </w:r>
+      <w:r>
+        <w:rPr>
+          <w:rFonts w:ascii="Courier New" w:eastAsia="Times New Roman" w:hAnsi="Courier New" w:cs="Courier New"/>
+          <w:color w:val="BCBEC4"/>
+          <w:kern w:val="0"/>
+          <w:sz w:val="20"/>
+          <w:szCs w:val="20"/>
+          <w:lang w:eastAsia="de-DE"/>
+          <w14:ligatures w14:val="none"/>
+        </w:rPr>
+        <w:t>Wind(</w:t>
+      </w:r>
+      <w:r>
+        <w:rPr>
+          <w:rFonts w:ascii="Courier New" w:eastAsia="Times New Roman" w:hAnsi="Courier New" w:cs="Courier New"/>
+          <w:color w:val="2AACB8"/>
+          <w:kern w:val="0"/>
+          <w:sz w:val="20"/>
+          <w:szCs w:val="20"/>
+          <w:lang w:eastAsia="de-DE"/>
+          <w14:ligatures w14:val="none"/>
+        </w:rPr>
+        <w:t>3</w:t>
+      </w:r>
+      <w:r>
+        <w:rPr>
+          <w:rFonts w:ascii="Courier New" w:eastAsia="Times New Roman" w:hAnsi="Courier New" w:cs="Courier New"/>
+          <w:color w:val="BCBEC4"/>
+          <w:kern w:val="0"/>
+          <w:sz w:val="20"/>
+          <w:szCs w:val="20"/>
+          <w:lang w:eastAsia="de-DE"/>
+          <w14:ligatures w14:val="none"/>
+        </w:rPr>
+        <w:t>).go();</w:t>
+      </w:r>
+      <w:r>
+        <w:rPr>
+          <w:rFonts w:ascii="Courier New" w:eastAsia="Times New Roman" w:hAnsi="Courier New" w:cs="Courier New"/>
+          <w:color w:val="BCBEC4"/>
+          <w:kern w:val="0"/>
+          <w:sz w:val="20"/>
+          <w:szCs w:val="20"/>
+          <w:lang w:eastAsia="de-DE"/>
+          <w14:ligatures w14:val="none"/>
+        </w:rPr>
+        <w:br/>
+        <w:t xml:space="preserve">    }</w:t>
+      </w:r>
+      <w:r>
+        <w:rPr>
+          <w:rFonts w:ascii="Courier New" w:eastAsia="Times New Roman" w:hAnsi="Courier New" w:cs="Courier New"/>
+          <w:color w:val="BCBEC4"/>
+          <w:kern w:val="0"/>
+          <w:sz w:val="20"/>
+          <w:szCs w:val="20"/>
+          <w:lang w:eastAsia="de-DE"/>
+          <w14:ligatures w14:val="none"/>
+        </w:rPr>
+        <w:br/>
       </w:r>
       <w:r>
         <w:rPr>
@@ -3526,7 +2485,18 @@
         <w:br/>
         <w:t xml:space="preserve">    </w:t>
       </w:r>
-      <w:proofErr w:type="gramStart"/>
+      <w:r>
+        <w:rPr>
+          <w:rFonts w:ascii="Courier New" w:eastAsia="Times New Roman" w:hAnsi="Courier New" w:cs="Courier New"/>
+          <w:color w:val="CF8E6D"/>
+          <w:kern w:val="0"/>
+          <w:sz w:val="20"/>
+          <w:szCs w:val="20"/>
+          <w:lang w:eastAsia="de-DE"/>
+          <w14:ligatures w14:val="none"/>
+        </w:rPr>
+        <w:t xml:space="preserve">void </w:t>
+      </w:r>
       <w:r>
         <w:rPr>
           <w:rFonts w:ascii="Courier New" w:eastAsia="Times New Roman" w:hAnsi="Courier New" w:cs="Courier New"/>
@@ -3537,22 +2507,33 @@
           <w:lang w:eastAsia="de-DE"/>
           <w14:ligatures w14:val="none"/>
         </w:rPr>
-        <w:t>Wind</w:t>
-      </w:r>
-      <w:r>
-        <w:rPr>
-          <w:rFonts w:ascii="Courier New" w:eastAsia="Times New Roman" w:hAnsi="Courier New" w:cs="Courier New"/>
-          <w:color w:val="BCBEC4"/>
-          <w:kern w:val="0"/>
-          <w:sz w:val="20"/>
-          <w:szCs w:val="20"/>
-          <w:lang w:eastAsia="de-DE"/>
-          <w14:ligatures w14:val="none"/>
-        </w:rPr>
-        <w:t>(</w:t>
-      </w:r>
-      <w:proofErr w:type="spellStart"/>
-      <w:proofErr w:type="gramEnd"/>
+        <w:t>go</w:t>
+      </w:r>
+      <w:r>
+        <w:rPr>
+          <w:rFonts w:ascii="Courier New" w:eastAsia="Times New Roman" w:hAnsi="Courier New" w:cs="Courier New"/>
+          <w:color w:val="BCBEC4"/>
+          <w:kern w:val="0"/>
+          <w:sz w:val="20"/>
+          <w:szCs w:val="20"/>
+          <w:lang w:eastAsia="de-DE"/>
+          <w14:ligatures w14:val="none"/>
+        </w:rPr>
+        <w:t>(){</w:t>
+      </w:r>
+      <w:r>
+        <w:rPr>
+          <w:rFonts w:ascii="Courier New" w:eastAsia="Times New Roman" w:hAnsi="Courier New" w:cs="Courier New"/>
+          <w:color w:val="BCBEC4"/>
+          <w:kern w:val="0"/>
+          <w:sz w:val="20"/>
+          <w:szCs w:val="20"/>
+          <w:lang w:eastAsia="de-DE"/>
+          <w14:ligatures w14:val="none"/>
+        </w:rPr>
+        <w:br/>
+        <w:t xml:space="preserve">        Wind w1 = </w:t>
+      </w:r>
       <w:r>
         <w:rPr>
           <w:rFonts w:ascii="Courier New" w:eastAsia="Times New Roman" w:hAnsi="Courier New" w:cs="Courier New"/>
@@ -3563,9 +2544,57 @@
           <w:lang w:eastAsia="de-DE"/>
           <w14:ligatures w14:val="none"/>
         </w:rPr>
-        <w:t>int</w:t>
-      </w:r>
-      <w:proofErr w:type="spellEnd"/>
+        <w:t xml:space="preserve">new </w:t>
+      </w:r>
+      <w:r>
+        <w:rPr>
+          <w:rFonts w:ascii="Courier New" w:eastAsia="Times New Roman" w:hAnsi="Courier New" w:cs="Courier New"/>
+          <w:color w:val="BCBEC4"/>
+          <w:kern w:val="0"/>
+          <w:sz w:val="20"/>
+          <w:szCs w:val="20"/>
+          <w:lang w:eastAsia="de-DE"/>
+          <w14:ligatures w14:val="none"/>
+        </w:rPr>
+        <w:t>Wind(</w:t>
+      </w:r>
+      <w:r>
+        <w:rPr>
+          <w:rFonts w:ascii="Courier New" w:eastAsia="Times New Roman" w:hAnsi="Courier New" w:cs="Courier New"/>
+          <w:color w:val="2AACB8"/>
+          <w:kern w:val="0"/>
+          <w:sz w:val="20"/>
+          <w:szCs w:val="20"/>
+          <w:lang w:eastAsia="de-DE"/>
+          <w14:ligatures w14:val="none"/>
+        </w:rPr>
+        <w:t>1</w:t>
+      </w:r>
+      <w:r>
+        <w:rPr>
+          <w:rFonts w:ascii="Courier New" w:eastAsia="Times New Roman" w:hAnsi="Courier New" w:cs="Courier New"/>
+          <w:color w:val="BCBEC4"/>
+          <w:kern w:val="0"/>
+          <w:sz w:val="20"/>
+          <w:szCs w:val="20"/>
+          <w:lang w:eastAsia="de-DE"/>
+          <w14:ligatures w14:val="none"/>
+        </w:rPr>
+        <w:t>);</w:t>
+      </w:r>
+      <w:r>
+        <w:rPr>
+          <w:rFonts w:ascii="Courier New" w:eastAsia="Times New Roman" w:hAnsi="Courier New" w:cs="Courier New"/>
+          <w:color w:val="BCBEC4"/>
+          <w:kern w:val="0"/>
+          <w:sz w:val="20"/>
+          <w:szCs w:val="20"/>
+          <w:lang w:eastAsia="de-DE"/>
+          <w14:ligatures w14:val="none"/>
+        </w:rPr>
+        <w:br/>
+        <w:t xml:space="preserve">        Wind w2 = </w:t>
+      </w:r>
       <w:r>
         <w:rPr>
           <w:rFonts w:ascii="Courier New" w:eastAsia="Times New Roman" w:hAnsi="Courier New" w:cs="Courier New"/>
@@ -3576,357 +2605,7 @@
           <w:lang w:eastAsia="de-DE"/>
           <w14:ligatures w14:val="none"/>
         </w:rPr>
-        <w:t xml:space="preserve"> </w:t>
-      </w:r>
-      <w:proofErr w:type="spellStart"/>
-      <w:proofErr w:type="gramStart"/>
-      <w:r>
-        <w:rPr>
-          <w:rFonts w:ascii="Courier New" w:eastAsia="Times New Roman" w:hAnsi="Courier New" w:cs="Courier New"/>
-          <w:color w:val="BCBEC4"/>
-          <w:kern w:val="0"/>
-          <w:sz w:val="20"/>
-          <w:szCs w:val="20"/>
-          <w:lang w:eastAsia="de-DE"/>
-          <w14:ligatures w14:val="none"/>
-        </w:rPr>
-        <w:t>id</w:t>
-      </w:r>
-      <w:proofErr w:type="spellEnd"/>
-      <w:r>
-        <w:rPr>
-          <w:rFonts w:ascii="Courier New" w:eastAsia="Times New Roman" w:hAnsi="Courier New" w:cs="Courier New"/>
-          <w:color w:val="BCBEC4"/>
-          <w:kern w:val="0"/>
-          <w:sz w:val="20"/>
-          <w:szCs w:val="20"/>
-          <w:lang w:eastAsia="de-DE"/>
-          <w14:ligatures w14:val="none"/>
-        </w:rPr>
-        <w:t>){</w:t>
-      </w:r>
-      <w:proofErr w:type="gramEnd"/>
-      <w:r>
-        <w:rPr>
-          <w:rFonts w:ascii="Courier New" w:eastAsia="Times New Roman" w:hAnsi="Courier New" w:cs="Courier New"/>
-          <w:color w:val="BCBEC4"/>
-          <w:kern w:val="0"/>
-          <w:sz w:val="20"/>
-          <w:szCs w:val="20"/>
-          <w:lang w:eastAsia="de-DE"/>
-          <w14:ligatures w14:val="none"/>
-        </w:rPr>
-        <w:br/>
-        <w:t xml:space="preserve">        </w:t>
-      </w:r>
-      <w:r>
-        <w:rPr>
-          <w:rFonts w:ascii="Courier New" w:eastAsia="Times New Roman" w:hAnsi="Courier New" w:cs="Courier New"/>
-          <w:color w:val="CF8E6D"/>
-          <w:kern w:val="0"/>
-          <w:sz w:val="20"/>
-          <w:szCs w:val="20"/>
-          <w:lang w:eastAsia="de-DE"/>
-          <w14:ligatures w14:val="none"/>
-        </w:rPr>
-        <w:t>this</w:t>
-      </w:r>
-      <w:r>
-        <w:rPr>
-          <w:rFonts w:ascii="Courier New" w:eastAsia="Times New Roman" w:hAnsi="Courier New" w:cs="Courier New"/>
-          <w:color w:val="BCBEC4"/>
-          <w:kern w:val="0"/>
-          <w:sz w:val="20"/>
-          <w:szCs w:val="20"/>
-          <w:lang w:eastAsia="de-DE"/>
-          <w14:ligatures w14:val="none"/>
-        </w:rPr>
-        <w:t>.</w:t>
-      </w:r>
-      <w:r>
-        <w:rPr>
-          <w:rFonts w:ascii="Courier New" w:eastAsia="Times New Roman" w:hAnsi="Courier New" w:cs="Courier New"/>
-          <w:color w:val="C77DBB"/>
-          <w:kern w:val="0"/>
-          <w:sz w:val="20"/>
-          <w:szCs w:val="20"/>
-          <w:lang w:eastAsia="de-DE"/>
-          <w14:ligatures w14:val="none"/>
-        </w:rPr>
-        <w:t xml:space="preserve">id </w:t>
-      </w:r>
-      <w:r>
-        <w:rPr>
-          <w:rFonts w:ascii="Courier New" w:eastAsia="Times New Roman" w:hAnsi="Courier New" w:cs="Courier New"/>
-          <w:color w:val="BCBEC4"/>
-          <w:kern w:val="0"/>
-          <w:sz w:val="20"/>
-          <w:szCs w:val="20"/>
-          <w:lang w:eastAsia="de-DE"/>
-          <w14:ligatures w14:val="none"/>
-        </w:rPr>
-        <w:t xml:space="preserve">= </w:t>
-      </w:r>
-      <w:proofErr w:type="spellStart"/>
-      <w:r>
-        <w:rPr>
-          <w:rFonts w:ascii="Courier New" w:eastAsia="Times New Roman" w:hAnsi="Courier New" w:cs="Courier New"/>
-          <w:color w:val="BCBEC4"/>
-          <w:kern w:val="0"/>
-          <w:sz w:val="20"/>
-          <w:szCs w:val="20"/>
-          <w:lang w:eastAsia="de-DE"/>
-          <w14:ligatures w14:val="none"/>
-        </w:rPr>
-        <w:t>id</w:t>
-      </w:r>
-      <w:proofErr w:type="spellEnd"/>
-      <w:r>
-        <w:rPr>
-          <w:rFonts w:ascii="Courier New" w:eastAsia="Times New Roman" w:hAnsi="Courier New" w:cs="Courier New"/>
-          <w:color w:val="BCBEC4"/>
-          <w:kern w:val="0"/>
-          <w:sz w:val="20"/>
-          <w:szCs w:val="20"/>
-          <w:lang w:eastAsia="de-DE"/>
-          <w14:ligatures w14:val="none"/>
-        </w:rPr>
-        <w:t>;</w:t>
-      </w:r>
-      <w:r>
-        <w:rPr>
-          <w:rFonts w:ascii="Courier New" w:eastAsia="Times New Roman" w:hAnsi="Courier New" w:cs="Courier New"/>
-          <w:color w:val="BCBEC4"/>
-          <w:kern w:val="0"/>
-          <w:sz w:val="20"/>
-          <w:szCs w:val="20"/>
-          <w:lang w:eastAsia="de-DE"/>
-          <w14:ligatures w14:val="none"/>
-        </w:rPr>
-        <w:br/>
-        <w:t xml:space="preserve">  </w:t>
-      </w:r>
-      <w:proofErr w:type="gramStart"/>
-      <w:r>
-        <w:rPr>
-          <w:rFonts w:ascii="Courier New" w:eastAsia="Times New Roman" w:hAnsi="Courier New" w:cs="Courier New"/>
-          <w:color w:val="BCBEC4"/>
-          <w:kern w:val="0"/>
-          <w:sz w:val="20"/>
-          <w:szCs w:val="20"/>
-          <w:lang w:eastAsia="de-DE"/>
-          <w14:ligatures w14:val="none"/>
-        </w:rPr>
-        <w:t xml:space="preserve">  }</w:t>
-      </w:r>
-      <w:proofErr w:type="gramEnd"/>
-      <w:r>
-        <w:rPr>
-          <w:rFonts w:ascii="Courier New" w:eastAsia="Times New Roman" w:hAnsi="Courier New" w:cs="Courier New"/>
-          <w:color w:val="BCBEC4"/>
-          <w:kern w:val="0"/>
-          <w:sz w:val="20"/>
-          <w:szCs w:val="20"/>
-          <w:lang w:eastAsia="de-DE"/>
-          <w14:ligatures w14:val="none"/>
-        </w:rPr>
-        <w:br/>
-      </w:r>
-      <w:r>
-        <w:rPr>
-          <w:rFonts w:ascii="Courier New" w:eastAsia="Times New Roman" w:hAnsi="Courier New" w:cs="Courier New"/>
-          <w:color w:val="BCBEC4"/>
-          <w:kern w:val="0"/>
-          <w:sz w:val="20"/>
-          <w:szCs w:val="20"/>
-          <w:lang w:eastAsia="de-DE"/>
-          <w14:ligatures w14:val="none"/>
-        </w:rPr>
-        <w:br/>
-        <w:t xml:space="preserve">    </w:t>
-      </w:r>
-      <w:proofErr w:type="spellStart"/>
-      <w:r>
-        <w:rPr>
-          <w:rFonts w:ascii="Courier New" w:eastAsia="Times New Roman" w:hAnsi="Courier New" w:cs="Courier New"/>
-          <w:color w:val="CF8E6D"/>
-          <w:kern w:val="0"/>
-          <w:sz w:val="20"/>
-          <w:szCs w:val="20"/>
-          <w:lang w:eastAsia="de-DE"/>
-          <w14:ligatures w14:val="none"/>
-        </w:rPr>
-        <w:t>public</w:t>
-      </w:r>
-      <w:proofErr w:type="spellEnd"/>
-      <w:r>
-        <w:rPr>
-          <w:rFonts w:ascii="Courier New" w:eastAsia="Times New Roman" w:hAnsi="Courier New" w:cs="Courier New"/>
-          <w:color w:val="CF8E6D"/>
-          <w:kern w:val="0"/>
-          <w:sz w:val="20"/>
-          <w:szCs w:val="20"/>
-          <w:lang w:eastAsia="de-DE"/>
-          <w14:ligatures w14:val="none"/>
-        </w:rPr>
-        <w:t xml:space="preserve"> </w:t>
-      </w:r>
-      <w:proofErr w:type="spellStart"/>
-      <w:r>
-        <w:rPr>
-          <w:rFonts w:ascii="Courier New" w:eastAsia="Times New Roman" w:hAnsi="Courier New" w:cs="Courier New"/>
-          <w:color w:val="CF8E6D"/>
-          <w:kern w:val="0"/>
-          <w:sz w:val="20"/>
-          <w:szCs w:val="20"/>
-          <w:lang w:eastAsia="de-DE"/>
-          <w14:ligatures w14:val="none"/>
-        </w:rPr>
-        <w:t>static</w:t>
-      </w:r>
-      <w:proofErr w:type="spellEnd"/>
-      <w:r>
-        <w:rPr>
-          <w:rFonts w:ascii="Courier New" w:eastAsia="Times New Roman" w:hAnsi="Courier New" w:cs="Courier New"/>
-          <w:color w:val="CF8E6D"/>
-          <w:kern w:val="0"/>
-          <w:sz w:val="20"/>
-          <w:szCs w:val="20"/>
-          <w:lang w:eastAsia="de-DE"/>
-          <w14:ligatures w14:val="none"/>
-        </w:rPr>
-        <w:t xml:space="preserve"> </w:t>
-      </w:r>
-      <w:proofErr w:type="spellStart"/>
-      <w:r>
-        <w:rPr>
-          <w:rFonts w:ascii="Courier New" w:eastAsia="Times New Roman" w:hAnsi="Courier New" w:cs="Courier New"/>
-          <w:color w:val="CF8E6D"/>
-          <w:kern w:val="0"/>
-          <w:sz w:val="20"/>
-          <w:szCs w:val="20"/>
-          <w:lang w:eastAsia="de-DE"/>
-          <w14:ligatures w14:val="none"/>
-        </w:rPr>
-        <w:t>void</w:t>
-      </w:r>
-      <w:proofErr w:type="spellEnd"/>
-      <w:r>
-        <w:rPr>
-          <w:rFonts w:ascii="Courier New" w:eastAsia="Times New Roman" w:hAnsi="Courier New" w:cs="Courier New"/>
-          <w:color w:val="CF8E6D"/>
-          <w:kern w:val="0"/>
-          <w:sz w:val="20"/>
-          <w:szCs w:val="20"/>
-          <w:lang w:eastAsia="de-DE"/>
-          <w14:ligatures w14:val="none"/>
-        </w:rPr>
-        <w:t xml:space="preserve"> </w:t>
-      </w:r>
-      <w:proofErr w:type="spellStart"/>
-      <w:proofErr w:type="gramStart"/>
-      <w:r>
-        <w:rPr>
-          <w:rFonts w:ascii="Courier New" w:eastAsia="Times New Roman" w:hAnsi="Courier New" w:cs="Courier New"/>
-          <w:color w:val="56A8F5"/>
-          <w:kern w:val="0"/>
-          <w:sz w:val="20"/>
-          <w:szCs w:val="20"/>
-          <w:lang w:eastAsia="de-DE"/>
-          <w14:ligatures w14:val="none"/>
-        </w:rPr>
-        <w:t>main</w:t>
-      </w:r>
-      <w:proofErr w:type="spellEnd"/>
-      <w:r>
-        <w:rPr>
-          <w:rFonts w:ascii="Courier New" w:eastAsia="Times New Roman" w:hAnsi="Courier New" w:cs="Courier New"/>
-          <w:color w:val="BCBEC4"/>
-          <w:kern w:val="0"/>
-          <w:sz w:val="20"/>
-          <w:szCs w:val="20"/>
-          <w:lang w:eastAsia="de-DE"/>
-          <w14:ligatures w14:val="none"/>
-        </w:rPr>
-        <w:t>(String[</w:t>
-      </w:r>
-      <w:proofErr w:type="gramEnd"/>
-      <w:r>
-        <w:rPr>
-          <w:rFonts w:ascii="Courier New" w:eastAsia="Times New Roman" w:hAnsi="Courier New" w:cs="Courier New"/>
-          <w:color w:val="BCBEC4"/>
-          <w:kern w:val="0"/>
-          <w:sz w:val="20"/>
-          <w:szCs w:val="20"/>
-          <w:lang w:eastAsia="de-DE"/>
-          <w14:ligatures w14:val="none"/>
-        </w:rPr>
-        <w:t xml:space="preserve">] </w:t>
-      </w:r>
-      <w:proofErr w:type="spellStart"/>
-      <w:r>
-        <w:rPr>
-          <w:rFonts w:ascii="Courier New" w:eastAsia="Times New Roman" w:hAnsi="Courier New" w:cs="Courier New"/>
-          <w:color w:val="BCBEC4"/>
-          <w:kern w:val="0"/>
-          <w:sz w:val="20"/>
-          <w:szCs w:val="20"/>
-          <w:lang w:eastAsia="de-DE"/>
-          <w14:ligatures w14:val="none"/>
-        </w:rPr>
-        <w:t>args</w:t>
-      </w:r>
-      <w:proofErr w:type="spellEnd"/>
-      <w:r>
-        <w:rPr>
-          <w:rFonts w:ascii="Courier New" w:eastAsia="Times New Roman" w:hAnsi="Courier New" w:cs="Courier New"/>
-          <w:color w:val="BCBEC4"/>
-          <w:kern w:val="0"/>
-          <w:sz w:val="20"/>
-          <w:szCs w:val="20"/>
-          <w:lang w:eastAsia="de-DE"/>
-          <w14:ligatures w14:val="none"/>
-        </w:rPr>
-        <w:t>) {</w:t>
-      </w:r>
-      <w:r>
-        <w:rPr>
-          <w:rFonts w:ascii="Courier New" w:eastAsia="Times New Roman" w:hAnsi="Courier New" w:cs="Courier New"/>
-          <w:color w:val="BCBEC4"/>
-          <w:kern w:val="0"/>
-          <w:sz w:val="20"/>
-          <w:szCs w:val="20"/>
-          <w:lang w:eastAsia="de-DE"/>
-          <w14:ligatures w14:val="none"/>
-        </w:rPr>
-        <w:br/>
-        <w:t xml:space="preserve">        </w:t>
-      </w:r>
-      <w:proofErr w:type="spellStart"/>
-      <w:r>
-        <w:rPr>
-          <w:rFonts w:ascii="Courier New" w:eastAsia="Times New Roman" w:hAnsi="Courier New" w:cs="Courier New"/>
-          <w:color w:val="CF8E6D"/>
-          <w:kern w:val="0"/>
-          <w:sz w:val="20"/>
-          <w:szCs w:val="20"/>
-          <w:lang w:eastAsia="de-DE"/>
-          <w14:ligatures w14:val="none"/>
-        </w:rPr>
-        <w:t>new</w:t>
-      </w:r>
-      <w:proofErr w:type="spellEnd"/>
-      <w:r>
-        <w:rPr>
-          <w:rFonts w:ascii="Courier New" w:eastAsia="Times New Roman" w:hAnsi="Courier New" w:cs="Courier New"/>
-          <w:color w:val="CF8E6D"/>
-          <w:kern w:val="0"/>
-          <w:sz w:val="20"/>
-          <w:szCs w:val="20"/>
-          <w:lang w:eastAsia="de-DE"/>
-          <w14:ligatures w14:val="none"/>
-        </w:rPr>
-        <w:t xml:space="preserve"> </w:t>
+        <w:t xml:space="preserve">new </w:t>
       </w:r>
       <w:r>
         <w:rPr>
@@ -3950,218 +2629,7 @@
           <w:lang w:eastAsia="de-DE"/>
           <w14:ligatures w14:val="none"/>
         </w:rPr>
-        <w:t>3</w:t>
-      </w:r>
-      <w:proofErr w:type="gramStart"/>
-      <w:r>
-        <w:rPr>
-          <w:rFonts w:ascii="Courier New" w:eastAsia="Times New Roman" w:hAnsi="Courier New" w:cs="Courier New"/>
-          <w:color w:val="BCBEC4"/>
-          <w:kern w:val="0"/>
-          <w:sz w:val="20"/>
-          <w:szCs w:val="20"/>
-          <w:lang w:eastAsia="de-DE"/>
-          <w14:ligatures w14:val="none"/>
-        </w:rPr>
-        <w:t>).</w:t>
-      </w:r>
-      <w:proofErr w:type="spellStart"/>
-      <w:r>
-        <w:rPr>
-          <w:rFonts w:ascii="Courier New" w:eastAsia="Times New Roman" w:hAnsi="Courier New" w:cs="Courier New"/>
-          <w:color w:val="BCBEC4"/>
-          <w:kern w:val="0"/>
-          <w:sz w:val="20"/>
-          <w:szCs w:val="20"/>
-          <w:lang w:eastAsia="de-DE"/>
-          <w14:ligatures w14:val="none"/>
-        </w:rPr>
-        <w:t>go</w:t>
-      </w:r>
-      <w:proofErr w:type="spellEnd"/>
-      <w:proofErr w:type="gramEnd"/>
-      <w:r>
-        <w:rPr>
-          <w:rFonts w:ascii="Courier New" w:eastAsia="Times New Roman" w:hAnsi="Courier New" w:cs="Courier New"/>
-          <w:color w:val="BCBEC4"/>
-          <w:kern w:val="0"/>
-          <w:sz w:val="20"/>
-          <w:szCs w:val="20"/>
-          <w:lang w:eastAsia="de-DE"/>
-          <w14:ligatures w14:val="none"/>
-        </w:rPr>
-        <w:t>();</w:t>
-      </w:r>
-      <w:r>
-        <w:rPr>
-          <w:rFonts w:ascii="Courier New" w:eastAsia="Times New Roman" w:hAnsi="Courier New" w:cs="Courier New"/>
-          <w:color w:val="BCBEC4"/>
-          <w:kern w:val="0"/>
-          <w:sz w:val="20"/>
-          <w:szCs w:val="20"/>
-          <w:lang w:eastAsia="de-DE"/>
-          <w14:ligatures w14:val="none"/>
-        </w:rPr>
-        <w:br/>
-        <w:t xml:space="preserve">  </w:t>
-      </w:r>
-      <w:proofErr w:type="gramStart"/>
-      <w:r>
-        <w:rPr>
-          <w:rFonts w:ascii="Courier New" w:eastAsia="Times New Roman" w:hAnsi="Courier New" w:cs="Courier New"/>
-          <w:color w:val="BCBEC4"/>
-          <w:kern w:val="0"/>
-          <w:sz w:val="20"/>
-          <w:szCs w:val="20"/>
-          <w:lang w:eastAsia="de-DE"/>
-          <w14:ligatures w14:val="none"/>
-        </w:rPr>
-        <w:t xml:space="preserve">  }</w:t>
-      </w:r>
-      <w:proofErr w:type="gramEnd"/>
-      <w:r>
-        <w:rPr>
-          <w:rFonts w:ascii="Courier New" w:eastAsia="Times New Roman" w:hAnsi="Courier New" w:cs="Courier New"/>
-          <w:color w:val="BCBEC4"/>
-          <w:kern w:val="0"/>
-          <w:sz w:val="20"/>
-          <w:szCs w:val="20"/>
-          <w:lang w:eastAsia="de-DE"/>
-          <w14:ligatures w14:val="none"/>
-        </w:rPr>
-        <w:br/>
-      </w:r>
-      <w:r>
-        <w:rPr>
-          <w:rFonts w:ascii="Courier New" w:eastAsia="Times New Roman" w:hAnsi="Courier New" w:cs="Courier New"/>
-          <w:color w:val="BCBEC4"/>
-          <w:kern w:val="0"/>
-          <w:sz w:val="20"/>
-          <w:szCs w:val="20"/>
-          <w:lang w:eastAsia="de-DE"/>
-          <w14:ligatures w14:val="none"/>
-        </w:rPr>
-        <w:br/>
-        <w:t xml:space="preserve">    </w:t>
-      </w:r>
-      <w:proofErr w:type="spellStart"/>
-      <w:r>
-        <w:rPr>
-          <w:rFonts w:ascii="Courier New" w:eastAsia="Times New Roman" w:hAnsi="Courier New" w:cs="Courier New"/>
-          <w:color w:val="CF8E6D"/>
-          <w:kern w:val="0"/>
-          <w:sz w:val="20"/>
-          <w:szCs w:val="20"/>
-          <w:lang w:eastAsia="de-DE"/>
-          <w14:ligatures w14:val="none"/>
-        </w:rPr>
-        <w:t>void</w:t>
-      </w:r>
-      <w:proofErr w:type="spellEnd"/>
-      <w:r>
-        <w:rPr>
-          <w:rFonts w:ascii="Courier New" w:eastAsia="Times New Roman" w:hAnsi="Courier New" w:cs="Courier New"/>
-          <w:color w:val="CF8E6D"/>
-          <w:kern w:val="0"/>
-          <w:sz w:val="20"/>
-          <w:szCs w:val="20"/>
-          <w:lang w:eastAsia="de-DE"/>
-          <w14:ligatures w14:val="none"/>
-        </w:rPr>
-        <w:t xml:space="preserve"> </w:t>
-      </w:r>
-      <w:proofErr w:type="spellStart"/>
-      <w:proofErr w:type="gramStart"/>
-      <w:r>
-        <w:rPr>
-          <w:rFonts w:ascii="Courier New" w:eastAsia="Times New Roman" w:hAnsi="Courier New" w:cs="Courier New"/>
-          <w:color w:val="56A8F5"/>
-          <w:kern w:val="0"/>
-          <w:sz w:val="20"/>
-          <w:szCs w:val="20"/>
-          <w:lang w:eastAsia="de-DE"/>
-          <w14:ligatures w14:val="none"/>
-        </w:rPr>
-        <w:t>go</w:t>
-      </w:r>
-      <w:proofErr w:type="spellEnd"/>
-      <w:r>
-        <w:rPr>
-          <w:rFonts w:ascii="Courier New" w:eastAsia="Times New Roman" w:hAnsi="Courier New" w:cs="Courier New"/>
-          <w:color w:val="BCBEC4"/>
-          <w:kern w:val="0"/>
-          <w:sz w:val="20"/>
-          <w:szCs w:val="20"/>
-          <w:lang w:eastAsia="de-DE"/>
-          <w14:ligatures w14:val="none"/>
-        </w:rPr>
-        <w:t>(){</w:t>
-      </w:r>
-      <w:proofErr w:type="gramEnd"/>
-      <w:r>
-        <w:rPr>
-          <w:rFonts w:ascii="Courier New" w:eastAsia="Times New Roman" w:hAnsi="Courier New" w:cs="Courier New"/>
-          <w:color w:val="BCBEC4"/>
-          <w:kern w:val="0"/>
-          <w:sz w:val="20"/>
-          <w:szCs w:val="20"/>
-          <w:lang w:eastAsia="de-DE"/>
-          <w14:ligatures w14:val="none"/>
-        </w:rPr>
-        <w:br/>
-        <w:t xml:space="preserve">        Wind w1 = </w:t>
-      </w:r>
-      <w:proofErr w:type="spellStart"/>
-      <w:r>
-        <w:rPr>
-          <w:rFonts w:ascii="Courier New" w:eastAsia="Times New Roman" w:hAnsi="Courier New" w:cs="Courier New"/>
-          <w:color w:val="CF8E6D"/>
-          <w:kern w:val="0"/>
-          <w:sz w:val="20"/>
-          <w:szCs w:val="20"/>
-          <w:lang w:eastAsia="de-DE"/>
-          <w14:ligatures w14:val="none"/>
-        </w:rPr>
-        <w:t>new</w:t>
-      </w:r>
-      <w:proofErr w:type="spellEnd"/>
-      <w:r>
-        <w:rPr>
-          <w:rFonts w:ascii="Courier New" w:eastAsia="Times New Roman" w:hAnsi="Courier New" w:cs="Courier New"/>
-          <w:color w:val="CF8E6D"/>
-          <w:kern w:val="0"/>
-          <w:sz w:val="20"/>
-          <w:szCs w:val="20"/>
-          <w:lang w:eastAsia="de-DE"/>
-          <w14:ligatures w14:val="none"/>
-        </w:rPr>
-        <w:t xml:space="preserve"> </w:t>
-      </w:r>
-      <w:proofErr w:type="gramStart"/>
-      <w:r>
-        <w:rPr>
-          <w:rFonts w:ascii="Courier New" w:eastAsia="Times New Roman" w:hAnsi="Courier New" w:cs="Courier New"/>
-          <w:color w:val="BCBEC4"/>
-          <w:kern w:val="0"/>
-          <w:sz w:val="20"/>
-          <w:szCs w:val="20"/>
-          <w:lang w:eastAsia="de-DE"/>
-          <w14:ligatures w14:val="none"/>
-        </w:rPr>
-        <w:t>Wind(</w:t>
-      </w:r>
-      <w:proofErr w:type="gramEnd"/>
-      <w:r>
-        <w:rPr>
-          <w:rFonts w:ascii="Courier New" w:eastAsia="Times New Roman" w:hAnsi="Courier New" w:cs="Courier New"/>
-          <w:color w:val="2AACB8"/>
-          <w:kern w:val="0"/>
-          <w:sz w:val="20"/>
-          <w:szCs w:val="20"/>
-          <w:lang w:eastAsia="de-DE"/>
-          <w14:ligatures w14:val="none"/>
-        </w:rPr>
-        <w:t>1</w:t>
+        <w:t>2</w:t>
       </w:r>
       <w:r>
         <w:rPr>
@@ -4186,97 +2654,7 @@
           <w14:ligatures w14:val="none"/>
         </w:rPr>
         <w:br/>
-        <w:t xml:space="preserve">        Wind w2 = </w:t>
-      </w:r>
-      <w:proofErr w:type="spellStart"/>
-      <w:r>
-        <w:rPr>
-          <w:rFonts w:ascii="Courier New" w:eastAsia="Times New Roman" w:hAnsi="Courier New" w:cs="Courier New"/>
-          <w:color w:val="CF8E6D"/>
-          <w:kern w:val="0"/>
-          <w:sz w:val="20"/>
-          <w:szCs w:val="20"/>
-          <w:lang w:eastAsia="de-DE"/>
-          <w14:ligatures w14:val="none"/>
-        </w:rPr>
-        <w:t>new</w:t>
-      </w:r>
-      <w:proofErr w:type="spellEnd"/>
-      <w:r>
-        <w:rPr>
-          <w:rFonts w:ascii="Courier New" w:eastAsia="Times New Roman" w:hAnsi="Courier New" w:cs="Courier New"/>
-          <w:color w:val="CF8E6D"/>
-          <w:kern w:val="0"/>
-          <w:sz w:val="20"/>
-          <w:szCs w:val="20"/>
-          <w:lang w:eastAsia="de-DE"/>
-          <w14:ligatures w14:val="none"/>
-        </w:rPr>
-        <w:t xml:space="preserve"> </w:t>
-      </w:r>
-      <w:proofErr w:type="gramStart"/>
-      <w:r>
-        <w:rPr>
-          <w:rFonts w:ascii="Courier New" w:eastAsia="Times New Roman" w:hAnsi="Courier New" w:cs="Courier New"/>
-          <w:color w:val="BCBEC4"/>
-          <w:kern w:val="0"/>
-          <w:sz w:val="20"/>
-          <w:szCs w:val="20"/>
-          <w:lang w:eastAsia="de-DE"/>
-          <w14:ligatures w14:val="none"/>
-        </w:rPr>
-        <w:t>Wind(</w:t>
-      </w:r>
-      <w:proofErr w:type="gramEnd"/>
-      <w:r>
-        <w:rPr>
-          <w:rFonts w:ascii="Courier New" w:eastAsia="Times New Roman" w:hAnsi="Courier New" w:cs="Courier New"/>
-          <w:color w:val="2AACB8"/>
-          <w:kern w:val="0"/>
-          <w:sz w:val="20"/>
-          <w:szCs w:val="20"/>
-          <w:lang w:eastAsia="de-DE"/>
-          <w14:ligatures w14:val="none"/>
-        </w:rPr>
-        <w:t>2</w:t>
-      </w:r>
-      <w:r>
-        <w:rPr>
-          <w:rFonts w:ascii="Courier New" w:eastAsia="Times New Roman" w:hAnsi="Courier New" w:cs="Courier New"/>
-          <w:color w:val="BCBEC4"/>
-          <w:kern w:val="0"/>
-          <w:sz w:val="20"/>
-          <w:szCs w:val="20"/>
-          <w:lang w:eastAsia="de-DE"/>
-          <w14:ligatures w14:val="none"/>
-        </w:rPr>
-        <w:t>);</w:t>
-      </w:r>
-      <w:r>
-        <w:rPr>
-          <w:rFonts w:ascii="Courier New" w:eastAsia="Times New Roman" w:hAnsi="Courier New" w:cs="Courier New"/>
-          <w:color w:val="BCBEC4"/>
-          <w:kern w:val="0"/>
-          <w:sz w:val="20"/>
-          <w:szCs w:val="20"/>
-          <w:lang w:eastAsia="de-DE"/>
-          <w14:ligatures w14:val="none"/>
-        </w:rPr>
-        <w:br/>
-        <w:t xml:space="preserve">        </w:t>
-      </w:r>
-      <w:proofErr w:type="spellStart"/>
-      <w:r>
-        <w:rPr>
-          <w:rFonts w:ascii="Courier New" w:eastAsia="Times New Roman" w:hAnsi="Courier New" w:cs="Courier New"/>
-          <w:color w:val="BCBEC4"/>
-          <w:kern w:val="0"/>
-          <w:sz w:val="20"/>
-          <w:szCs w:val="20"/>
-          <w:lang w:eastAsia="de-DE"/>
-          <w14:ligatures w14:val="none"/>
-        </w:rPr>
-        <w:t>System.</w:t>
+        <w:t xml:space="preserve">        System.</w:t>
       </w:r>
       <w:r>
         <w:rPr>
@@ -4302,20 +2680,7 @@
           <w:lang w:eastAsia="de-DE"/>
           <w14:ligatures w14:val="none"/>
         </w:rPr>
-        <w:t>.println</w:t>
-      </w:r>
-      <w:proofErr w:type="spellEnd"/>
-      <w:r>
-        <w:rPr>
-          <w:rFonts w:ascii="Courier New" w:eastAsia="Times New Roman" w:hAnsi="Courier New" w:cs="Courier New"/>
-          <w:color w:val="BCBEC4"/>
-          <w:kern w:val="0"/>
-          <w:sz w:val="20"/>
-          <w:szCs w:val="20"/>
-          <w:lang w:eastAsia="de-DE"/>
-          <w14:ligatures w14:val="none"/>
-        </w:rPr>
-        <w:t>(w1.</w:t>
+        <w:t>.println(w1.</w:t>
       </w:r>
       <w:r>
         <w:rPr>
@@ -4400,22 +2765,8 @@
           <w14:ligatures w14:val="none"/>
         </w:rPr>
         <w:br/>
-        <w:t xml:space="preserve">  </w:t>
-      </w:r>
-      <w:proofErr w:type="gramStart"/>
-      <w:r>
-        <w:rPr>
-          <w:rFonts w:ascii="Courier New" w:eastAsia="Times New Roman" w:hAnsi="Courier New" w:cs="Courier New"/>
-          <w:color w:val="BCBEC4"/>
-          <w:kern w:val="0"/>
-          <w:sz w:val="20"/>
-          <w:szCs w:val="20"/>
-          <w:lang w:eastAsia="de-DE"/>
-          <w14:ligatures w14:val="none"/>
-        </w:rPr>
-        <w:t xml:space="preserve">  }</w:t>
-      </w:r>
-      <w:proofErr w:type="gramEnd"/>
+        <w:t xml:space="preserve">    }</w:t>
+      </w:r>
       <w:r>
         <w:rPr>
           <w:rFonts w:ascii="Courier New" w:eastAsia="Times New Roman" w:hAnsi="Courier New" w:cs="Courier New"/>
@@ -4453,30 +2804,13 @@
     <w:p/>
     <w:p>
       <w:r>
-        <w:lastRenderedPageBreak/>
         <w:t>Aufgabe 7:</w:t>
       </w:r>
     </w:p>
     <w:p/>
     <w:p>
       <w:r>
-        <w:t xml:space="preserve">Wie viele Objekte sind für den </w:t>
-      </w:r>
-      <w:proofErr w:type="spellStart"/>
-      <w:r>
-        <w:t>Garbage</w:t>
-      </w:r>
-      <w:proofErr w:type="spellEnd"/>
-      <w:r>
-        <w:t xml:space="preserve"> </w:t>
-      </w:r>
-      <w:proofErr w:type="spellStart"/>
-      <w:r>
-        <w:t>Collector</w:t>
-      </w:r>
-      <w:proofErr w:type="spellEnd"/>
-      <w:r>
-        <w:t xml:space="preserve"> verfügbar und warum? </w:t>
+        <w:t xml:space="preserve">Wie viele Objekte sind für den Garbage Collector verfügbar und warum? </w:t>
       </w:r>
     </w:p>
     <w:p>
@@ -4517,7 +2851,6 @@
           <w14:ligatures w14:val="none"/>
         </w:rPr>
       </w:pPr>
-      <w:proofErr w:type="spellStart"/>
       <w:r>
         <w:rPr>
           <w:rFonts w:ascii="Courier New" w:eastAsia="Times New Roman" w:hAnsi="Courier New" w:cs="Courier New"/>
@@ -4528,9 +2861,131 @@
           <w:lang w:eastAsia="de-DE"/>
           <w14:ligatures w14:val="none"/>
         </w:rPr>
-        <w:t>public</w:t>
-      </w:r>
-      <w:proofErr w:type="spellEnd"/>
+        <w:t xml:space="preserve">public class </w:t>
+      </w:r>
+      <w:r>
+        <w:rPr>
+          <w:rFonts w:ascii="Courier New" w:eastAsia="Times New Roman" w:hAnsi="Courier New" w:cs="Courier New"/>
+          <w:color w:val="BCBEC4"/>
+          <w:kern w:val="0"/>
+          <w:sz w:val="20"/>
+          <w:szCs w:val="20"/>
+          <w:lang w:eastAsia="de-DE"/>
+          <w14:ligatures w14:val="none"/>
+        </w:rPr>
+        <w:t>CardBoard {</w:t>
+      </w:r>
+      <w:r>
+        <w:rPr>
+          <w:rFonts w:ascii="Courier New" w:eastAsia="Times New Roman" w:hAnsi="Courier New" w:cs="Courier New"/>
+          <w:color w:val="BCBEC4"/>
+          <w:kern w:val="0"/>
+          <w:sz w:val="20"/>
+          <w:szCs w:val="20"/>
+          <w:lang w:eastAsia="de-DE"/>
+          <w14:ligatures w14:val="none"/>
+        </w:rPr>
+        <w:br/>
+        <w:t xml:space="preserve">    Short </w:t>
+      </w:r>
+      <w:r>
+        <w:rPr>
+          <w:rFonts w:ascii="Courier New" w:eastAsia="Times New Roman" w:hAnsi="Courier New" w:cs="Courier New"/>
+          <w:color w:val="C77DBB"/>
+          <w:kern w:val="0"/>
+          <w:sz w:val="20"/>
+          <w:szCs w:val="20"/>
+          <w:lang w:eastAsia="de-DE"/>
+          <w14:ligatures w14:val="none"/>
+        </w:rPr>
+        <w:t xml:space="preserve">story </w:t>
+      </w:r>
+      <w:r>
+        <w:rPr>
+          <w:rFonts w:ascii="Courier New" w:eastAsia="Times New Roman" w:hAnsi="Courier New" w:cs="Courier New"/>
+          <w:color w:val="BCBEC4"/>
+          <w:kern w:val="0"/>
+          <w:sz w:val="20"/>
+          <w:szCs w:val="20"/>
+          <w:lang w:eastAsia="de-DE"/>
+          <w14:ligatures w14:val="none"/>
+        </w:rPr>
+        <w:t xml:space="preserve">= </w:t>
+      </w:r>
+      <w:r>
+        <w:rPr>
+          <w:rFonts w:ascii="Courier New" w:eastAsia="Times New Roman" w:hAnsi="Courier New" w:cs="Courier New"/>
+          <w:color w:val="2AACB8"/>
+          <w:kern w:val="0"/>
+          <w:sz w:val="20"/>
+          <w:szCs w:val="20"/>
+          <w:lang w:eastAsia="de-DE"/>
+          <w14:ligatures w14:val="none"/>
+        </w:rPr>
+        <w:t>200</w:t>
+      </w:r>
+      <w:r>
+        <w:rPr>
+          <w:rFonts w:ascii="Courier New" w:eastAsia="Times New Roman" w:hAnsi="Courier New" w:cs="Courier New"/>
+          <w:color w:val="BCBEC4"/>
+          <w:kern w:val="0"/>
+          <w:sz w:val="20"/>
+          <w:szCs w:val="20"/>
+          <w:lang w:eastAsia="de-DE"/>
+          <w14:ligatures w14:val="none"/>
+        </w:rPr>
+        <w:t>;</w:t>
+      </w:r>
+      <w:r>
+        <w:rPr>
+          <w:rFonts w:ascii="Courier New" w:eastAsia="Times New Roman" w:hAnsi="Courier New" w:cs="Courier New"/>
+          <w:color w:val="BCBEC4"/>
+          <w:kern w:val="0"/>
+          <w:sz w:val="20"/>
+          <w:szCs w:val="20"/>
+          <w:lang w:eastAsia="de-DE"/>
+          <w14:ligatures w14:val="none"/>
+        </w:rPr>
+        <w:br/>
+        <w:t xml:space="preserve">    CardBoard </w:t>
+      </w:r>
+      <w:r>
+        <w:rPr>
+          <w:rFonts w:ascii="Courier New" w:eastAsia="Times New Roman" w:hAnsi="Courier New" w:cs="Courier New"/>
+          <w:color w:val="56A8F5"/>
+          <w:kern w:val="0"/>
+          <w:sz w:val="20"/>
+          <w:szCs w:val="20"/>
+          <w:lang w:eastAsia="de-DE"/>
+          <w14:ligatures w14:val="none"/>
+        </w:rPr>
+        <w:t>go</w:t>
+      </w:r>
+      <w:r>
+        <w:rPr>
+          <w:rFonts w:ascii="Courier New" w:eastAsia="Times New Roman" w:hAnsi="Courier New" w:cs="Courier New"/>
+          <w:color w:val="BCBEC4"/>
+          <w:kern w:val="0"/>
+          <w:sz w:val="20"/>
+          <w:szCs w:val="20"/>
+          <w:lang w:eastAsia="de-DE"/>
+          <w14:ligatures w14:val="none"/>
+        </w:rPr>
+        <w:t>(CardBoard cb){</w:t>
+      </w:r>
+      <w:r>
+        <w:rPr>
+          <w:rFonts w:ascii="Courier New" w:eastAsia="Times New Roman" w:hAnsi="Courier New" w:cs="Courier New"/>
+          <w:color w:val="BCBEC4"/>
+          <w:kern w:val="0"/>
+          <w:sz w:val="20"/>
+          <w:szCs w:val="20"/>
+          <w:lang w:eastAsia="de-DE"/>
+          <w14:ligatures w14:val="none"/>
+        </w:rPr>
+        <w:br/>
+        <w:t xml:space="preserve">        cb = </w:t>
+      </w:r>
       <w:r>
         <w:rPr>
           <w:rFonts w:ascii="Courier New" w:eastAsia="Times New Roman" w:hAnsi="Courier New" w:cs="Courier New"/>
@@ -4541,9 +2996,33 @@
           <w:lang w:eastAsia="de-DE"/>
           <w14:ligatures w14:val="none"/>
         </w:rPr>
-        <w:t xml:space="preserve"> </w:t>
-      </w:r>
-      <w:proofErr w:type="spellStart"/>
+        <w:t>null</w:t>
+      </w:r>
+      <w:r>
+        <w:rPr>
+          <w:rFonts w:ascii="Courier New" w:eastAsia="Times New Roman" w:hAnsi="Courier New" w:cs="Courier New"/>
+          <w:color w:val="BCBEC4"/>
+          <w:kern w:val="0"/>
+          <w:sz w:val="20"/>
+          <w:szCs w:val="20"/>
+          <w:lang w:eastAsia="de-DE"/>
+          <w14:ligatures w14:val="none"/>
+        </w:rPr>
+        <w:t>;</w:t>
+      </w:r>
+      <w:r>
+        <w:rPr>
+          <w:rFonts w:ascii="Courier New" w:eastAsia="Times New Roman" w:hAnsi="Courier New" w:cs="Courier New"/>
+          <w:color w:val="BCBEC4"/>
+          <w:kern w:val="0"/>
+          <w:sz w:val="20"/>
+          <w:szCs w:val="20"/>
+          <w:lang w:eastAsia="de-DE"/>
+          <w14:ligatures w14:val="none"/>
+        </w:rPr>
+        <w:br/>
+        <w:t xml:space="preserve">        </w:t>
+      </w:r>
       <w:r>
         <w:rPr>
           <w:rFonts w:ascii="Courier New" w:eastAsia="Times New Roman" w:hAnsi="Courier New" w:cs="Courier New"/>
@@ -4554,9 +3033,58 @@
           <w:lang w:eastAsia="de-DE"/>
           <w14:ligatures w14:val="none"/>
         </w:rPr>
-        <w:t>class</w:t>
-      </w:r>
-      <w:proofErr w:type="spellEnd"/>
+        <w:t xml:space="preserve">return </w:t>
+      </w:r>
+      <w:r>
+        <w:rPr>
+          <w:rFonts w:ascii="Courier New" w:eastAsia="Times New Roman" w:hAnsi="Courier New" w:cs="Courier New"/>
+          <w:color w:val="BCBEC4"/>
+          <w:kern w:val="0"/>
+          <w:sz w:val="20"/>
+          <w:szCs w:val="20"/>
+          <w:lang w:eastAsia="de-DE"/>
+          <w14:ligatures w14:val="none"/>
+        </w:rPr>
+        <w:t>cb;</w:t>
+      </w:r>
+      <w:r>
+        <w:rPr>
+          <w:rFonts w:ascii="Courier New" w:eastAsia="Times New Roman" w:hAnsi="Courier New" w:cs="Courier New"/>
+          <w:color w:val="BCBEC4"/>
+          <w:kern w:val="0"/>
+          <w:sz w:val="20"/>
+          <w:szCs w:val="20"/>
+          <w:lang w:eastAsia="de-DE"/>
+          <w14:ligatures w14:val="none"/>
+        </w:rPr>
+        <w:br/>
+        <w:t xml:space="preserve">    }</w:t>
+      </w:r>
+      <w:r>
+        <w:rPr>
+          <w:rFonts w:ascii="Courier New" w:eastAsia="Times New Roman" w:hAnsi="Courier New" w:cs="Courier New"/>
+          <w:color w:val="BCBEC4"/>
+          <w:kern w:val="0"/>
+          <w:sz w:val="20"/>
+          <w:szCs w:val="20"/>
+          <w:lang w:eastAsia="de-DE"/>
+          <w14:ligatures w14:val="none"/>
+        </w:rPr>
+        <w:br/>
+      </w:r>
+      <w:r>
+        <w:rPr>
+          <w:rFonts w:ascii="Courier New" w:eastAsia="Times New Roman" w:hAnsi="Courier New" w:cs="Courier New"/>
+          <w:color w:val="BCBEC4"/>
+          <w:kern w:val="0"/>
+          <w:sz w:val="20"/>
+          <w:szCs w:val="20"/>
+          <w:lang w:eastAsia="de-DE"/>
+          <w14:ligatures w14:val="none"/>
+        </w:rPr>
+        <w:br/>
+        <w:t xml:space="preserve">    </w:t>
+      </w:r>
       <w:r>
         <w:rPr>
           <w:rFonts w:ascii="Courier New" w:eastAsia="Times New Roman" w:hAnsi="Courier New" w:cs="Courier New"/>
@@ -4567,96 +3095,143 @@
           <w:lang w:eastAsia="de-DE"/>
           <w14:ligatures w14:val="none"/>
         </w:rPr>
-        <w:t xml:space="preserve"> </w:t>
-      </w:r>
-      <w:proofErr w:type="spellStart"/>
-      <w:r>
-        <w:rPr>
-          <w:rFonts w:ascii="Courier New" w:eastAsia="Times New Roman" w:hAnsi="Courier New" w:cs="Courier New"/>
-          <w:color w:val="BCBEC4"/>
-          <w:kern w:val="0"/>
-          <w:sz w:val="20"/>
-          <w:szCs w:val="20"/>
-          <w:lang w:eastAsia="de-DE"/>
-          <w14:ligatures w14:val="none"/>
-        </w:rPr>
-        <w:t>CardBoard</w:t>
-      </w:r>
-      <w:proofErr w:type="spellEnd"/>
-      <w:r>
-        <w:rPr>
-          <w:rFonts w:ascii="Courier New" w:eastAsia="Times New Roman" w:hAnsi="Courier New" w:cs="Courier New"/>
-          <w:color w:val="BCBEC4"/>
-          <w:kern w:val="0"/>
-          <w:sz w:val="20"/>
-          <w:szCs w:val="20"/>
-          <w:lang w:eastAsia="de-DE"/>
-          <w14:ligatures w14:val="none"/>
-        </w:rPr>
-        <w:t xml:space="preserve"> {</w:t>
-      </w:r>
-      <w:r>
-        <w:rPr>
-          <w:rFonts w:ascii="Courier New" w:eastAsia="Times New Roman" w:hAnsi="Courier New" w:cs="Courier New"/>
-          <w:color w:val="BCBEC4"/>
-          <w:kern w:val="0"/>
-          <w:sz w:val="20"/>
-          <w:szCs w:val="20"/>
-          <w:lang w:eastAsia="de-DE"/>
-          <w14:ligatures w14:val="none"/>
-        </w:rPr>
-        <w:br/>
-        <w:t xml:space="preserve">    Short </w:t>
-      </w:r>
-      <w:proofErr w:type="spellStart"/>
-      <w:r>
-        <w:rPr>
-          <w:rFonts w:ascii="Courier New" w:eastAsia="Times New Roman" w:hAnsi="Courier New" w:cs="Courier New"/>
-          <w:color w:val="C77DBB"/>
-          <w:kern w:val="0"/>
-          <w:sz w:val="20"/>
-          <w:szCs w:val="20"/>
-          <w:lang w:eastAsia="de-DE"/>
-          <w14:ligatures w14:val="none"/>
-        </w:rPr>
-        <w:t>story</w:t>
-      </w:r>
-      <w:proofErr w:type="spellEnd"/>
-      <w:r>
-        <w:rPr>
-          <w:rFonts w:ascii="Courier New" w:eastAsia="Times New Roman" w:hAnsi="Courier New" w:cs="Courier New"/>
-          <w:color w:val="C77DBB"/>
-          <w:kern w:val="0"/>
-          <w:sz w:val="20"/>
-          <w:szCs w:val="20"/>
-          <w:lang w:eastAsia="de-DE"/>
-          <w14:ligatures w14:val="none"/>
-        </w:rPr>
-        <w:t xml:space="preserve"> </w:t>
-      </w:r>
-      <w:r>
-        <w:rPr>
-          <w:rFonts w:ascii="Courier New" w:eastAsia="Times New Roman" w:hAnsi="Courier New" w:cs="Courier New"/>
-          <w:color w:val="BCBEC4"/>
-          <w:kern w:val="0"/>
-          <w:sz w:val="20"/>
-          <w:szCs w:val="20"/>
-          <w:lang w:eastAsia="de-DE"/>
-          <w14:ligatures w14:val="none"/>
-        </w:rPr>
-        <w:t xml:space="preserve">= </w:t>
-      </w:r>
-      <w:r>
-        <w:rPr>
-          <w:rFonts w:ascii="Courier New" w:eastAsia="Times New Roman" w:hAnsi="Courier New" w:cs="Courier New"/>
-          <w:color w:val="2AACB8"/>
-          <w:kern w:val="0"/>
-          <w:sz w:val="20"/>
-          <w:szCs w:val="20"/>
-          <w:lang w:eastAsia="de-DE"/>
-          <w14:ligatures w14:val="none"/>
-        </w:rPr>
-        <w:t>200</w:t>
+        <w:t xml:space="preserve">public static void </w:t>
+      </w:r>
+      <w:r>
+        <w:rPr>
+          <w:rFonts w:ascii="Courier New" w:eastAsia="Times New Roman" w:hAnsi="Courier New" w:cs="Courier New"/>
+          <w:color w:val="56A8F5"/>
+          <w:kern w:val="0"/>
+          <w:sz w:val="20"/>
+          <w:szCs w:val="20"/>
+          <w:lang w:eastAsia="de-DE"/>
+          <w14:ligatures w14:val="none"/>
+        </w:rPr>
+        <w:t>main</w:t>
+      </w:r>
+      <w:r>
+        <w:rPr>
+          <w:rFonts w:ascii="Courier New" w:eastAsia="Times New Roman" w:hAnsi="Courier New" w:cs="Courier New"/>
+          <w:color w:val="BCBEC4"/>
+          <w:kern w:val="0"/>
+          <w:sz w:val="20"/>
+          <w:szCs w:val="20"/>
+          <w:lang w:eastAsia="de-DE"/>
+          <w14:ligatures w14:val="none"/>
+        </w:rPr>
+        <w:t>(String[] args) {</w:t>
+      </w:r>
+      <w:r>
+        <w:rPr>
+          <w:rFonts w:ascii="Courier New" w:eastAsia="Times New Roman" w:hAnsi="Courier New" w:cs="Courier New"/>
+          <w:color w:val="BCBEC4"/>
+          <w:kern w:val="0"/>
+          <w:sz w:val="20"/>
+          <w:szCs w:val="20"/>
+          <w:lang w:eastAsia="de-DE"/>
+          <w14:ligatures w14:val="none"/>
+        </w:rPr>
+        <w:br/>
+        <w:t xml:space="preserve">        CardBoard c1 = </w:t>
+      </w:r>
+      <w:r>
+        <w:rPr>
+          <w:rFonts w:ascii="Courier New" w:eastAsia="Times New Roman" w:hAnsi="Courier New" w:cs="Courier New"/>
+          <w:color w:val="CF8E6D"/>
+          <w:kern w:val="0"/>
+          <w:sz w:val="20"/>
+          <w:szCs w:val="20"/>
+          <w:lang w:eastAsia="de-DE"/>
+          <w14:ligatures w14:val="none"/>
+        </w:rPr>
+        <w:t xml:space="preserve">new </w:t>
+      </w:r>
+      <w:r>
+        <w:rPr>
+          <w:rFonts w:ascii="Courier New" w:eastAsia="Times New Roman" w:hAnsi="Courier New" w:cs="Courier New"/>
+          <w:color w:val="BCBEC4"/>
+          <w:kern w:val="0"/>
+          <w:sz w:val="20"/>
+          <w:szCs w:val="20"/>
+          <w:lang w:eastAsia="de-DE"/>
+          <w14:ligatures w14:val="none"/>
+        </w:rPr>
+        <w:t>CardBoard();</w:t>
+      </w:r>
+      <w:r>
+        <w:rPr>
+          <w:rFonts w:ascii="Courier New" w:eastAsia="Times New Roman" w:hAnsi="Courier New" w:cs="Courier New"/>
+          <w:color w:val="BCBEC4"/>
+          <w:kern w:val="0"/>
+          <w:sz w:val="20"/>
+          <w:szCs w:val="20"/>
+          <w:lang w:eastAsia="de-DE"/>
+          <w14:ligatures w14:val="none"/>
+        </w:rPr>
+        <w:br/>
+        <w:t xml:space="preserve">        CardBoard c2 = </w:t>
+      </w:r>
+      <w:r>
+        <w:rPr>
+          <w:rFonts w:ascii="Courier New" w:eastAsia="Times New Roman" w:hAnsi="Courier New" w:cs="Courier New"/>
+          <w:color w:val="CF8E6D"/>
+          <w:kern w:val="0"/>
+          <w:sz w:val="20"/>
+          <w:szCs w:val="20"/>
+          <w:lang w:eastAsia="de-DE"/>
+          <w14:ligatures w14:val="none"/>
+        </w:rPr>
+        <w:t xml:space="preserve">new </w:t>
+      </w:r>
+      <w:r>
+        <w:rPr>
+          <w:rFonts w:ascii="Courier New" w:eastAsia="Times New Roman" w:hAnsi="Courier New" w:cs="Courier New"/>
+          <w:color w:val="BCBEC4"/>
+          <w:kern w:val="0"/>
+          <w:sz w:val="20"/>
+          <w:szCs w:val="20"/>
+          <w:lang w:eastAsia="de-DE"/>
+          <w14:ligatures w14:val="none"/>
+        </w:rPr>
+        <w:t>CardBoard();</w:t>
+      </w:r>
+      <w:r>
+        <w:rPr>
+          <w:rFonts w:ascii="Courier New" w:eastAsia="Times New Roman" w:hAnsi="Courier New" w:cs="Courier New"/>
+          <w:color w:val="BCBEC4"/>
+          <w:kern w:val="0"/>
+          <w:sz w:val="20"/>
+          <w:szCs w:val="20"/>
+          <w:lang w:eastAsia="de-DE"/>
+          <w14:ligatures w14:val="none"/>
+        </w:rPr>
+        <w:br/>
+        <w:t xml:space="preserve">        CardBoard c3 = c1.go(c2);</w:t>
+      </w:r>
+      <w:r>
+        <w:rPr>
+          <w:rFonts w:ascii="Courier New" w:eastAsia="Times New Roman" w:hAnsi="Courier New" w:cs="Courier New"/>
+          <w:color w:val="BCBEC4"/>
+          <w:kern w:val="0"/>
+          <w:sz w:val="20"/>
+          <w:szCs w:val="20"/>
+          <w:lang w:eastAsia="de-DE"/>
+          <w14:ligatures w14:val="none"/>
+        </w:rPr>
+        <w:br/>
+        <w:t xml:space="preserve">        c1 = </w:t>
+      </w:r>
+      <w:r>
+        <w:rPr>
+          <w:rFonts w:ascii="Courier New" w:eastAsia="Times New Roman" w:hAnsi="Courier New" w:cs="Courier New"/>
+          <w:color w:val="CF8E6D"/>
+          <w:kern w:val="0"/>
+          <w:sz w:val="20"/>
+          <w:szCs w:val="20"/>
+          <w:lang w:eastAsia="de-DE"/>
+          <w14:ligatures w14:val="none"/>
+        </w:rPr>
+        <w:t>null</w:t>
       </w:r>
       <w:r>
         <w:rPr>
@@ -4681,753 +3256,8 @@
           <w14:ligatures w14:val="none"/>
         </w:rPr>
         <w:br/>
-        <w:t xml:space="preserve">    </w:t>
-      </w:r>
-      <w:proofErr w:type="spellStart"/>
-      <w:r>
-        <w:rPr>
-          <w:rFonts w:ascii="Courier New" w:eastAsia="Times New Roman" w:hAnsi="Courier New" w:cs="Courier New"/>
-          <w:color w:val="BCBEC4"/>
-          <w:kern w:val="0"/>
-          <w:sz w:val="20"/>
-          <w:szCs w:val="20"/>
-          <w:lang w:eastAsia="de-DE"/>
-          <w14:ligatures w14:val="none"/>
-        </w:rPr>
-        <w:t>CardBoard</w:t>
-      </w:r>
-      <w:proofErr w:type="spellEnd"/>
-      <w:r>
-        <w:rPr>
-          <w:rFonts w:ascii="Courier New" w:eastAsia="Times New Roman" w:hAnsi="Courier New" w:cs="Courier New"/>
-          <w:color w:val="BCBEC4"/>
-          <w:kern w:val="0"/>
-          <w:sz w:val="20"/>
-          <w:szCs w:val="20"/>
-          <w:lang w:eastAsia="de-DE"/>
-          <w14:ligatures w14:val="none"/>
-        </w:rPr>
-        <w:t xml:space="preserve"> </w:t>
-      </w:r>
-      <w:proofErr w:type="spellStart"/>
-      <w:proofErr w:type="gramStart"/>
-      <w:r>
-        <w:rPr>
-          <w:rFonts w:ascii="Courier New" w:eastAsia="Times New Roman" w:hAnsi="Courier New" w:cs="Courier New"/>
-          <w:color w:val="56A8F5"/>
-          <w:kern w:val="0"/>
-          <w:sz w:val="20"/>
-          <w:szCs w:val="20"/>
-          <w:lang w:eastAsia="de-DE"/>
-          <w14:ligatures w14:val="none"/>
-        </w:rPr>
-        <w:t>go</w:t>
-      </w:r>
-      <w:proofErr w:type="spellEnd"/>
-      <w:r>
-        <w:rPr>
-          <w:rFonts w:ascii="Courier New" w:eastAsia="Times New Roman" w:hAnsi="Courier New" w:cs="Courier New"/>
-          <w:color w:val="BCBEC4"/>
-          <w:kern w:val="0"/>
-          <w:sz w:val="20"/>
-          <w:szCs w:val="20"/>
-          <w:lang w:eastAsia="de-DE"/>
-          <w14:ligatures w14:val="none"/>
-        </w:rPr>
-        <w:t>(</w:t>
-      </w:r>
-      <w:proofErr w:type="spellStart"/>
-      <w:proofErr w:type="gramEnd"/>
-      <w:r>
-        <w:rPr>
-          <w:rFonts w:ascii="Courier New" w:eastAsia="Times New Roman" w:hAnsi="Courier New" w:cs="Courier New"/>
-          <w:color w:val="BCBEC4"/>
-          <w:kern w:val="0"/>
-          <w:sz w:val="20"/>
-          <w:szCs w:val="20"/>
-          <w:lang w:eastAsia="de-DE"/>
-          <w14:ligatures w14:val="none"/>
-        </w:rPr>
-        <w:t>CardBoard</w:t>
-      </w:r>
-      <w:proofErr w:type="spellEnd"/>
-      <w:r>
-        <w:rPr>
-          <w:rFonts w:ascii="Courier New" w:eastAsia="Times New Roman" w:hAnsi="Courier New" w:cs="Courier New"/>
-          <w:color w:val="BCBEC4"/>
-          <w:kern w:val="0"/>
-          <w:sz w:val="20"/>
-          <w:szCs w:val="20"/>
-          <w:lang w:eastAsia="de-DE"/>
-          <w14:ligatures w14:val="none"/>
-        </w:rPr>
-        <w:t xml:space="preserve"> </w:t>
-      </w:r>
-      <w:proofErr w:type="spellStart"/>
-      <w:proofErr w:type="gramStart"/>
-      <w:r>
-        <w:rPr>
-          <w:rFonts w:ascii="Courier New" w:eastAsia="Times New Roman" w:hAnsi="Courier New" w:cs="Courier New"/>
-          <w:color w:val="BCBEC4"/>
-          <w:kern w:val="0"/>
-          <w:sz w:val="20"/>
-          <w:szCs w:val="20"/>
-          <w:lang w:eastAsia="de-DE"/>
-          <w14:ligatures w14:val="none"/>
-        </w:rPr>
-        <w:t>cb</w:t>
-      </w:r>
-      <w:proofErr w:type="spellEnd"/>
-      <w:r>
-        <w:rPr>
-          <w:rFonts w:ascii="Courier New" w:eastAsia="Times New Roman" w:hAnsi="Courier New" w:cs="Courier New"/>
-          <w:color w:val="BCBEC4"/>
-          <w:kern w:val="0"/>
-          <w:sz w:val="20"/>
-          <w:szCs w:val="20"/>
-          <w:lang w:eastAsia="de-DE"/>
-          <w14:ligatures w14:val="none"/>
-        </w:rPr>
-        <w:t>){</w:t>
-      </w:r>
-      <w:proofErr w:type="gramEnd"/>
-      <w:r>
-        <w:rPr>
-          <w:rFonts w:ascii="Courier New" w:eastAsia="Times New Roman" w:hAnsi="Courier New" w:cs="Courier New"/>
-          <w:color w:val="BCBEC4"/>
-          <w:kern w:val="0"/>
-          <w:sz w:val="20"/>
-          <w:szCs w:val="20"/>
-          <w:lang w:eastAsia="de-DE"/>
-          <w14:ligatures w14:val="none"/>
-        </w:rPr>
-        <w:br/>
-        <w:t xml:space="preserve">        </w:t>
-      </w:r>
-      <w:proofErr w:type="spellStart"/>
-      <w:r>
-        <w:rPr>
-          <w:rFonts w:ascii="Courier New" w:eastAsia="Times New Roman" w:hAnsi="Courier New" w:cs="Courier New"/>
-          <w:color w:val="BCBEC4"/>
-          <w:kern w:val="0"/>
-          <w:sz w:val="20"/>
-          <w:szCs w:val="20"/>
-          <w:lang w:eastAsia="de-DE"/>
-          <w14:ligatures w14:val="none"/>
-        </w:rPr>
-        <w:t>cb</w:t>
-      </w:r>
-      <w:proofErr w:type="spellEnd"/>
-      <w:r>
-        <w:rPr>
-          <w:rFonts w:ascii="Courier New" w:eastAsia="Times New Roman" w:hAnsi="Courier New" w:cs="Courier New"/>
-          <w:color w:val="BCBEC4"/>
-          <w:kern w:val="0"/>
-          <w:sz w:val="20"/>
-          <w:szCs w:val="20"/>
-          <w:lang w:eastAsia="de-DE"/>
-          <w14:ligatures w14:val="none"/>
-        </w:rPr>
-        <w:t xml:space="preserve"> = </w:t>
-      </w:r>
-      <w:r>
-        <w:rPr>
-          <w:rFonts w:ascii="Courier New" w:eastAsia="Times New Roman" w:hAnsi="Courier New" w:cs="Courier New"/>
-          <w:color w:val="CF8E6D"/>
-          <w:kern w:val="0"/>
-          <w:sz w:val="20"/>
-          <w:szCs w:val="20"/>
-          <w:lang w:eastAsia="de-DE"/>
-          <w14:ligatures w14:val="none"/>
-        </w:rPr>
-        <w:t>null</w:t>
-      </w:r>
-      <w:r>
-        <w:rPr>
-          <w:rFonts w:ascii="Courier New" w:eastAsia="Times New Roman" w:hAnsi="Courier New" w:cs="Courier New"/>
-          <w:color w:val="BCBEC4"/>
-          <w:kern w:val="0"/>
-          <w:sz w:val="20"/>
-          <w:szCs w:val="20"/>
-          <w:lang w:eastAsia="de-DE"/>
-          <w14:ligatures w14:val="none"/>
-        </w:rPr>
-        <w:t>;</w:t>
-      </w:r>
-      <w:r>
-        <w:rPr>
-          <w:rFonts w:ascii="Courier New" w:eastAsia="Times New Roman" w:hAnsi="Courier New" w:cs="Courier New"/>
-          <w:color w:val="BCBEC4"/>
-          <w:kern w:val="0"/>
-          <w:sz w:val="20"/>
-          <w:szCs w:val="20"/>
-          <w:lang w:eastAsia="de-DE"/>
-          <w14:ligatures w14:val="none"/>
-        </w:rPr>
-        <w:br/>
-        <w:t xml:space="preserve">        </w:t>
-      </w:r>
-      <w:proofErr w:type="spellStart"/>
-      <w:r>
-        <w:rPr>
-          <w:rFonts w:ascii="Courier New" w:eastAsia="Times New Roman" w:hAnsi="Courier New" w:cs="Courier New"/>
-          <w:color w:val="CF8E6D"/>
-          <w:kern w:val="0"/>
-          <w:sz w:val="20"/>
-          <w:szCs w:val="20"/>
-          <w:lang w:eastAsia="de-DE"/>
-          <w14:ligatures w14:val="none"/>
-        </w:rPr>
-        <w:t>return</w:t>
-      </w:r>
-      <w:proofErr w:type="spellEnd"/>
-      <w:r>
-        <w:rPr>
-          <w:rFonts w:ascii="Courier New" w:eastAsia="Times New Roman" w:hAnsi="Courier New" w:cs="Courier New"/>
-          <w:color w:val="CF8E6D"/>
-          <w:kern w:val="0"/>
-          <w:sz w:val="20"/>
-          <w:szCs w:val="20"/>
-          <w:lang w:eastAsia="de-DE"/>
-          <w14:ligatures w14:val="none"/>
-        </w:rPr>
-        <w:t xml:space="preserve"> </w:t>
-      </w:r>
-      <w:proofErr w:type="spellStart"/>
-      <w:r>
-        <w:rPr>
-          <w:rFonts w:ascii="Courier New" w:eastAsia="Times New Roman" w:hAnsi="Courier New" w:cs="Courier New"/>
-          <w:color w:val="BCBEC4"/>
-          <w:kern w:val="0"/>
-          <w:sz w:val="20"/>
-          <w:szCs w:val="20"/>
-          <w:lang w:eastAsia="de-DE"/>
-          <w14:ligatures w14:val="none"/>
-        </w:rPr>
-        <w:t>cb</w:t>
-      </w:r>
-      <w:proofErr w:type="spellEnd"/>
-      <w:r>
-        <w:rPr>
-          <w:rFonts w:ascii="Courier New" w:eastAsia="Times New Roman" w:hAnsi="Courier New" w:cs="Courier New"/>
-          <w:color w:val="BCBEC4"/>
-          <w:kern w:val="0"/>
-          <w:sz w:val="20"/>
-          <w:szCs w:val="20"/>
-          <w:lang w:eastAsia="de-DE"/>
-          <w14:ligatures w14:val="none"/>
-        </w:rPr>
-        <w:t>;</w:t>
-      </w:r>
-      <w:r>
-        <w:rPr>
-          <w:rFonts w:ascii="Courier New" w:eastAsia="Times New Roman" w:hAnsi="Courier New" w:cs="Courier New"/>
-          <w:color w:val="BCBEC4"/>
-          <w:kern w:val="0"/>
-          <w:sz w:val="20"/>
-          <w:szCs w:val="20"/>
-          <w:lang w:eastAsia="de-DE"/>
-          <w14:ligatures w14:val="none"/>
-        </w:rPr>
-        <w:br/>
-        <w:t xml:space="preserve">  </w:t>
-      </w:r>
-      <w:proofErr w:type="gramStart"/>
-      <w:r>
-        <w:rPr>
-          <w:rFonts w:ascii="Courier New" w:eastAsia="Times New Roman" w:hAnsi="Courier New" w:cs="Courier New"/>
-          <w:color w:val="BCBEC4"/>
-          <w:kern w:val="0"/>
-          <w:sz w:val="20"/>
-          <w:szCs w:val="20"/>
-          <w:lang w:eastAsia="de-DE"/>
-          <w14:ligatures w14:val="none"/>
-        </w:rPr>
-        <w:t xml:space="preserve">  }</w:t>
-      </w:r>
-      <w:proofErr w:type="gramEnd"/>
-      <w:r>
-        <w:rPr>
-          <w:rFonts w:ascii="Courier New" w:eastAsia="Times New Roman" w:hAnsi="Courier New" w:cs="Courier New"/>
-          <w:color w:val="BCBEC4"/>
-          <w:kern w:val="0"/>
-          <w:sz w:val="20"/>
-          <w:szCs w:val="20"/>
-          <w:lang w:eastAsia="de-DE"/>
-          <w14:ligatures w14:val="none"/>
-        </w:rPr>
-        <w:br/>
-      </w:r>
-      <w:r>
-        <w:rPr>
-          <w:rFonts w:ascii="Courier New" w:eastAsia="Times New Roman" w:hAnsi="Courier New" w:cs="Courier New"/>
-          <w:color w:val="BCBEC4"/>
-          <w:kern w:val="0"/>
-          <w:sz w:val="20"/>
-          <w:szCs w:val="20"/>
-          <w:lang w:eastAsia="de-DE"/>
-          <w14:ligatures w14:val="none"/>
-        </w:rPr>
-        <w:br/>
-        <w:t xml:space="preserve">    </w:t>
-      </w:r>
-      <w:proofErr w:type="spellStart"/>
-      <w:r>
-        <w:rPr>
-          <w:rFonts w:ascii="Courier New" w:eastAsia="Times New Roman" w:hAnsi="Courier New" w:cs="Courier New"/>
-          <w:color w:val="CF8E6D"/>
-          <w:kern w:val="0"/>
-          <w:sz w:val="20"/>
-          <w:szCs w:val="20"/>
-          <w:lang w:eastAsia="de-DE"/>
-          <w14:ligatures w14:val="none"/>
-        </w:rPr>
-        <w:t>public</w:t>
-      </w:r>
-      <w:proofErr w:type="spellEnd"/>
-      <w:r>
-        <w:rPr>
-          <w:rFonts w:ascii="Courier New" w:eastAsia="Times New Roman" w:hAnsi="Courier New" w:cs="Courier New"/>
-          <w:color w:val="CF8E6D"/>
-          <w:kern w:val="0"/>
-          <w:sz w:val="20"/>
-          <w:szCs w:val="20"/>
-          <w:lang w:eastAsia="de-DE"/>
-          <w14:ligatures w14:val="none"/>
-        </w:rPr>
-        <w:t xml:space="preserve"> </w:t>
-      </w:r>
-      <w:proofErr w:type="spellStart"/>
-      <w:r>
-        <w:rPr>
-          <w:rFonts w:ascii="Courier New" w:eastAsia="Times New Roman" w:hAnsi="Courier New" w:cs="Courier New"/>
-          <w:color w:val="CF8E6D"/>
-          <w:kern w:val="0"/>
-          <w:sz w:val="20"/>
-          <w:szCs w:val="20"/>
-          <w:lang w:eastAsia="de-DE"/>
-          <w14:ligatures w14:val="none"/>
-        </w:rPr>
-        <w:t>static</w:t>
-      </w:r>
-      <w:proofErr w:type="spellEnd"/>
-      <w:r>
-        <w:rPr>
-          <w:rFonts w:ascii="Courier New" w:eastAsia="Times New Roman" w:hAnsi="Courier New" w:cs="Courier New"/>
-          <w:color w:val="CF8E6D"/>
-          <w:kern w:val="0"/>
-          <w:sz w:val="20"/>
-          <w:szCs w:val="20"/>
-          <w:lang w:eastAsia="de-DE"/>
-          <w14:ligatures w14:val="none"/>
-        </w:rPr>
-        <w:t xml:space="preserve"> </w:t>
-      </w:r>
-      <w:proofErr w:type="spellStart"/>
-      <w:r>
-        <w:rPr>
-          <w:rFonts w:ascii="Courier New" w:eastAsia="Times New Roman" w:hAnsi="Courier New" w:cs="Courier New"/>
-          <w:color w:val="CF8E6D"/>
-          <w:kern w:val="0"/>
-          <w:sz w:val="20"/>
-          <w:szCs w:val="20"/>
-          <w:lang w:eastAsia="de-DE"/>
-          <w14:ligatures w14:val="none"/>
-        </w:rPr>
-        <w:t>void</w:t>
-      </w:r>
-      <w:proofErr w:type="spellEnd"/>
-      <w:r>
-        <w:rPr>
-          <w:rFonts w:ascii="Courier New" w:eastAsia="Times New Roman" w:hAnsi="Courier New" w:cs="Courier New"/>
-          <w:color w:val="CF8E6D"/>
-          <w:kern w:val="0"/>
-          <w:sz w:val="20"/>
-          <w:szCs w:val="20"/>
-          <w:lang w:eastAsia="de-DE"/>
-          <w14:ligatures w14:val="none"/>
-        </w:rPr>
-        <w:t xml:space="preserve"> </w:t>
-      </w:r>
-      <w:proofErr w:type="spellStart"/>
-      <w:proofErr w:type="gramStart"/>
-      <w:r>
-        <w:rPr>
-          <w:rFonts w:ascii="Courier New" w:eastAsia="Times New Roman" w:hAnsi="Courier New" w:cs="Courier New"/>
-          <w:color w:val="56A8F5"/>
-          <w:kern w:val="0"/>
-          <w:sz w:val="20"/>
-          <w:szCs w:val="20"/>
-          <w:lang w:eastAsia="de-DE"/>
-          <w14:ligatures w14:val="none"/>
-        </w:rPr>
-        <w:t>main</w:t>
-      </w:r>
-      <w:proofErr w:type="spellEnd"/>
-      <w:r>
-        <w:rPr>
-          <w:rFonts w:ascii="Courier New" w:eastAsia="Times New Roman" w:hAnsi="Courier New" w:cs="Courier New"/>
-          <w:color w:val="BCBEC4"/>
-          <w:kern w:val="0"/>
-          <w:sz w:val="20"/>
-          <w:szCs w:val="20"/>
-          <w:lang w:eastAsia="de-DE"/>
-          <w14:ligatures w14:val="none"/>
-        </w:rPr>
-        <w:t>(String[</w:t>
-      </w:r>
-      <w:proofErr w:type="gramEnd"/>
-      <w:r>
-        <w:rPr>
-          <w:rFonts w:ascii="Courier New" w:eastAsia="Times New Roman" w:hAnsi="Courier New" w:cs="Courier New"/>
-          <w:color w:val="BCBEC4"/>
-          <w:kern w:val="0"/>
-          <w:sz w:val="20"/>
-          <w:szCs w:val="20"/>
-          <w:lang w:eastAsia="de-DE"/>
-          <w14:ligatures w14:val="none"/>
-        </w:rPr>
-        <w:t xml:space="preserve">] </w:t>
-      </w:r>
-      <w:proofErr w:type="spellStart"/>
-      <w:r>
-        <w:rPr>
-          <w:rFonts w:ascii="Courier New" w:eastAsia="Times New Roman" w:hAnsi="Courier New" w:cs="Courier New"/>
-          <w:color w:val="BCBEC4"/>
-          <w:kern w:val="0"/>
-          <w:sz w:val="20"/>
-          <w:szCs w:val="20"/>
-          <w:lang w:eastAsia="de-DE"/>
-          <w14:ligatures w14:val="none"/>
-        </w:rPr>
-        <w:t>args</w:t>
-      </w:r>
-      <w:proofErr w:type="spellEnd"/>
-      <w:r>
-        <w:rPr>
-          <w:rFonts w:ascii="Courier New" w:eastAsia="Times New Roman" w:hAnsi="Courier New" w:cs="Courier New"/>
-          <w:color w:val="BCBEC4"/>
-          <w:kern w:val="0"/>
-          <w:sz w:val="20"/>
-          <w:szCs w:val="20"/>
-          <w:lang w:eastAsia="de-DE"/>
-          <w14:ligatures w14:val="none"/>
-        </w:rPr>
-        <w:t>) {</w:t>
-      </w:r>
-      <w:r>
-        <w:rPr>
-          <w:rFonts w:ascii="Courier New" w:eastAsia="Times New Roman" w:hAnsi="Courier New" w:cs="Courier New"/>
-          <w:color w:val="BCBEC4"/>
-          <w:kern w:val="0"/>
-          <w:sz w:val="20"/>
-          <w:szCs w:val="20"/>
-          <w:lang w:eastAsia="de-DE"/>
-          <w14:ligatures w14:val="none"/>
-        </w:rPr>
-        <w:br/>
-        <w:t xml:space="preserve">        </w:t>
-      </w:r>
-      <w:proofErr w:type="spellStart"/>
-      <w:r>
-        <w:rPr>
-          <w:rFonts w:ascii="Courier New" w:eastAsia="Times New Roman" w:hAnsi="Courier New" w:cs="Courier New"/>
-          <w:color w:val="BCBEC4"/>
-          <w:kern w:val="0"/>
-          <w:sz w:val="20"/>
-          <w:szCs w:val="20"/>
-          <w:lang w:eastAsia="de-DE"/>
-          <w14:ligatures w14:val="none"/>
-        </w:rPr>
-        <w:t>CardBoard</w:t>
-      </w:r>
-      <w:proofErr w:type="spellEnd"/>
-      <w:r>
-        <w:rPr>
-          <w:rFonts w:ascii="Courier New" w:eastAsia="Times New Roman" w:hAnsi="Courier New" w:cs="Courier New"/>
-          <w:color w:val="BCBEC4"/>
-          <w:kern w:val="0"/>
-          <w:sz w:val="20"/>
-          <w:szCs w:val="20"/>
-          <w:lang w:eastAsia="de-DE"/>
-          <w14:ligatures w14:val="none"/>
-        </w:rPr>
-        <w:t xml:space="preserve"> c1 = </w:t>
-      </w:r>
-      <w:proofErr w:type="spellStart"/>
-      <w:r>
-        <w:rPr>
-          <w:rFonts w:ascii="Courier New" w:eastAsia="Times New Roman" w:hAnsi="Courier New" w:cs="Courier New"/>
-          <w:color w:val="CF8E6D"/>
-          <w:kern w:val="0"/>
-          <w:sz w:val="20"/>
-          <w:szCs w:val="20"/>
-          <w:lang w:eastAsia="de-DE"/>
-          <w14:ligatures w14:val="none"/>
-        </w:rPr>
-        <w:t>new</w:t>
-      </w:r>
-      <w:proofErr w:type="spellEnd"/>
-      <w:r>
-        <w:rPr>
-          <w:rFonts w:ascii="Courier New" w:eastAsia="Times New Roman" w:hAnsi="Courier New" w:cs="Courier New"/>
-          <w:color w:val="CF8E6D"/>
-          <w:kern w:val="0"/>
-          <w:sz w:val="20"/>
-          <w:szCs w:val="20"/>
-          <w:lang w:eastAsia="de-DE"/>
-          <w14:ligatures w14:val="none"/>
-        </w:rPr>
-        <w:t xml:space="preserve"> </w:t>
-      </w:r>
-      <w:proofErr w:type="spellStart"/>
-      <w:proofErr w:type="gramStart"/>
-      <w:r>
-        <w:rPr>
-          <w:rFonts w:ascii="Courier New" w:eastAsia="Times New Roman" w:hAnsi="Courier New" w:cs="Courier New"/>
-          <w:color w:val="BCBEC4"/>
-          <w:kern w:val="0"/>
-          <w:sz w:val="20"/>
-          <w:szCs w:val="20"/>
-          <w:lang w:eastAsia="de-DE"/>
-          <w14:ligatures w14:val="none"/>
-        </w:rPr>
-        <w:t>CardBoard</w:t>
-      </w:r>
-      <w:proofErr w:type="spellEnd"/>
-      <w:r>
-        <w:rPr>
-          <w:rFonts w:ascii="Courier New" w:eastAsia="Times New Roman" w:hAnsi="Courier New" w:cs="Courier New"/>
-          <w:color w:val="BCBEC4"/>
-          <w:kern w:val="0"/>
-          <w:sz w:val="20"/>
-          <w:szCs w:val="20"/>
-          <w:lang w:eastAsia="de-DE"/>
-          <w14:ligatures w14:val="none"/>
-        </w:rPr>
-        <w:t>(</w:t>
-      </w:r>
-      <w:proofErr w:type="gramEnd"/>
-      <w:r>
-        <w:rPr>
-          <w:rFonts w:ascii="Courier New" w:eastAsia="Times New Roman" w:hAnsi="Courier New" w:cs="Courier New"/>
-          <w:color w:val="BCBEC4"/>
-          <w:kern w:val="0"/>
-          <w:sz w:val="20"/>
-          <w:szCs w:val="20"/>
-          <w:lang w:eastAsia="de-DE"/>
-          <w14:ligatures w14:val="none"/>
-        </w:rPr>
-        <w:t>);</w:t>
-      </w:r>
-      <w:r>
-        <w:rPr>
-          <w:rFonts w:ascii="Courier New" w:eastAsia="Times New Roman" w:hAnsi="Courier New" w:cs="Courier New"/>
-          <w:color w:val="BCBEC4"/>
-          <w:kern w:val="0"/>
-          <w:sz w:val="20"/>
-          <w:szCs w:val="20"/>
-          <w:lang w:eastAsia="de-DE"/>
-          <w14:ligatures w14:val="none"/>
-        </w:rPr>
-        <w:br/>
-        <w:t xml:space="preserve">        </w:t>
-      </w:r>
-      <w:proofErr w:type="spellStart"/>
-      <w:r>
-        <w:rPr>
-          <w:rFonts w:ascii="Courier New" w:eastAsia="Times New Roman" w:hAnsi="Courier New" w:cs="Courier New"/>
-          <w:color w:val="BCBEC4"/>
-          <w:kern w:val="0"/>
-          <w:sz w:val="20"/>
-          <w:szCs w:val="20"/>
-          <w:lang w:eastAsia="de-DE"/>
-          <w14:ligatures w14:val="none"/>
-        </w:rPr>
-        <w:t>CardBoard</w:t>
-      </w:r>
-      <w:proofErr w:type="spellEnd"/>
-      <w:r>
-        <w:rPr>
-          <w:rFonts w:ascii="Courier New" w:eastAsia="Times New Roman" w:hAnsi="Courier New" w:cs="Courier New"/>
-          <w:color w:val="BCBEC4"/>
-          <w:kern w:val="0"/>
-          <w:sz w:val="20"/>
-          <w:szCs w:val="20"/>
-          <w:lang w:eastAsia="de-DE"/>
-          <w14:ligatures w14:val="none"/>
-        </w:rPr>
-        <w:t xml:space="preserve"> c2 = </w:t>
-      </w:r>
-      <w:proofErr w:type="spellStart"/>
-      <w:r>
-        <w:rPr>
-          <w:rFonts w:ascii="Courier New" w:eastAsia="Times New Roman" w:hAnsi="Courier New" w:cs="Courier New"/>
-          <w:color w:val="CF8E6D"/>
-          <w:kern w:val="0"/>
-          <w:sz w:val="20"/>
-          <w:szCs w:val="20"/>
-          <w:lang w:eastAsia="de-DE"/>
-          <w14:ligatures w14:val="none"/>
-        </w:rPr>
-        <w:t>new</w:t>
-      </w:r>
-      <w:proofErr w:type="spellEnd"/>
-      <w:r>
-        <w:rPr>
-          <w:rFonts w:ascii="Courier New" w:eastAsia="Times New Roman" w:hAnsi="Courier New" w:cs="Courier New"/>
-          <w:color w:val="CF8E6D"/>
-          <w:kern w:val="0"/>
-          <w:sz w:val="20"/>
-          <w:szCs w:val="20"/>
-          <w:lang w:eastAsia="de-DE"/>
-          <w14:ligatures w14:val="none"/>
-        </w:rPr>
-        <w:t xml:space="preserve"> </w:t>
-      </w:r>
-      <w:proofErr w:type="spellStart"/>
-      <w:proofErr w:type="gramStart"/>
-      <w:r>
-        <w:rPr>
-          <w:rFonts w:ascii="Courier New" w:eastAsia="Times New Roman" w:hAnsi="Courier New" w:cs="Courier New"/>
-          <w:color w:val="BCBEC4"/>
-          <w:kern w:val="0"/>
-          <w:sz w:val="20"/>
-          <w:szCs w:val="20"/>
-          <w:lang w:eastAsia="de-DE"/>
-          <w14:ligatures w14:val="none"/>
-        </w:rPr>
-        <w:t>CardBoard</w:t>
-      </w:r>
-      <w:proofErr w:type="spellEnd"/>
-      <w:r>
-        <w:rPr>
-          <w:rFonts w:ascii="Courier New" w:eastAsia="Times New Roman" w:hAnsi="Courier New" w:cs="Courier New"/>
-          <w:color w:val="BCBEC4"/>
-          <w:kern w:val="0"/>
-          <w:sz w:val="20"/>
-          <w:szCs w:val="20"/>
-          <w:lang w:eastAsia="de-DE"/>
-          <w14:ligatures w14:val="none"/>
-        </w:rPr>
-        <w:t>(</w:t>
-      </w:r>
-      <w:proofErr w:type="gramEnd"/>
-      <w:r>
-        <w:rPr>
-          <w:rFonts w:ascii="Courier New" w:eastAsia="Times New Roman" w:hAnsi="Courier New" w:cs="Courier New"/>
-          <w:color w:val="BCBEC4"/>
-          <w:kern w:val="0"/>
-          <w:sz w:val="20"/>
-          <w:szCs w:val="20"/>
-          <w:lang w:eastAsia="de-DE"/>
-          <w14:ligatures w14:val="none"/>
-        </w:rPr>
-        <w:t>);</w:t>
-      </w:r>
-      <w:r>
-        <w:rPr>
-          <w:rFonts w:ascii="Courier New" w:eastAsia="Times New Roman" w:hAnsi="Courier New" w:cs="Courier New"/>
-          <w:color w:val="BCBEC4"/>
-          <w:kern w:val="0"/>
-          <w:sz w:val="20"/>
-          <w:szCs w:val="20"/>
-          <w:lang w:eastAsia="de-DE"/>
-          <w14:ligatures w14:val="none"/>
-        </w:rPr>
-        <w:br/>
-        <w:t xml:space="preserve">        </w:t>
-      </w:r>
-      <w:proofErr w:type="spellStart"/>
-      <w:r>
-        <w:rPr>
-          <w:rFonts w:ascii="Courier New" w:eastAsia="Times New Roman" w:hAnsi="Courier New" w:cs="Courier New"/>
-          <w:color w:val="BCBEC4"/>
-          <w:kern w:val="0"/>
-          <w:sz w:val="20"/>
-          <w:szCs w:val="20"/>
-          <w:lang w:eastAsia="de-DE"/>
-          <w14:ligatures w14:val="none"/>
-        </w:rPr>
-        <w:t>CardBoard</w:t>
-      </w:r>
-      <w:proofErr w:type="spellEnd"/>
-      <w:r>
-        <w:rPr>
-          <w:rFonts w:ascii="Courier New" w:eastAsia="Times New Roman" w:hAnsi="Courier New" w:cs="Courier New"/>
-          <w:color w:val="BCBEC4"/>
-          <w:kern w:val="0"/>
-          <w:sz w:val="20"/>
-          <w:szCs w:val="20"/>
-          <w:lang w:eastAsia="de-DE"/>
-          <w14:ligatures w14:val="none"/>
-        </w:rPr>
-        <w:t xml:space="preserve"> c3 = c1.go(c2);</w:t>
-      </w:r>
-      <w:r>
-        <w:rPr>
-          <w:rFonts w:ascii="Courier New" w:eastAsia="Times New Roman" w:hAnsi="Courier New" w:cs="Courier New"/>
-          <w:color w:val="BCBEC4"/>
-          <w:kern w:val="0"/>
-          <w:sz w:val="20"/>
-          <w:szCs w:val="20"/>
-          <w:lang w:eastAsia="de-DE"/>
-          <w14:ligatures w14:val="none"/>
-        </w:rPr>
-        <w:br/>
-        <w:t xml:space="preserve">        c1 = </w:t>
-      </w:r>
-      <w:r>
-        <w:rPr>
-          <w:rFonts w:ascii="Courier New" w:eastAsia="Times New Roman" w:hAnsi="Courier New" w:cs="Courier New"/>
-          <w:color w:val="CF8E6D"/>
-          <w:kern w:val="0"/>
-          <w:sz w:val="20"/>
-          <w:szCs w:val="20"/>
-          <w:lang w:eastAsia="de-DE"/>
-          <w14:ligatures w14:val="none"/>
-        </w:rPr>
-        <w:t>null</w:t>
-      </w:r>
-      <w:r>
-        <w:rPr>
-          <w:rFonts w:ascii="Courier New" w:eastAsia="Times New Roman" w:hAnsi="Courier New" w:cs="Courier New"/>
-          <w:color w:val="BCBEC4"/>
-          <w:kern w:val="0"/>
-          <w:sz w:val="20"/>
-          <w:szCs w:val="20"/>
-          <w:lang w:eastAsia="de-DE"/>
-          <w14:ligatures w14:val="none"/>
-        </w:rPr>
-        <w:t>;</w:t>
-      </w:r>
-      <w:r>
-        <w:rPr>
-          <w:rFonts w:ascii="Courier New" w:eastAsia="Times New Roman" w:hAnsi="Courier New" w:cs="Courier New"/>
-          <w:color w:val="BCBEC4"/>
-          <w:kern w:val="0"/>
-          <w:sz w:val="20"/>
-          <w:szCs w:val="20"/>
-          <w:lang w:eastAsia="de-DE"/>
-          <w14:ligatures w14:val="none"/>
-        </w:rPr>
-        <w:br/>
-        <w:t xml:space="preserve">  </w:t>
-      </w:r>
-      <w:proofErr w:type="gramStart"/>
-      <w:r>
-        <w:rPr>
-          <w:rFonts w:ascii="Courier New" w:eastAsia="Times New Roman" w:hAnsi="Courier New" w:cs="Courier New"/>
-          <w:color w:val="BCBEC4"/>
-          <w:kern w:val="0"/>
-          <w:sz w:val="20"/>
-          <w:szCs w:val="20"/>
-          <w:lang w:eastAsia="de-DE"/>
-          <w14:ligatures w14:val="none"/>
-        </w:rPr>
-        <w:t xml:space="preserve">  }</w:t>
-      </w:r>
-      <w:proofErr w:type="gramEnd"/>
+        <w:t xml:space="preserve">    }</w:t>
+      </w:r>
       <w:r>
         <w:rPr>
           <w:rFonts w:ascii="Courier New" w:eastAsia="Times New Roman" w:hAnsi="Courier New" w:cs="Courier New"/>
@@ -9302,6 +7132,7 @@
   <w:style w:type="character" w:default="1" w:styleId="Absatz-Standardschriftart">
     <w:name w:val="Default Paragraph Font"/>
     <w:uiPriority w:val="1"/>
+    <w:semiHidden/>
     <w:unhideWhenUsed/>
   </w:style>
   <w:style w:type="table" w:default="1" w:styleId="NormaleTabelle">
